--- a/assets/doc/abrar_mudhir_cv.docx
+++ b/assets/doc/abrar_mudhir_cv.docx
@@ -189,7 +189,7 @@
           <w:sz w:val="20"/>
           <w:lang w:val="en-GB" w:eastAsia="en-GB"/>
         </w:rPr>
-        <w:pict w14:anchorId="106921E6">
+        <w:pict w14:anchorId="2EF36C3A">
           <v:group id="_x0000_s2107" style="position:absolute;margin-left:7.05pt;margin-top:12.05pt;width:138.75pt;height:16.5pt;z-index:-5" coordorigin="1342,3892" coordsize="2700,180" o:allowincell="f">
             <v:rect id="_x0000_s2108" style="position:absolute;left:1342;top:3892;width:2700;height:180" fillcolor="#31849b" stroked="f">
               <v:fill opacity="59638f"/>
@@ -468,7 +468,7 @@
           <w:szCs w:val="16"/>
           <w:lang w:val="en-GB"/>
         </w:rPr>
-        <w:t>31</w:t>
+        <w:t>01</w:t>
       </w:r>
       <w:r>
         <w:rPr>
@@ -492,7 +492,7 @@
           <w:szCs w:val="16"/>
           <w:lang w:val="en-GB"/>
         </w:rPr>
-        <w:t>Aug</w:t>
+        <w:t>Sep</w:t>
       </w:r>
       <w:r>
         <w:rPr>
@@ -648,7 +648,7 @@
           <w:sz w:val="20"/>
           <w:lang w:val="en-GB"/>
         </w:rPr>
-        <w:pict w14:anchorId="2C463179">
+        <w:pict w14:anchorId="4B8BC2CA">
           <v:group id="_x0000_s2269" style="position:absolute;margin-left:6.8pt;margin-top:120.8pt;width:142.2pt;height:16.5pt;z-index:-1" coordorigin="1342,3892" coordsize="2700,180" o:allowincell="f">
             <v:rect id="_x0000_s2270" style="position:absolute;left:1342;top:3892;width:2700;height:180" fillcolor="#31849b" stroked="f">
               <v:fill opacity="59638f"/>
@@ -667,7 +667,7 @@
           <w:sz w:val="20"/>
           <w:lang w:val="en-GB"/>
         </w:rPr>
-        <w:pict w14:anchorId="1BE4BC49">
+        <w:pict w14:anchorId="4BBC916E">
           <v:group id="_x0000_s2212" style="position:absolute;margin-left:6.8pt;margin-top:12.45pt;width:142.2pt;height:16.5pt;z-index:-4" coordorigin="1342,3892" coordsize="2700,180" o:allowincell="f">
             <v:rect id="_x0000_s2213" style="position:absolute;left:1342;top:3892;width:2700;height:180" fillcolor="#31849b" stroked="f">
               <v:fill opacity="59638f"/>
@@ -914,6 +914,7 @@
                 <w:lang w:val="en-GB"/>
               </w:rPr>
             </w:pPr>
+            <w:proofErr w:type="gramStart"/>
             <w:r>
               <w:rPr>
                 <w:rFonts w:ascii="Verdana" w:hAnsi="Verdana" w:cs="Arial"/>
@@ -924,7 +925,20 @@
                 <w:sz w:val="20"/>
                 <w:lang w:val="en-GB"/>
               </w:rPr>
-              <w:t xml:space="preserve">Masters of Engineering - </w:t>
+              <w:t>Masters of Engineering</w:t>
+            </w:r>
+            <w:proofErr w:type="gramEnd"/>
+            <w:r>
+              <w:rPr>
+                <w:rFonts w:ascii="Verdana" w:hAnsi="Verdana" w:cs="Arial"/>
+                <w:b/>
+                <w:bCs/>
+                <w:i/>
+                <w:color w:val="595959"/>
+                <w:sz w:val="20"/>
+                <w:lang w:val="en-GB"/>
+              </w:rPr>
+              <w:t xml:space="preserve"> - </w:t>
             </w:r>
             <w:r>
               <w:rPr>
@@ -1417,17 +1431,54 @@
               </w:rPr>
               <w:t xml:space="preserve"> (</w:t>
             </w:r>
-            <w:hyperlink r:id="rId12" w:history="1">
-              <w:r>
-                <w:rPr>
-                  <w:rStyle w:val="Hyperlink"/>
-                  <w:rFonts w:ascii="Verdana" w:hAnsi="Verdana" w:cs="Verdana"/>
-                  <w:sz w:val="20"/>
-                  <w:lang w:val="it-IT" w:eastAsia="ar-SA"/>
-                </w:rPr>
-                <w:t>AI-102</w:t>
-              </w:r>
-            </w:hyperlink>
+            <w:r>
+              <w:rPr>
+                <w:rFonts w:ascii="Verdana" w:hAnsi="Verdana" w:cs="Verdana"/>
+                <w:sz w:val="20"/>
+                <w:lang w:val="en-GB" w:eastAsia="ar-SA"/>
+              </w:rPr>
+              <w:fldChar w:fldCharType="begin"/>
+            </w:r>
+            <w:r>
+              <w:rPr>
+                <w:rFonts w:ascii="Verdana" w:hAnsi="Verdana" w:cs="Verdana"/>
+                <w:sz w:val="20"/>
+                <w:lang w:val="it-IT" w:eastAsia="ar-SA"/>
+              </w:rPr>
+              <w:instrText>HYPERLINK "https://learn.microsoft.com/api/credentials/share/en-gb/AbrarMudhir-6026/D34862B3E92762BE?sharingId=6CDE1921338520C9"</w:instrText>
+            </w:r>
+            <w:r>
+              <w:rPr>
+                <w:rFonts w:ascii="Verdana" w:hAnsi="Verdana" w:cs="Verdana"/>
+                <w:sz w:val="20"/>
+                <w:lang w:val="en-GB" w:eastAsia="ar-SA"/>
+              </w:rPr>
+            </w:r>
+            <w:r>
+              <w:rPr>
+                <w:rFonts w:ascii="Verdana" w:hAnsi="Verdana" w:cs="Verdana"/>
+                <w:sz w:val="20"/>
+                <w:lang w:val="en-GB" w:eastAsia="ar-SA"/>
+              </w:rPr>
+              <w:fldChar w:fldCharType="separate"/>
+            </w:r>
+            <w:r>
+              <w:rPr>
+                <w:rStyle w:val="Hyperlink"/>
+                <w:rFonts w:ascii="Verdana" w:hAnsi="Verdana" w:cs="Verdana"/>
+                <w:sz w:val="20"/>
+                <w:lang w:val="it-IT" w:eastAsia="ar-SA"/>
+              </w:rPr>
+              <w:t>AI-102</w:t>
+            </w:r>
+            <w:r>
+              <w:rPr>
+                <w:rFonts w:ascii="Verdana" w:hAnsi="Verdana" w:cs="Verdana"/>
+                <w:sz w:val="20"/>
+                <w:lang w:val="en-GB" w:eastAsia="ar-SA"/>
+              </w:rPr>
+              <w:fldChar w:fldCharType="end"/>
+            </w:r>
             <w:r>
               <w:rPr>
                 <w:rFonts w:ascii="Verdana" w:hAnsi="Verdana" w:cs="Verdana"/>
@@ -1576,7 +1627,7 @@
               </w:rPr>
               <w:t xml:space="preserve"> (</w:t>
             </w:r>
-            <w:hyperlink r:id="rId13" w:history="1">
+            <w:hyperlink r:id="rId12" w:history="1">
               <w:r>
                 <w:rPr>
                   <w:rStyle w:val="Hyperlink"/>
@@ -1648,7 +1699,7 @@
               </w:rPr>
               <w:t xml:space="preserve"> (</w:t>
             </w:r>
-            <w:hyperlink r:id="rId14" w:history="1">
+            <w:hyperlink r:id="rId13" w:history="1">
               <w:r>
                 <w:rPr>
                   <w:rStyle w:val="Hyperlink"/>
@@ -1724,7 +1775,7 @@
               </w:rPr>
               <w:t xml:space="preserve"> (</w:t>
             </w:r>
-            <w:hyperlink r:id="rId15" w:history="1">
+            <w:hyperlink r:id="rId14" w:history="1">
               <w:r>
                 <w:rPr>
                   <w:rStyle w:val="Hyperlink"/>
@@ -1798,7 +1849,7 @@
                 <w:sz w:val="20"/>
                 <w:lang w:val="en-GB" w:eastAsia="ar-SA"/>
               </w:rPr>
-              <w:pict w14:anchorId="31180161">
+              <w:pict w14:anchorId="1C23FED5">
                 <v:group id="_x0000_s2263" style="position:absolute;margin-left:7.5pt;margin-top:11.85pt;width:142.2pt;height:16.5pt;z-index:-2;mso-position-horizontal-relative:text;mso-position-vertical-relative:text" coordorigin="1342,3892" coordsize="2700,180" o:allowincell="f">
                   <v:rect id="_x0000_s2264" style="position:absolute;left:1342;top:3892;width:2700;height:180" fillcolor="#31849b" stroked="f">
                     <v:fill opacity="59638f"/>
@@ -1952,7 +2003,7 @@
                 <w:lang w:val="en-GB"/>
               </w:rPr>
             </w:pPr>
-            <w:hyperlink r:id="rId16" w:history="1">
+            <w:hyperlink r:id="rId15" w:history="1">
               <w:r>
                 <w:rPr>
                   <w:rStyle w:val="Hyperlink"/>
@@ -2777,7 +2828,7 @@
                 <w:lang w:val="en-GB"/>
               </w:rPr>
             </w:pPr>
-            <w:hyperlink r:id="rId17" w:history="1">
+            <w:hyperlink r:id="rId16" w:history="1">
               <w:r>
                 <w:rPr>
                   <w:rStyle w:val="Hyperlink"/>
@@ -2944,7 +2995,25 @@
                 <w:sz w:val="20"/>
                 <w:lang w:val="en-GB" w:eastAsia="ar-SA"/>
               </w:rPr>
-              <w:t xml:space="preserve"> and Dagster, creating scalable data products that support EDFT’s trading </w:t>
+              <w:t xml:space="preserve"> and </w:t>
+            </w:r>
+            <w:proofErr w:type="spellStart"/>
+            <w:r>
+              <w:rPr>
+                <w:rFonts w:ascii="Verdana" w:hAnsi="Verdana" w:cs="Verdana"/>
+                <w:sz w:val="20"/>
+                <w:lang w:val="en-GB" w:eastAsia="ar-SA"/>
+              </w:rPr>
+              <w:t>Dagster</w:t>
+            </w:r>
+            <w:proofErr w:type="spellEnd"/>
+            <w:r>
+              <w:rPr>
+                <w:rFonts w:ascii="Verdana" w:hAnsi="Verdana" w:cs="Verdana"/>
+                <w:sz w:val="20"/>
+                <w:lang w:val="en-GB" w:eastAsia="ar-SA"/>
+              </w:rPr>
+              <w:t xml:space="preserve">, creating scalable data products that support EDFT’s trading </w:t>
             </w:r>
             <w:r>
               <w:rPr>
@@ -3185,6 +3254,7 @@
               </w:rPr>
               <w:t>(</w:t>
             </w:r>
+            <w:proofErr w:type="spellStart"/>
             <w:r>
               <w:rPr>
                 <w:rFonts w:ascii="Verdana" w:hAnsi="Verdana" w:cs="Arial"/>
@@ -3195,6 +3265,7 @@
               </w:rPr>
               <w:t>Dagster</w:t>
             </w:r>
+            <w:proofErr w:type="spellEnd"/>
             <w:r>
               <w:rPr>
                 <w:rFonts w:ascii="Verdana" w:hAnsi="Verdana" w:cs="Arial"/>
@@ -3596,7 +3667,7 @@
                 <w:lang w:val="en-GB"/>
               </w:rPr>
             </w:pPr>
-            <w:hyperlink r:id="rId18" w:history="1">
+            <w:hyperlink r:id="rId17" w:history="1">
               <w:r>
                 <w:rPr>
                   <w:rStyle w:val="Hyperlink"/>
@@ -3798,7 +3869,25 @@
                 <w:sz w:val="20"/>
                 <w:lang w:val="en-GB" w:eastAsia="ar-SA"/>
               </w:rPr>
-              <w:t>Built a full-stack Fund Model application with a FastAPI backend and Dash frontend, replacing ~20 Excel-based models with a unified Python solution for carry calculations and forecasting.</w:t>
+              <w:t xml:space="preserve">Built a full-stack Fund Model application with a </w:t>
+            </w:r>
+            <w:proofErr w:type="spellStart"/>
+            <w:r>
+              <w:rPr>
+                <w:rFonts w:ascii="Verdana" w:hAnsi="Verdana" w:cs="Verdana"/>
+                <w:sz w:val="20"/>
+                <w:lang w:val="en-GB" w:eastAsia="ar-SA"/>
+              </w:rPr>
+              <w:t>FastAPI</w:t>
+            </w:r>
+            <w:proofErr w:type="spellEnd"/>
+            <w:r>
+              <w:rPr>
+                <w:rFonts w:ascii="Verdana" w:hAnsi="Verdana" w:cs="Verdana"/>
+                <w:sz w:val="20"/>
+                <w:lang w:val="en-GB" w:eastAsia="ar-SA"/>
+              </w:rPr>
+              <w:t xml:space="preserve"> backend and Dash frontend, replacing ~20 Excel-based models with a unified Python solution for carry calculations and forecasting.</w:t>
             </w:r>
           </w:p>
           <w:p>
@@ -4319,7 +4408,7 @@
                 <w:lang w:val="en-GB"/>
               </w:rPr>
             </w:pPr>
-            <w:hyperlink r:id="rId19" w:history="1">
+            <w:hyperlink r:id="rId18" w:history="1">
               <w:r>
                 <w:rPr>
                   <w:rStyle w:val="Hyperlink"/>
@@ -5311,7 +5400,7 @@
                 <w:lang w:val="en-GB"/>
               </w:rPr>
             </w:pPr>
-            <w:hyperlink r:id="rId20" w:history="1">
+            <w:hyperlink r:id="rId19" w:history="1">
               <w:r>
                 <w:rPr>
                   <w:rStyle w:val="Hyperlink"/>
@@ -6408,7 +6497,7 @@
                 <w:lang w:val="en-GB"/>
               </w:rPr>
             </w:pPr>
-            <w:hyperlink r:id="rId21" w:history="1">
+            <w:hyperlink r:id="rId20" w:history="1">
               <w:r>
                 <w:rPr>
                   <w:rStyle w:val="Hyperlink"/>
@@ -6429,7 +6518,7 @@
               </w:rPr>
               <w:t xml:space="preserve"> for ESA - </w:t>
             </w:r>
-            <w:hyperlink r:id="rId22" w:history="1">
+            <w:hyperlink r:id="rId21" w:history="1">
               <w:r>
                 <w:rPr>
                   <w:rStyle w:val="Hyperlink"/>
@@ -7343,7 +7432,7 @@
                 <w:lang w:val="en-GB"/>
               </w:rPr>
             </w:pPr>
-            <w:hyperlink r:id="rId23" w:history="1">
+            <w:hyperlink r:id="rId22" w:history="1">
               <w:r>
                 <w:rPr>
                   <w:rStyle w:val="Hyperlink"/>
@@ -7897,6 +7986,7 @@
               </w:rPr>
               <w:t xml:space="preserve"> </w:t>
             </w:r>
+            <w:proofErr w:type="spellStart"/>
             <w:r>
               <w:rPr>
                 <w:rFonts w:ascii="Verdana" w:hAnsi="Verdana" w:cs="Arial"/>
@@ -7906,7 +7996,19 @@
                 <w:u w:val="single"/>
                 <w:lang w:val="en-GB"/>
               </w:rPr>
-              <w:t>GoldenSource EDM</w:t>
+              <w:t>GoldenSource</w:t>
+            </w:r>
+            <w:proofErr w:type="spellEnd"/>
+            <w:r>
+              <w:rPr>
+                <w:rFonts w:ascii="Verdana" w:hAnsi="Verdana" w:cs="Arial"/>
+                <w:bCs/>
+                <w:i/>
+                <w:sz w:val="20"/>
+                <w:u w:val="single"/>
+                <w:lang w:val="en-GB"/>
+              </w:rPr>
+              <w:t xml:space="preserve"> EDM</w:t>
             </w:r>
             <w:r>
               <w:rPr>
@@ -8224,7 +8326,7 @@
                 <w:lang w:val="en-GB"/>
               </w:rPr>
             </w:pPr>
-            <w:hyperlink r:id="rId24" w:history="1">
+            <w:hyperlink r:id="rId23" w:history="1">
               <w:r>
                 <w:rPr>
                   <w:rStyle w:val="Hyperlink"/>
@@ -9148,7 +9250,7 @@
                 <w:lang w:val="en-GB"/>
               </w:rPr>
             </w:pPr>
-            <w:hyperlink r:id="rId25" w:history="1">
+            <w:hyperlink r:id="rId24" w:history="1">
               <w:r>
                 <w:rPr>
                   <w:rStyle w:val="Hyperlink"/>
@@ -9862,7 +9964,7 @@
                 <w:lang w:val="en-GB"/>
               </w:rPr>
             </w:pPr>
-            <w:hyperlink r:id="rId26" w:history="1">
+            <w:hyperlink r:id="rId25" w:history="1">
               <w:r>
                 <w:rPr>
                   <w:rStyle w:val="Hyperlink"/>
@@ -10794,7 +10896,7 @@
                 <w:lang w:val="en-GB"/>
               </w:rPr>
             </w:pPr>
-            <w:hyperlink r:id="rId27" w:history="1">
+            <w:hyperlink r:id="rId26" w:history="1">
               <w:r>
                 <w:rPr>
                   <w:rStyle w:val="Hyperlink"/>
@@ -11796,7 +11898,7 @@
                 <w:lang w:val="en-GB"/>
               </w:rPr>
               <w:lastRenderedPageBreak/>
-              <w:pict w14:anchorId="00F9BD4F">
+              <w:pict w14:anchorId="2BF3EB00">
                 <v:group id="_x0000_s2260" style="position:absolute;margin-left:56.2pt;margin-top:-446.8pt;width:142.2pt;height:16.5pt;z-index:-3;mso-position-horizontal-relative:text;mso-position-vertical-relative:text" coordorigin="1342,3892" coordsize="2700,180" o:allowincell="f">
                   <v:rect id="_x0000_s2261" style="position:absolute;left:1342;top:3892;width:2700;height:180" fillcolor="#31849b" stroked="f">
                     <v:fill opacity="59638f"/>
@@ -11859,7 +11961,7 @@
               </w:rPr>
               <w:t xml:space="preserve">Client Knowledge Limited (now </w:t>
             </w:r>
-            <w:hyperlink r:id="rId28" w:history="1">
+            <w:hyperlink r:id="rId27" w:history="1">
               <w:r>
                 <w:rPr>
                   <w:rStyle w:val="Hyperlink"/>
@@ -12685,7 +12787,7 @@
               </w:rPr>
               <w:t xml:space="preserve">Barclays Global Investors (now </w:t>
             </w:r>
-            <w:hyperlink r:id="rId29" w:history="1">
+            <w:hyperlink r:id="rId28" w:history="1">
               <w:r>
                 <w:rPr>
                   <w:rStyle w:val="Hyperlink"/>
@@ -12980,7 +13082,7 @@
                 <w:lang w:val="en-GB" w:eastAsia="ar-SA"/>
               </w:rPr>
             </w:pPr>
-            <w:hyperlink r:id="rId30" w:history="1">
+            <w:hyperlink r:id="rId29" w:history="1">
               <w:r>
                 <w:rPr>
                   <w:rStyle w:val="Hyperlink"/>
@@ -12999,7 +13101,27 @@
                 <w:sz w:val="20"/>
                 <w:lang w:val="en-GB" w:eastAsia="ar-SA"/>
               </w:rPr>
-              <w:t>, Adastral Park</w:t>
+              <w:t xml:space="preserve">, </w:t>
+            </w:r>
+            <w:proofErr w:type="spellStart"/>
+            <w:r>
+              <w:rPr>
+                <w:rFonts w:ascii="Verdana" w:eastAsia="Calibri" w:hAnsi="Verdana" w:cs="Arial"/>
+                <w:b/>
+                <w:sz w:val="20"/>
+                <w:lang w:val="en-GB" w:eastAsia="ar-SA"/>
+              </w:rPr>
+              <w:t>Adastral</w:t>
+            </w:r>
+            <w:proofErr w:type="spellEnd"/>
+            <w:r>
+              <w:rPr>
+                <w:rFonts w:ascii="Verdana" w:eastAsia="Calibri" w:hAnsi="Verdana" w:cs="Arial"/>
+                <w:b/>
+                <w:sz w:val="20"/>
+                <w:lang w:val="en-GB" w:eastAsia="ar-SA"/>
+              </w:rPr>
+              <w:t xml:space="preserve"> Park</w:t>
             </w:r>
             <w:r>
               <w:rPr>
@@ -13376,7 +13498,7 @@
                 <w:lang w:val="en-GB" w:eastAsia="ar-SA"/>
               </w:rPr>
             </w:pPr>
-            <w:hyperlink r:id="rId31" w:history="1">
+            <w:hyperlink r:id="rId30" w:history="1">
               <w:r>
                 <w:rPr>
                   <w:rStyle w:val="Hyperlink"/>
@@ -13673,12 +13795,12 @@
       </w:pPr>
     </w:p>
     <w:sectPr>
-      <w:headerReference w:type="even" r:id="rId32"/>
-      <w:headerReference w:type="default" r:id="rId33"/>
-      <w:footerReference w:type="even" r:id="rId34"/>
-      <w:footerReference w:type="default" r:id="rId35"/>
-      <w:headerReference w:type="first" r:id="rId36"/>
-      <w:footerReference w:type="first" r:id="rId37"/>
+      <w:headerReference w:type="even" r:id="rId31"/>
+      <w:headerReference w:type="default" r:id="rId32"/>
+      <w:footerReference w:type="even" r:id="rId33"/>
+      <w:footerReference w:type="default" r:id="rId34"/>
+      <w:headerReference w:type="first" r:id="rId35"/>
+      <w:footerReference w:type="first" r:id="rId36"/>
       <w:pgSz w:w="11906" w:h="16838"/>
       <w:pgMar w:top="284" w:right="284" w:bottom="284" w:left="284" w:header="567" w:footer="454" w:gutter="0"/>
       <w:cols w:space="708"/>
@@ -13741,7 +13863,7 @@
         <w:szCs w:val="22"/>
         <w:lang w:val="en-GB" w:eastAsia="ar-SA"/>
       </w:rPr>
-      <w:pict w14:anchorId="4D56512F">
+      <w:pict w14:anchorId="6EB6C181">
         <v:group id="Group 2" o:spid="_x0000_s1028" style="position:absolute;margin-left:526.8pt;margin-top:-.15pt;width:39.7pt;height:17pt;z-index:-1" coordorigin="614,660" coordsize="864,374" wrapcoords="0 -939 -408 1878 -408 19722 0 21600 21192 21600 21600 21600 22008 16904 22008 939 21192 -939 0 -939">
           <v:roundrect id="_x0000_s1029" style="position:absolute;left:859;top:415;width:374;height:864;rotation:-90;visibility:visible" arcsize="10923f" filled="f" strokecolor="#247a00" strokeweight="1pt">
             <v:shadow color="#868686"/>
@@ -17662,52 +17784,52 @@
       </w:rPr>
     </w:lvl>
   </w:abstractNum>
-  <w:num w:numId="1" w16cid:durableId="882638852">
+  <w:num w:numId="1" w16cid:durableId="1098253442">
     <w:abstractNumId w:val="8"/>
   </w:num>
-  <w:num w:numId="2" w16cid:durableId="991906952">
+  <w:num w:numId="2" w16cid:durableId="391854615">
     <w:abstractNumId w:val="26"/>
   </w:num>
-  <w:num w:numId="3" w16cid:durableId="1270815875">
+  <w:num w:numId="3" w16cid:durableId="1409644661">
     <w:abstractNumId w:val="17"/>
   </w:num>
-  <w:num w:numId="4" w16cid:durableId="390813402">
+  <w:num w:numId="4" w16cid:durableId="2064522516">
     <w:abstractNumId w:val="23"/>
   </w:num>
-  <w:num w:numId="5" w16cid:durableId="522472813">
+  <w:num w:numId="5" w16cid:durableId="979312327">
     <w:abstractNumId w:val="7"/>
   </w:num>
-  <w:num w:numId="6" w16cid:durableId="57362567">
+  <w:num w:numId="6" w16cid:durableId="1651981578">
     <w:abstractNumId w:val="24"/>
   </w:num>
-  <w:num w:numId="7" w16cid:durableId="842937837">
+  <w:num w:numId="7" w16cid:durableId="1619022862">
     <w:abstractNumId w:val="27"/>
   </w:num>
-  <w:num w:numId="8" w16cid:durableId="334306467">
+  <w:num w:numId="8" w16cid:durableId="1928345396">
     <w:abstractNumId w:val="19"/>
   </w:num>
-  <w:num w:numId="9" w16cid:durableId="1380789167">
+  <w:num w:numId="9" w16cid:durableId="2142797585">
     <w:abstractNumId w:val="21"/>
   </w:num>
-  <w:num w:numId="10" w16cid:durableId="246505266">
+  <w:num w:numId="10" w16cid:durableId="10647059">
     <w:abstractNumId w:val="0"/>
   </w:num>
-  <w:num w:numId="11" w16cid:durableId="1212571958">
+  <w:num w:numId="11" w16cid:durableId="220293367">
     <w:abstractNumId w:val="25"/>
   </w:num>
-  <w:num w:numId="12" w16cid:durableId="459033775">
+  <w:num w:numId="12" w16cid:durableId="611984869">
     <w:abstractNumId w:val="14"/>
   </w:num>
-  <w:num w:numId="13" w16cid:durableId="688675536">
+  <w:num w:numId="13" w16cid:durableId="237138437">
     <w:abstractNumId w:val="22"/>
   </w:num>
-  <w:num w:numId="14" w16cid:durableId="962686849">
+  <w:num w:numId="14" w16cid:durableId="1865173879">
     <w:abstractNumId w:val="3"/>
   </w:num>
-  <w:num w:numId="15" w16cid:durableId="1998419869">
+  <w:num w:numId="15" w16cid:durableId="1813447768">
     <w:abstractNumId w:val="9"/>
   </w:num>
-  <w:num w:numId="16" w16cid:durableId="284390376">
+  <w:num w:numId="16" w16cid:durableId="1309625614">
     <w:abstractNumId w:val="10"/>
     <w:lvlOverride w:ilvl="0"/>
     <w:lvlOverride w:ilvl="1"/>
@@ -17719,7 +17841,7 @@
     <w:lvlOverride w:ilvl="7"/>
     <w:lvlOverride w:ilvl="8"/>
   </w:num>
-  <w:num w:numId="17" w16cid:durableId="1735471660">
+  <w:num w:numId="17" w16cid:durableId="1237402318">
     <w:abstractNumId w:val="16"/>
     <w:lvlOverride w:ilvl="0"/>
     <w:lvlOverride w:ilvl="1"/>
@@ -17731,37 +17853,37 @@
     <w:lvlOverride w:ilvl="7"/>
     <w:lvlOverride w:ilvl="8"/>
   </w:num>
-  <w:num w:numId="18" w16cid:durableId="1947469277">
+  <w:num w:numId="18" w16cid:durableId="287668196">
     <w:abstractNumId w:val="4"/>
   </w:num>
-  <w:num w:numId="19" w16cid:durableId="734861805">
+  <w:num w:numId="19" w16cid:durableId="832187096">
     <w:abstractNumId w:val="15"/>
   </w:num>
-  <w:num w:numId="20" w16cid:durableId="1510829200">
+  <w:num w:numId="20" w16cid:durableId="1587884412">
     <w:abstractNumId w:val="6"/>
   </w:num>
-  <w:num w:numId="21" w16cid:durableId="789737742">
+  <w:num w:numId="21" w16cid:durableId="521668603">
     <w:abstractNumId w:val="2"/>
   </w:num>
-  <w:num w:numId="22" w16cid:durableId="2022974922">
+  <w:num w:numId="22" w16cid:durableId="1209225734">
     <w:abstractNumId w:val="13"/>
   </w:num>
-  <w:num w:numId="23" w16cid:durableId="1902330405">
+  <w:num w:numId="23" w16cid:durableId="1935892838">
     <w:abstractNumId w:val="5"/>
   </w:num>
-  <w:num w:numId="24" w16cid:durableId="1128158010">
+  <w:num w:numId="24" w16cid:durableId="1613434001">
     <w:abstractNumId w:val="12"/>
   </w:num>
-  <w:num w:numId="25" w16cid:durableId="838886941">
+  <w:num w:numId="25" w16cid:durableId="1129938877">
     <w:abstractNumId w:val="11"/>
   </w:num>
-  <w:num w:numId="26" w16cid:durableId="688605214">
+  <w:num w:numId="26" w16cid:durableId="1346976301">
     <w:abstractNumId w:val="18"/>
   </w:num>
-  <w:num w:numId="27" w16cid:durableId="1622036580">
+  <w:num w:numId="27" w16cid:durableId="241527636">
     <w:abstractNumId w:val="20"/>
   </w:num>
-  <w:num w:numId="28" w16cid:durableId="1292901648">
+  <w:num w:numId="28" w16cid:durableId="1394162934">
     <w:abstractNumId w:val="1"/>
   </w:num>
 </w:numbering>

--- a/assets/doc/abrar_mudhir_cv.docx
+++ b/assets/doc/abrar_mudhir_cv.docx
@@ -189,7 +189,7 @@
           <w:sz w:val="20"/>
           <w:lang w:val="en-GB" w:eastAsia="en-GB"/>
         </w:rPr>
-        <w:pict w14:anchorId="2EF36C3A">
+        <w:pict w14:anchorId="3D3B4EC8">
           <v:group id="_x0000_s2107" style="position:absolute;margin-left:7.05pt;margin-top:12.05pt;width:138.75pt;height:16.5pt;z-index:-5" coordorigin="1342,3892" coordsize="2700,180" o:allowincell="f">
             <v:rect id="_x0000_s2108" style="position:absolute;left:1342;top:3892;width:2700;height:180" fillcolor="#31849b" stroked="f">
               <v:fill opacity="59638f"/>
@@ -468,7 +468,19 @@
           <w:szCs w:val="16"/>
           <w:lang w:val="en-GB"/>
         </w:rPr>
-        <w:t>01</w:t>
+        <w:t>0</w:t>
+      </w:r>
+      <w:r>
+        <w:rPr>
+          <w:rFonts w:ascii="Verdana" w:hAnsi="Verdana" w:cs="Calibri"/>
+          <w:b/>
+          <w:iCs/>
+          <w:color w:val="31849B"/>
+          <w:sz w:val="16"/>
+          <w:szCs w:val="16"/>
+          <w:lang w:val="en-GB"/>
+        </w:rPr>
+        <w:t>2</w:t>
       </w:r>
       <w:r>
         <w:rPr>
@@ -648,7 +660,7 @@
           <w:sz w:val="20"/>
           <w:lang w:val="en-GB"/>
         </w:rPr>
-        <w:pict w14:anchorId="4B8BC2CA">
+        <w:pict w14:anchorId="274A27E6">
           <v:group id="_x0000_s2269" style="position:absolute;margin-left:6.8pt;margin-top:120.8pt;width:142.2pt;height:16.5pt;z-index:-1" coordorigin="1342,3892" coordsize="2700,180" o:allowincell="f">
             <v:rect id="_x0000_s2270" style="position:absolute;left:1342;top:3892;width:2700;height:180" fillcolor="#31849b" stroked="f">
               <v:fill opacity="59638f"/>
@@ -667,7 +679,7 @@
           <w:sz w:val="20"/>
           <w:lang w:val="en-GB"/>
         </w:rPr>
-        <w:pict w14:anchorId="4BBC916E">
+        <w:pict w14:anchorId="62E962D7">
           <v:group id="_x0000_s2212" style="position:absolute;margin-left:6.8pt;margin-top:12.45pt;width:142.2pt;height:16.5pt;z-index:-4" coordorigin="1342,3892" coordsize="2700,180" o:allowincell="f">
             <v:rect id="_x0000_s2213" style="position:absolute;left:1342;top:3892;width:2700;height:180" fillcolor="#31849b" stroked="f">
               <v:fill opacity="59638f"/>
@@ -914,7 +926,6 @@
                 <w:lang w:val="en-GB"/>
               </w:rPr>
             </w:pPr>
-            <w:proofErr w:type="gramStart"/>
             <w:r>
               <w:rPr>
                 <w:rFonts w:ascii="Verdana" w:hAnsi="Verdana" w:cs="Arial"/>
@@ -925,20 +936,7 @@
                 <w:sz w:val="20"/>
                 <w:lang w:val="en-GB"/>
               </w:rPr>
-              <w:t>Masters of Engineering</w:t>
-            </w:r>
-            <w:proofErr w:type="gramEnd"/>
-            <w:r>
-              <w:rPr>
-                <w:rFonts w:ascii="Verdana" w:hAnsi="Verdana" w:cs="Arial"/>
-                <w:b/>
-                <w:bCs/>
-                <w:i/>
-                <w:color w:val="595959"/>
-                <w:sz w:val="20"/>
-                <w:lang w:val="en-GB"/>
-              </w:rPr>
-              <w:t xml:space="preserve"> - </w:t>
+              <w:t xml:space="preserve">Masters of Engineering - </w:t>
             </w:r>
             <w:r>
               <w:rPr>
@@ -1431,54 +1429,17 @@
               </w:rPr>
               <w:t xml:space="preserve"> (</w:t>
             </w:r>
-            <w:r>
-              <w:rPr>
-                <w:rFonts w:ascii="Verdana" w:hAnsi="Verdana" w:cs="Verdana"/>
-                <w:sz w:val="20"/>
-                <w:lang w:val="en-GB" w:eastAsia="ar-SA"/>
-              </w:rPr>
-              <w:fldChar w:fldCharType="begin"/>
-            </w:r>
-            <w:r>
-              <w:rPr>
-                <w:rFonts w:ascii="Verdana" w:hAnsi="Verdana" w:cs="Verdana"/>
-                <w:sz w:val="20"/>
-                <w:lang w:val="it-IT" w:eastAsia="ar-SA"/>
-              </w:rPr>
-              <w:instrText>HYPERLINK "https://learn.microsoft.com/api/credentials/share/en-gb/AbrarMudhir-6026/D34862B3E92762BE?sharingId=6CDE1921338520C9"</w:instrText>
-            </w:r>
-            <w:r>
-              <w:rPr>
-                <w:rFonts w:ascii="Verdana" w:hAnsi="Verdana" w:cs="Verdana"/>
-                <w:sz w:val="20"/>
-                <w:lang w:val="en-GB" w:eastAsia="ar-SA"/>
-              </w:rPr>
-            </w:r>
-            <w:r>
-              <w:rPr>
-                <w:rFonts w:ascii="Verdana" w:hAnsi="Verdana" w:cs="Verdana"/>
-                <w:sz w:val="20"/>
-                <w:lang w:val="en-GB" w:eastAsia="ar-SA"/>
-              </w:rPr>
-              <w:fldChar w:fldCharType="separate"/>
-            </w:r>
-            <w:r>
-              <w:rPr>
-                <w:rStyle w:val="Hyperlink"/>
-                <w:rFonts w:ascii="Verdana" w:hAnsi="Verdana" w:cs="Verdana"/>
-                <w:sz w:val="20"/>
-                <w:lang w:val="it-IT" w:eastAsia="ar-SA"/>
-              </w:rPr>
-              <w:t>AI-102</w:t>
-            </w:r>
-            <w:r>
-              <w:rPr>
-                <w:rFonts w:ascii="Verdana" w:hAnsi="Verdana" w:cs="Verdana"/>
-                <w:sz w:val="20"/>
-                <w:lang w:val="en-GB" w:eastAsia="ar-SA"/>
-              </w:rPr>
-              <w:fldChar w:fldCharType="end"/>
-            </w:r>
+            <w:hyperlink r:id="rId12" w:history="1">
+              <w:r>
+                <w:rPr>
+                  <w:rStyle w:val="Hyperlink"/>
+                  <w:rFonts w:ascii="Verdana" w:hAnsi="Verdana" w:cs="Verdana"/>
+                  <w:sz w:val="20"/>
+                  <w:lang w:val="it-IT" w:eastAsia="ar-SA"/>
+                </w:rPr>
+                <w:t>AI-102</w:t>
+              </w:r>
+            </w:hyperlink>
             <w:r>
               <w:rPr>
                 <w:rFonts w:ascii="Verdana" w:hAnsi="Verdana" w:cs="Verdana"/>
@@ -1627,7 +1588,7 @@
               </w:rPr>
               <w:t xml:space="preserve"> (</w:t>
             </w:r>
-            <w:hyperlink r:id="rId12" w:history="1">
+            <w:hyperlink r:id="rId13" w:history="1">
               <w:r>
                 <w:rPr>
                   <w:rStyle w:val="Hyperlink"/>
@@ -1699,7 +1660,7 @@
               </w:rPr>
               <w:t xml:space="preserve"> (</w:t>
             </w:r>
-            <w:hyperlink r:id="rId13" w:history="1">
+            <w:hyperlink r:id="rId14" w:history="1">
               <w:r>
                 <w:rPr>
                   <w:rStyle w:val="Hyperlink"/>
@@ -1775,7 +1736,7 @@
               </w:rPr>
               <w:t xml:space="preserve"> (</w:t>
             </w:r>
-            <w:hyperlink r:id="rId14" w:history="1">
+            <w:hyperlink r:id="rId15" w:history="1">
               <w:r>
                 <w:rPr>
                   <w:rStyle w:val="Hyperlink"/>
@@ -1849,7 +1810,7 @@
                 <w:sz w:val="20"/>
                 <w:lang w:val="en-GB" w:eastAsia="ar-SA"/>
               </w:rPr>
-              <w:pict w14:anchorId="1C23FED5">
+              <w:pict w14:anchorId="2E81CC77">
                 <v:group id="_x0000_s2263" style="position:absolute;margin-left:7.5pt;margin-top:11.85pt;width:142.2pt;height:16.5pt;z-index:-2;mso-position-horizontal-relative:text;mso-position-vertical-relative:text" coordorigin="1342,3892" coordsize="2700,180" o:allowincell="f">
                   <v:rect id="_x0000_s2264" style="position:absolute;left:1342;top:3892;width:2700;height:180" fillcolor="#31849b" stroked="f">
                     <v:fill opacity="59638f"/>
@@ -2003,7 +1964,7 @@
                 <w:lang w:val="en-GB"/>
               </w:rPr>
             </w:pPr>
-            <w:hyperlink r:id="rId15" w:history="1">
+            <w:hyperlink r:id="rId16" w:history="1">
               <w:r>
                 <w:rPr>
                   <w:rStyle w:val="Hyperlink"/>
@@ -2828,7 +2789,7 @@
                 <w:lang w:val="en-GB"/>
               </w:rPr>
             </w:pPr>
-            <w:hyperlink r:id="rId16" w:history="1">
+            <w:hyperlink r:id="rId17" w:history="1">
               <w:r>
                 <w:rPr>
                   <w:rStyle w:val="Hyperlink"/>
@@ -2995,25 +2956,7 @@
                 <w:sz w:val="20"/>
                 <w:lang w:val="en-GB" w:eastAsia="ar-SA"/>
               </w:rPr>
-              <w:t xml:space="preserve"> and </w:t>
-            </w:r>
-            <w:proofErr w:type="spellStart"/>
-            <w:r>
-              <w:rPr>
-                <w:rFonts w:ascii="Verdana" w:hAnsi="Verdana" w:cs="Verdana"/>
-                <w:sz w:val="20"/>
-                <w:lang w:val="en-GB" w:eastAsia="ar-SA"/>
-              </w:rPr>
-              <w:t>Dagster</w:t>
-            </w:r>
-            <w:proofErr w:type="spellEnd"/>
-            <w:r>
-              <w:rPr>
-                <w:rFonts w:ascii="Verdana" w:hAnsi="Verdana" w:cs="Verdana"/>
-                <w:sz w:val="20"/>
-                <w:lang w:val="en-GB" w:eastAsia="ar-SA"/>
-              </w:rPr>
-              <w:t xml:space="preserve">, creating scalable data products that support EDFT’s trading </w:t>
+              <w:t xml:space="preserve"> and Dagster, creating scalable data products that support EDFT’s trading </w:t>
             </w:r>
             <w:r>
               <w:rPr>
@@ -3254,7 +3197,6 @@
               </w:rPr>
               <w:t>(</w:t>
             </w:r>
-            <w:proofErr w:type="spellStart"/>
             <w:r>
               <w:rPr>
                 <w:rFonts w:ascii="Verdana" w:hAnsi="Verdana" w:cs="Arial"/>
@@ -3265,7 +3207,6 @@
               </w:rPr>
               <w:t>Dagster</w:t>
             </w:r>
-            <w:proofErr w:type="spellEnd"/>
             <w:r>
               <w:rPr>
                 <w:rFonts w:ascii="Verdana" w:hAnsi="Verdana" w:cs="Arial"/>
@@ -3667,7 +3608,7 @@
                 <w:lang w:val="en-GB"/>
               </w:rPr>
             </w:pPr>
-            <w:hyperlink r:id="rId17" w:history="1">
+            <w:hyperlink r:id="rId18" w:history="1">
               <w:r>
                 <w:rPr>
                   <w:rStyle w:val="Hyperlink"/>
@@ -3869,25 +3810,7 @@
                 <w:sz w:val="20"/>
                 <w:lang w:val="en-GB" w:eastAsia="ar-SA"/>
               </w:rPr>
-              <w:t xml:space="preserve">Built a full-stack Fund Model application with a </w:t>
-            </w:r>
-            <w:proofErr w:type="spellStart"/>
-            <w:r>
-              <w:rPr>
-                <w:rFonts w:ascii="Verdana" w:hAnsi="Verdana" w:cs="Verdana"/>
-                <w:sz w:val="20"/>
-                <w:lang w:val="en-GB" w:eastAsia="ar-SA"/>
-              </w:rPr>
-              <w:t>FastAPI</w:t>
-            </w:r>
-            <w:proofErr w:type="spellEnd"/>
-            <w:r>
-              <w:rPr>
-                <w:rFonts w:ascii="Verdana" w:hAnsi="Verdana" w:cs="Verdana"/>
-                <w:sz w:val="20"/>
-                <w:lang w:val="en-GB" w:eastAsia="ar-SA"/>
-              </w:rPr>
-              <w:t xml:space="preserve"> backend and Dash frontend, replacing ~20 Excel-based models with a unified Python solution for carry calculations and forecasting.</w:t>
+              <w:t>Built a full-stack Fund Model application with a FastAPI backend and Dash frontend, replacing ~20 Excel-based models with a unified Python solution for carry calculations and forecasting.</w:t>
             </w:r>
           </w:p>
           <w:p>
@@ -4408,7 +4331,7 @@
                 <w:lang w:val="en-GB"/>
               </w:rPr>
             </w:pPr>
-            <w:hyperlink r:id="rId18" w:history="1">
+            <w:hyperlink r:id="rId19" w:history="1">
               <w:r>
                 <w:rPr>
                   <w:rStyle w:val="Hyperlink"/>
@@ -5400,7 +5323,7 @@
                 <w:lang w:val="en-GB"/>
               </w:rPr>
             </w:pPr>
-            <w:hyperlink r:id="rId19" w:history="1">
+            <w:hyperlink r:id="rId20" w:history="1">
               <w:r>
                 <w:rPr>
                   <w:rStyle w:val="Hyperlink"/>
@@ -6497,7 +6420,7 @@
                 <w:lang w:val="en-GB"/>
               </w:rPr>
             </w:pPr>
-            <w:hyperlink r:id="rId20" w:history="1">
+            <w:hyperlink r:id="rId21" w:history="1">
               <w:r>
                 <w:rPr>
                   <w:rStyle w:val="Hyperlink"/>
@@ -6518,7 +6441,7 @@
               </w:rPr>
               <w:t xml:space="preserve"> for ESA - </w:t>
             </w:r>
-            <w:hyperlink r:id="rId21" w:history="1">
+            <w:hyperlink r:id="rId22" w:history="1">
               <w:r>
                 <w:rPr>
                   <w:rStyle w:val="Hyperlink"/>
@@ -7432,7 +7355,7 @@
                 <w:lang w:val="en-GB"/>
               </w:rPr>
             </w:pPr>
-            <w:hyperlink r:id="rId22" w:history="1">
+            <w:hyperlink r:id="rId23" w:history="1">
               <w:r>
                 <w:rPr>
                   <w:rStyle w:val="Hyperlink"/>
@@ -7986,7 +7909,6 @@
               </w:rPr>
               <w:t xml:space="preserve"> </w:t>
             </w:r>
-            <w:proofErr w:type="spellStart"/>
             <w:r>
               <w:rPr>
                 <w:rFonts w:ascii="Verdana" w:hAnsi="Verdana" w:cs="Arial"/>
@@ -7996,19 +7918,7 @@
                 <w:u w:val="single"/>
                 <w:lang w:val="en-GB"/>
               </w:rPr>
-              <w:t>GoldenSource</w:t>
-            </w:r>
-            <w:proofErr w:type="spellEnd"/>
-            <w:r>
-              <w:rPr>
-                <w:rFonts w:ascii="Verdana" w:hAnsi="Verdana" w:cs="Arial"/>
-                <w:bCs/>
-                <w:i/>
-                <w:sz w:val="20"/>
-                <w:u w:val="single"/>
-                <w:lang w:val="en-GB"/>
-              </w:rPr>
-              <w:t xml:space="preserve"> EDM</w:t>
+              <w:t>GoldenSource EDM</w:t>
             </w:r>
             <w:r>
               <w:rPr>
@@ -8326,7 +8236,7 @@
                 <w:lang w:val="en-GB"/>
               </w:rPr>
             </w:pPr>
-            <w:hyperlink r:id="rId23" w:history="1">
+            <w:hyperlink r:id="rId24" w:history="1">
               <w:r>
                 <w:rPr>
                   <w:rStyle w:val="Hyperlink"/>
@@ -9250,7 +9160,7 @@
                 <w:lang w:val="en-GB"/>
               </w:rPr>
             </w:pPr>
-            <w:hyperlink r:id="rId24" w:history="1">
+            <w:hyperlink r:id="rId25" w:history="1">
               <w:r>
                 <w:rPr>
                   <w:rStyle w:val="Hyperlink"/>
@@ -9964,7 +9874,7 @@
                 <w:lang w:val="en-GB"/>
               </w:rPr>
             </w:pPr>
-            <w:hyperlink r:id="rId25" w:history="1">
+            <w:hyperlink r:id="rId26" w:history="1">
               <w:r>
                 <w:rPr>
                   <w:rStyle w:val="Hyperlink"/>
@@ -10896,7 +10806,7 @@
                 <w:lang w:val="en-GB"/>
               </w:rPr>
             </w:pPr>
-            <w:hyperlink r:id="rId26" w:history="1">
+            <w:hyperlink r:id="rId27" w:history="1">
               <w:r>
                 <w:rPr>
                   <w:rStyle w:val="Hyperlink"/>
@@ -11898,7 +11808,7 @@
                 <w:lang w:val="en-GB"/>
               </w:rPr>
               <w:lastRenderedPageBreak/>
-              <w:pict w14:anchorId="2BF3EB00">
+              <w:pict w14:anchorId="448DBC75">
                 <v:group id="_x0000_s2260" style="position:absolute;margin-left:56.2pt;margin-top:-446.8pt;width:142.2pt;height:16.5pt;z-index:-3;mso-position-horizontal-relative:text;mso-position-vertical-relative:text" coordorigin="1342,3892" coordsize="2700,180" o:allowincell="f">
                   <v:rect id="_x0000_s2261" style="position:absolute;left:1342;top:3892;width:2700;height:180" fillcolor="#31849b" stroked="f">
                     <v:fill opacity="59638f"/>
@@ -11961,7 +11871,7 @@
               </w:rPr>
               <w:t xml:space="preserve">Client Knowledge Limited (now </w:t>
             </w:r>
-            <w:hyperlink r:id="rId27" w:history="1">
+            <w:hyperlink r:id="rId28" w:history="1">
               <w:r>
                 <w:rPr>
                   <w:rStyle w:val="Hyperlink"/>
@@ -12787,7 +12697,7 @@
               </w:rPr>
               <w:t xml:space="preserve">Barclays Global Investors (now </w:t>
             </w:r>
-            <w:hyperlink r:id="rId28" w:history="1">
+            <w:hyperlink r:id="rId29" w:history="1">
               <w:r>
                 <w:rPr>
                   <w:rStyle w:val="Hyperlink"/>
@@ -13082,7 +12992,7 @@
                 <w:lang w:val="en-GB" w:eastAsia="ar-SA"/>
               </w:rPr>
             </w:pPr>
-            <w:hyperlink r:id="rId29" w:history="1">
+            <w:hyperlink r:id="rId30" w:history="1">
               <w:r>
                 <w:rPr>
                   <w:rStyle w:val="Hyperlink"/>
@@ -13101,27 +13011,7 @@
                 <w:sz w:val="20"/>
                 <w:lang w:val="en-GB" w:eastAsia="ar-SA"/>
               </w:rPr>
-              <w:t xml:space="preserve">, </w:t>
-            </w:r>
-            <w:proofErr w:type="spellStart"/>
-            <w:r>
-              <w:rPr>
-                <w:rFonts w:ascii="Verdana" w:eastAsia="Calibri" w:hAnsi="Verdana" w:cs="Arial"/>
-                <w:b/>
-                <w:sz w:val="20"/>
-                <w:lang w:val="en-GB" w:eastAsia="ar-SA"/>
-              </w:rPr>
-              <w:t>Adastral</w:t>
-            </w:r>
-            <w:proofErr w:type="spellEnd"/>
-            <w:r>
-              <w:rPr>
-                <w:rFonts w:ascii="Verdana" w:eastAsia="Calibri" w:hAnsi="Verdana" w:cs="Arial"/>
-                <w:b/>
-                <w:sz w:val="20"/>
-                <w:lang w:val="en-GB" w:eastAsia="ar-SA"/>
-              </w:rPr>
-              <w:t xml:space="preserve"> Park</w:t>
+              <w:t>, Adastral Park</w:t>
             </w:r>
             <w:r>
               <w:rPr>
@@ -13498,7 +13388,7 @@
                 <w:lang w:val="en-GB" w:eastAsia="ar-SA"/>
               </w:rPr>
             </w:pPr>
-            <w:hyperlink r:id="rId30" w:history="1">
+            <w:hyperlink r:id="rId31" w:history="1">
               <w:r>
                 <w:rPr>
                   <w:rStyle w:val="Hyperlink"/>
@@ -13795,12 +13685,12 @@
       </w:pPr>
     </w:p>
     <w:sectPr>
-      <w:headerReference w:type="even" r:id="rId31"/>
-      <w:headerReference w:type="default" r:id="rId32"/>
-      <w:footerReference w:type="even" r:id="rId33"/>
-      <w:footerReference w:type="default" r:id="rId34"/>
-      <w:headerReference w:type="first" r:id="rId35"/>
-      <w:footerReference w:type="first" r:id="rId36"/>
+      <w:headerReference w:type="even" r:id="rId32"/>
+      <w:headerReference w:type="default" r:id="rId33"/>
+      <w:footerReference w:type="even" r:id="rId34"/>
+      <w:footerReference w:type="default" r:id="rId35"/>
+      <w:headerReference w:type="first" r:id="rId36"/>
+      <w:footerReference w:type="first" r:id="rId37"/>
       <w:pgSz w:w="11906" w:h="16838"/>
       <w:pgMar w:top="284" w:right="284" w:bottom="284" w:left="284" w:header="567" w:footer="454" w:gutter="0"/>
       <w:cols w:space="708"/>
@@ -13863,7 +13753,7 @@
         <w:szCs w:val="22"/>
         <w:lang w:val="en-GB" w:eastAsia="ar-SA"/>
       </w:rPr>
-      <w:pict w14:anchorId="6EB6C181">
+      <w:pict w14:anchorId="4FCB65C5">
         <v:group id="Group 2" o:spid="_x0000_s1028" style="position:absolute;margin-left:526.8pt;margin-top:-.15pt;width:39.7pt;height:17pt;z-index:-1" coordorigin="614,660" coordsize="864,374" wrapcoords="0 -939 -408 1878 -408 19722 0 21600 21192 21600 21600 21600 22008 16904 22008 939 21192 -939 0 -939">
           <v:roundrect id="_x0000_s1029" style="position:absolute;left:859;top:415;width:374;height:864;rotation:-90;visibility:visible" arcsize="10923f" filled="f" strokecolor="#247a00" strokeweight="1pt">
             <v:shadow color="#868686"/>
@@ -17784,52 +17674,52 @@
       </w:rPr>
     </w:lvl>
   </w:abstractNum>
-  <w:num w:numId="1" w16cid:durableId="1098253442">
+  <w:num w:numId="1" w16cid:durableId="1567493744">
     <w:abstractNumId w:val="8"/>
   </w:num>
-  <w:num w:numId="2" w16cid:durableId="391854615">
+  <w:num w:numId="2" w16cid:durableId="350499484">
     <w:abstractNumId w:val="26"/>
   </w:num>
-  <w:num w:numId="3" w16cid:durableId="1409644661">
+  <w:num w:numId="3" w16cid:durableId="1042680301">
     <w:abstractNumId w:val="17"/>
   </w:num>
-  <w:num w:numId="4" w16cid:durableId="2064522516">
+  <w:num w:numId="4" w16cid:durableId="1993214562">
     <w:abstractNumId w:val="23"/>
   </w:num>
-  <w:num w:numId="5" w16cid:durableId="979312327">
+  <w:num w:numId="5" w16cid:durableId="149909903">
     <w:abstractNumId w:val="7"/>
   </w:num>
-  <w:num w:numId="6" w16cid:durableId="1651981578">
+  <w:num w:numId="6" w16cid:durableId="1380205394">
     <w:abstractNumId w:val="24"/>
   </w:num>
-  <w:num w:numId="7" w16cid:durableId="1619022862">
+  <w:num w:numId="7" w16cid:durableId="1748652713">
     <w:abstractNumId w:val="27"/>
   </w:num>
-  <w:num w:numId="8" w16cid:durableId="1928345396">
+  <w:num w:numId="8" w16cid:durableId="1390609877">
     <w:abstractNumId w:val="19"/>
   </w:num>
-  <w:num w:numId="9" w16cid:durableId="2142797585">
+  <w:num w:numId="9" w16cid:durableId="1596547243">
     <w:abstractNumId w:val="21"/>
   </w:num>
-  <w:num w:numId="10" w16cid:durableId="10647059">
+  <w:num w:numId="10" w16cid:durableId="1360546437">
     <w:abstractNumId w:val="0"/>
   </w:num>
-  <w:num w:numId="11" w16cid:durableId="220293367">
+  <w:num w:numId="11" w16cid:durableId="117263648">
     <w:abstractNumId w:val="25"/>
   </w:num>
-  <w:num w:numId="12" w16cid:durableId="611984869">
+  <w:num w:numId="12" w16cid:durableId="292902542">
     <w:abstractNumId w:val="14"/>
   </w:num>
-  <w:num w:numId="13" w16cid:durableId="237138437">
+  <w:num w:numId="13" w16cid:durableId="1437870359">
     <w:abstractNumId w:val="22"/>
   </w:num>
-  <w:num w:numId="14" w16cid:durableId="1865173879">
+  <w:num w:numId="14" w16cid:durableId="105124128">
     <w:abstractNumId w:val="3"/>
   </w:num>
-  <w:num w:numId="15" w16cid:durableId="1813447768">
+  <w:num w:numId="15" w16cid:durableId="475680994">
     <w:abstractNumId w:val="9"/>
   </w:num>
-  <w:num w:numId="16" w16cid:durableId="1309625614">
+  <w:num w:numId="16" w16cid:durableId="772093084">
     <w:abstractNumId w:val="10"/>
     <w:lvlOverride w:ilvl="0"/>
     <w:lvlOverride w:ilvl="1"/>
@@ -17841,7 +17731,7 @@
     <w:lvlOverride w:ilvl="7"/>
     <w:lvlOverride w:ilvl="8"/>
   </w:num>
-  <w:num w:numId="17" w16cid:durableId="1237402318">
+  <w:num w:numId="17" w16cid:durableId="221646965">
     <w:abstractNumId w:val="16"/>
     <w:lvlOverride w:ilvl="0"/>
     <w:lvlOverride w:ilvl="1"/>
@@ -17853,37 +17743,37 @@
     <w:lvlOverride w:ilvl="7"/>
     <w:lvlOverride w:ilvl="8"/>
   </w:num>
-  <w:num w:numId="18" w16cid:durableId="287668196">
+  <w:num w:numId="18" w16cid:durableId="188446266">
     <w:abstractNumId w:val="4"/>
   </w:num>
-  <w:num w:numId="19" w16cid:durableId="832187096">
+  <w:num w:numId="19" w16cid:durableId="1843659656">
     <w:abstractNumId w:val="15"/>
   </w:num>
-  <w:num w:numId="20" w16cid:durableId="1587884412">
+  <w:num w:numId="20" w16cid:durableId="356085213">
     <w:abstractNumId w:val="6"/>
   </w:num>
-  <w:num w:numId="21" w16cid:durableId="521668603">
+  <w:num w:numId="21" w16cid:durableId="330179335">
     <w:abstractNumId w:val="2"/>
   </w:num>
-  <w:num w:numId="22" w16cid:durableId="1209225734">
+  <w:num w:numId="22" w16cid:durableId="1776317895">
     <w:abstractNumId w:val="13"/>
   </w:num>
-  <w:num w:numId="23" w16cid:durableId="1935892838">
+  <w:num w:numId="23" w16cid:durableId="461770924">
     <w:abstractNumId w:val="5"/>
   </w:num>
-  <w:num w:numId="24" w16cid:durableId="1613434001">
+  <w:num w:numId="24" w16cid:durableId="1197498683">
     <w:abstractNumId w:val="12"/>
   </w:num>
-  <w:num w:numId="25" w16cid:durableId="1129938877">
+  <w:num w:numId="25" w16cid:durableId="1829201171">
     <w:abstractNumId w:val="11"/>
   </w:num>
-  <w:num w:numId="26" w16cid:durableId="1346976301">
+  <w:num w:numId="26" w16cid:durableId="1128550394">
     <w:abstractNumId w:val="18"/>
   </w:num>
-  <w:num w:numId="27" w16cid:durableId="241527636">
+  <w:num w:numId="27" w16cid:durableId="2027097410">
     <w:abstractNumId w:val="20"/>
   </w:num>
-  <w:num w:numId="28" w16cid:durableId="1394162934">
+  <w:num w:numId="28" w16cid:durableId="1226797853">
     <w:abstractNumId w:val="1"/>
   </w:num>
 </w:numbering>

--- a/assets/doc/abrar_mudhir_cv.docx
+++ b/assets/doc/abrar_mudhir_cv.docx
@@ -21,9 +21,9 @@
         <w:rPr>
           <w:rFonts w:ascii="Calibri" w:hAnsi="Calibri" w:cs="Calibri"/>
           <w:b/>
-          <w:color w:val="76923C"/>
-          <w:sz w:val="40"/>
-          <w:szCs w:val="40"/>
+          <w:color w:val="31849B"/>
+          <w:sz w:val="28"/>
+          <w:szCs w:val="28"/>
           <w:lang w:val="en-GB"/>
         </w:rPr>
       </w:pPr>
@@ -69,15 +69,46 @@
           <w:szCs w:val="28"/>
           <w:lang w:val="en-GB"/>
         </w:rPr>
-        <w:t xml:space="preserve">                                                            </w:t>
+        <w:t xml:space="preserve"> </w:t>
+      </w:r>
+    </w:p>
+    <w:p>
+      <w:pPr>
+        <w:ind w:right="139"/>
+        <w:rPr>
+          <w:rFonts w:ascii="Calibri" w:hAnsi="Calibri" w:cs="Calibri"/>
+          <w:b/>
+          <w:color w:val="76923C"/>
+          <w:szCs w:val="24"/>
+          <w:lang w:val="en-GB"/>
+        </w:rPr>
+      </w:pPr>
+      <w:r>
+        <w:rPr>
+          <w:rFonts w:ascii="Calibri" w:hAnsi="Calibri" w:cs="Calibri"/>
+          <w:b/>
+          <w:color w:val="31849B"/>
+          <w:szCs w:val="24"/>
+          <w:lang w:val="en-GB"/>
+        </w:rPr>
+        <w:t xml:space="preserve">                                                   </w:t>
       </w:r>
       <w:r>
         <w:rPr>
           <w:rFonts w:ascii="Calibri" w:hAnsi="Calibri" w:cs="Calibri"/>
           <w:b/>
           <w:color w:val="31849B"/>
-          <w:sz w:val="28"/>
-          <w:szCs w:val="28"/>
+          <w:szCs w:val="24"/>
+          <w:lang w:val="en-GB"/>
+        </w:rPr>
+        <w:t>SENIOR SOFTWARE ENGINEER | PYTHON • JAVA</w:t>
+      </w:r>
+      <w:r>
+        <w:rPr>
+          <w:rFonts w:ascii="Calibri" w:hAnsi="Calibri" w:cs="Calibri"/>
+          <w:b/>
+          <w:color w:val="31849B"/>
+          <w:szCs w:val="24"/>
           <w:lang w:val="en-GB"/>
         </w:rPr>
         <w:t xml:space="preserve"> </w:t>
@@ -87,88 +118,30 @@
           <w:rFonts w:ascii="Calibri" w:hAnsi="Calibri" w:cs="Calibri"/>
           <w:b/>
           <w:color w:val="31849B"/>
-          <w:sz w:val="28"/>
-          <w:szCs w:val="28"/>
+          <w:szCs w:val="24"/>
           <w:lang w:val="en-GB"/>
         </w:rPr>
-        <w:t>QUANT</w:t>
+        <w:t xml:space="preserve">• </w:t>
       </w:r>
       <w:r>
         <w:rPr>
           <w:rFonts w:ascii="Calibri" w:hAnsi="Calibri" w:cs="Calibri"/>
           <w:b/>
           <w:color w:val="31849B"/>
-          <w:sz w:val="28"/>
-          <w:szCs w:val="28"/>
+          <w:szCs w:val="24"/>
           <w:lang w:val="en-GB"/>
         </w:rPr>
-        <w:t>ITATIVE</w:t>
+        <w:t>C#</w:t>
       </w:r>
       <w:r>
         <w:rPr>
           <w:rFonts w:ascii="Calibri" w:hAnsi="Calibri" w:cs="Calibri"/>
           <w:b/>
           <w:color w:val="31849B"/>
-          <w:sz w:val="28"/>
-          <w:szCs w:val="28"/>
+          <w:szCs w:val="24"/>
           <w:lang w:val="en-GB"/>
         </w:rPr>
-        <w:t xml:space="preserve"> DEVELOPER</w:t>
-      </w:r>
-      <w:r>
-        <w:rPr>
-          <w:rFonts w:ascii="Calibri" w:hAnsi="Calibri" w:cs="Calibri"/>
-          <w:b/>
-          <w:color w:val="31849B"/>
-          <w:sz w:val="40"/>
-          <w:szCs w:val="40"/>
-          <w:lang w:val="en-GB"/>
-        </w:rPr>
-        <w:t xml:space="preserve">     </w:t>
-      </w:r>
-      <w:r>
-        <w:rPr>
-          <w:rFonts w:ascii="Calibri" w:hAnsi="Calibri" w:cs="Calibri"/>
-          <w:b/>
-          <w:color w:val="31849B"/>
-          <w:sz w:val="40"/>
-          <w:szCs w:val="40"/>
-          <w:lang w:val="en-GB"/>
-        </w:rPr>
-        <w:t xml:space="preserve">  </w:t>
-      </w:r>
-      <w:r>
-        <w:rPr>
-          <w:rFonts w:ascii="Calibri" w:hAnsi="Calibri" w:cs="Calibri"/>
-          <w:b/>
-          <w:color w:val="31849B"/>
-          <w:sz w:val="40"/>
-          <w:szCs w:val="40"/>
-          <w:lang w:val="en-GB"/>
-        </w:rPr>
-        <w:t xml:space="preserve"> </w:t>
-      </w:r>
-      <w:r>
-        <w:rPr>
-          <w:rFonts w:ascii="Calibri" w:hAnsi="Calibri" w:cs="Calibri"/>
-          <w:b/>
-          <w:color w:val="31849B"/>
-          <w:sz w:val="40"/>
-          <w:szCs w:val="40"/>
-          <w:lang w:val="en-GB"/>
-        </w:rPr>
-        <w:t xml:space="preserve">         </w:t>
-      </w:r>
-      <w:r>
-        <w:rPr>
-          <w:rFonts w:ascii="Calibri" w:hAnsi="Calibri" w:cs="Calibri"/>
-          <w:b/>
-          <w:color w:val="31849B"/>
-          <w:sz w:val="40"/>
-          <w:szCs w:val="40"/>
-          <w:lang w:val="en-GB"/>
-        </w:rPr>
-        <w:t xml:space="preserve">        </w:t>
+        <w:t xml:space="preserve"> • AI/ML • FINANCIAL SERVICES</w:t>
       </w:r>
     </w:p>
     <w:p>
@@ -189,7 +162,7 @@
           <w:sz w:val="20"/>
           <w:lang w:val="en-GB" w:eastAsia="en-GB"/>
         </w:rPr>
-        <w:pict w14:anchorId="3D3B4EC8">
+        <w:pict w14:anchorId="3DBC0509">
           <v:group id="_x0000_s2107" style="position:absolute;margin-left:7.05pt;margin-top:12.05pt;width:138.75pt;height:16.5pt;z-index:-5" coordorigin="1342,3892" coordsize="2700,180" o:allowincell="f">
             <v:rect id="_x0000_s2108" style="position:absolute;left:1342;top:3892;width:2700;height:180" fillcolor="#31849b" stroked="f">
               <v:fill opacity="59638f"/>
@@ -480,7 +453,7 @@
           <w:szCs w:val="16"/>
           <w:lang w:val="en-GB"/>
         </w:rPr>
-        <w:t>2</w:t>
+        <w:t>3</w:t>
       </w:r>
       <w:r>
         <w:rPr>
@@ -577,7 +550,7 @@
           <w:sz w:val="20"/>
           <w:lang w:val="en-GB" w:eastAsia="ar-SA"/>
         </w:rPr>
-        <w:t xml:space="preserve">As a versatile engineer with experience in financial services, I offer strong critical thinking skills, technical leadership, and adept project management capabilities. With a thorough </w:t>
+        <w:t xml:space="preserve">Senior Software and AI Engineer with 15+ </w:t>
       </w:r>
       <w:r>
         <w:rPr>
@@ -585,7 +558,7 @@
           <w:sz w:val="20"/>
           <w:lang w:val="en-GB" w:eastAsia="ar-SA"/>
         </w:rPr>
-        <w:t xml:space="preserve">understanding of algorithms, data wrangling, </w:t>
+        <w:t>years’ experience</w:t>
       </w:r>
       <w:r>
         <w:rPr>
@@ -593,7 +566,7 @@
           <w:sz w:val="20"/>
           <w:lang w:val="en-GB" w:eastAsia="ar-SA"/>
         </w:rPr>
-        <w:t xml:space="preserve">data </w:t>
+        <w:t xml:space="preserve"> delivering mission-critical systems across financial services and trading. Strong hands-on expertise in Python, Java, APIs, cloud-native </w:t>
       </w:r>
       <w:r>
         <w:rPr>
@@ -601,7 +574,7 @@
           <w:sz w:val="20"/>
           <w:lang w:val="en-GB" w:eastAsia="ar-SA"/>
         </w:rPr>
-        <w:t xml:space="preserve">engineering, </w:t>
+        <w:t>platforms,</w:t>
       </w:r>
       <w:r>
         <w:rPr>
@@ -609,7 +582,7 @@
           <w:sz w:val="20"/>
           <w:lang w:val="en-GB" w:eastAsia="ar-SA"/>
         </w:rPr>
-        <w:t>data products</w:t>
+        <w:t xml:space="preserve"> and machine learning. Experienced technical leader in enterprise architecture, legacy </w:t>
       </w:r>
       <w:r>
         <w:rPr>
@@ -617,7 +590,7 @@
           <w:sz w:val="20"/>
           <w:lang w:val="en-GB" w:eastAsia="ar-SA"/>
         </w:rPr>
-        <w:t>,</w:t>
+        <w:t>modernisation,</w:t>
       </w:r>
       <w:r>
         <w:rPr>
@@ -625,15 +598,7 @@
           <w:sz w:val="20"/>
           <w:lang w:val="en-GB" w:eastAsia="ar-SA"/>
         </w:rPr>
-        <w:t xml:space="preserve"> </w:t>
-      </w:r>
-      <w:r>
-        <w:rPr>
-          <w:rFonts w:ascii="Verdana" w:hAnsi="Verdana" w:cs="Verdana"/>
-          <w:sz w:val="20"/>
-          <w:lang w:val="en-GB" w:eastAsia="ar-SA"/>
-        </w:rPr>
-        <w:t>and analytics, I leverage my technical expertise in software engineering and data to craft innovative business solutions for corporate clients.</w:t>
+        <w:t xml:space="preserve"> and engineering standards. Microsoft-certified AI Engineer and Data Scientist with a strong focus on Generative AI and AI-assisted development.</w:t>
       </w:r>
     </w:p>
     <w:p>
@@ -660,8 +625,8 @@
           <w:sz w:val="20"/>
           <w:lang w:val="en-GB"/>
         </w:rPr>
-        <w:pict w14:anchorId="274A27E6">
-          <v:group id="_x0000_s2269" style="position:absolute;margin-left:6.8pt;margin-top:120.8pt;width:142.2pt;height:16.5pt;z-index:-1" coordorigin="1342,3892" coordsize="2700,180" o:allowincell="f">
+        <w:pict w14:anchorId="711A0A2D">
+          <v:group id="_x0000_s2269" style="position:absolute;margin-left:6.8pt;margin-top:131.3pt;width:142.2pt;height:16.5pt;z-index:-1" coordorigin="1342,3892" coordsize="2700,180" o:allowincell="f">
             <v:rect id="_x0000_s2270" style="position:absolute;left:1342;top:3892;width:2700;height:180" fillcolor="#31849b" stroked="f">
               <v:fill opacity="59638f"/>
             </v:rect>
@@ -679,7 +644,7 @@
           <w:sz w:val="20"/>
           <w:lang w:val="en-GB"/>
         </w:rPr>
-        <w:pict w14:anchorId="62E962D7">
+        <w:pict w14:anchorId="0F054D5F">
           <v:group id="_x0000_s2212" style="position:absolute;margin-left:6.8pt;margin-top:12.45pt;width:142.2pt;height:16.5pt;z-index:-4" coordorigin="1342,3892" coordsize="2700,180" o:allowincell="f">
             <v:rect id="_x0000_s2213" style="position:absolute;left:1342;top:3892;width:2700;height:180" fillcolor="#31849b" stroked="f">
               <v:fill opacity="59638f"/>
@@ -936,7 +901,19 @@
                 <w:sz w:val="20"/>
                 <w:lang w:val="en-GB"/>
               </w:rPr>
-              <w:t xml:space="preserve">Masters of Engineering - </w:t>
+              <w:t>Master of Engineering</w:t>
+            </w:r>
+            <w:r>
+              <w:rPr>
+                <w:rFonts w:ascii="Verdana" w:hAnsi="Verdana" w:cs="Arial"/>
+                <w:b/>
+                <w:bCs/>
+                <w:i/>
+                <w:color w:val="595959"/>
+                <w:sz w:val="20"/>
+                <w:lang w:val="en-GB"/>
+              </w:rPr>
+              <w:t xml:space="preserve"> - </w:t>
             </w:r>
             <w:r>
               <w:rPr>
@@ -1035,16 +1012,16 @@
                 <w:sz w:val="20"/>
                 <w:lang w:val="en-GB" w:eastAsia="ar-SA"/>
               </w:rPr>
-              <w:t>P</w:t>
-            </w:r>
-            <w:r>
-              <w:rPr>
-                <w:rFonts w:ascii="Verdana" w:hAnsi="Verdana" w:cs="Verdana"/>
-                <w:b/>
-                <w:sz w:val="20"/>
-                <w:lang w:val="en-GB" w:eastAsia="ar-SA"/>
-              </w:rPr>
-              <w:t>roject:</w:t>
+              <w:t>Machine Learning Project</w:t>
+            </w:r>
+            <w:r>
+              <w:rPr>
+                <w:rFonts w:ascii="Verdana" w:hAnsi="Verdana" w:cs="Verdana"/>
+                <w:b/>
+                <w:sz w:val="20"/>
+                <w:lang w:val="en-GB" w:eastAsia="ar-SA"/>
+              </w:rPr>
+              <w:t>:</w:t>
             </w:r>
             <w:r>
               <w:rPr>
@@ -1319,16 +1296,16 @@
                 <w:sz w:val="20"/>
                 <w:lang w:val="en-GB" w:eastAsia="ar-SA"/>
               </w:rPr>
-              <w:t>Role Based</w:t>
-            </w:r>
-            <w:r>
-              <w:rPr>
-                <w:rFonts w:ascii="Verdana" w:hAnsi="Verdana" w:cs="Verdana"/>
-                <w:b/>
-                <w:sz w:val="20"/>
-                <w:lang w:val="en-GB" w:eastAsia="ar-SA"/>
-              </w:rPr>
-              <w:t xml:space="preserve"> Certifications (</w:t>
+              <w:t xml:space="preserve">AI &amp; DATA CERTIFICATIONS </w:t>
+            </w:r>
+            <w:r>
+              <w:rPr>
+                <w:rFonts w:ascii="Verdana" w:hAnsi="Verdana" w:cs="Verdana"/>
+                <w:b/>
+                <w:sz w:val="20"/>
+                <w:lang w:val="en-GB" w:eastAsia="ar-SA"/>
+              </w:rPr>
+              <w:t>(</w:t>
             </w:r>
             <w:hyperlink r:id="rId11" w:history="1">
               <w:r>
@@ -1782,6 +1759,18 @@
               <w:t xml:space="preserve"> +More</w:t>
             </w:r>
           </w:p>
+          <w:p>
+            <w:pPr>
+              <w:suppressAutoHyphens/>
+              <w:autoSpaceDE w:val="0"/>
+              <w:contextualSpacing/>
+              <w:rPr>
+                <w:rFonts w:ascii="Verdana" w:hAnsi="Verdana" w:cs="Verdana"/>
+                <w:sz w:val="20"/>
+                <w:lang w:val="en-GB" w:eastAsia="ar-SA"/>
+              </w:rPr>
+            </w:pPr>
+          </w:p>
         </w:tc>
       </w:tr>
       <w:tr>
@@ -1810,7 +1799,7 @@
                 <w:sz w:val="20"/>
                 <w:lang w:val="en-GB" w:eastAsia="ar-SA"/>
               </w:rPr>
-              <w:pict w14:anchorId="2E81CC77">
+              <w:pict w14:anchorId="5975F413">
                 <v:group id="_x0000_s2263" style="position:absolute;margin-left:7.5pt;margin-top:11.85pt;width:142.2pt;height:16.5pt;z-index:-2;mso-position-horizontal-relative:text;mso-position-vertical-relative:text" coordorigin="1342,3892" coordsize="2700,180" o:allowincell="f">
                   <v:rect id="_x0000_s2264" style="position:absolute;left:1342;top:3892;width:2700;height:180" fillcolor="#31849b" stroked="f">
                     <v:fill opacity="59638f"/>
@@ -2010,7 +1999,7 @@
                 <w:sz w:val="20"/>
                 <w:lang w:val="en-GB"/>
               </w:rPr>
-              <w:t xml:space="preserve">                                           </w:t>
+              <w:t xml:space="preserve">                                         </w:t>
             </w:r>
             <w:r>
               <w:rPr>
@@ -2046,7 +2035,16 @@
                 <w:sz w:val="20"/>
                 <w:lang w:val="en-GB"/>
               </w:rPr>
-              <w:t xml:space="preserve"> – PRESENT</w:t>
+              <w:t xml:space="preserve"> – </w:t>
+            </w:r>
+            <w:r>
+              <w:rPr>
+                <w:rFonts w:ascii="Verdana" w:hAnsi="Verdana" w:cs="Arial"/>
+                <w:b/>
+                <w:sz w:val="20"/>
+                <w:lang w:val="en-GB"/>
+              </w:rPr>
+              <w:t>AUG 2026</w:t>
             </w:r>
           </w:p>
         </w:tc>
@@ -2146,15 +2144,39 @@
                 <w:sz w:val="20"/>
                 <w:lang w:val="en-GB" w:eastAsia="ar-SA"/>
               </w:rPr>
-              <w:t>Design and build front-office data and analytics platforms for investment and trading teams, using Python, cloud-native pipelines, Snowflake, MongoDB, Docker, and AWS to support research, trading, portfolio decision-making, and production data operations</w:t>
-            </w:r>
-            <w:r>
-              <w:rPr>
-                <w:rFonts w:ascii="Verdana" w:hAnsi="Verdana" w:cs="Verdana"/>
-                <w:sz w:val="20"/>
-                <w:lang w:val="en-GB" w:eastAsia="ar-SA"/>
-              </w:rPr>
-              <w:t>.</w:t>
+              <w:t xml:space="preserve">Design and develop production Python applications, data services and analytics platforms supporting front-office investment and trading teams. Build scalable cloud-native services and pipelines across AWS, Snowflake and MongoDB, translating complex investment requirements into reliable, supportable technology solutions. Use AI-assisted engineering tools including Cursor, </w:t>
+            </w:r>
+            <w:r>
+              <w:rPr>
+                <w:rFonts w:ascii="Verdana" w:hAnsi="Verdana" w:cs="Verdana"/>
+                <w:sz w:val="20"/>
+                <w:lang w:val="en-GB" w:eastAsia="ar-SA"/>
+              </w:rPr>
+              <w:t>Claude,</w:t>
+            </w:r>
+            <w:r>
+              <w:rPr>
+                <w:rFonts w:ascii="Verdana" w:hAnsi="Verdana" w:cs="Verdana"/>
+                <w:sz w:val="20"/>
+                <w:lang w:val="en-GB" w:eastAsia="ar-SA"/>
+              </w:rPr>
+              <w:t xml:space="preserve"> and Codex to accelerate development, testing, </w:t>
+            </w:r>
+            <w:r>
+              <w:rPr>
+                <w:rFonts w:ascii="Verdana" w:hAnsi="Verdana" w:cs="Verdana"/>
+                <w:sz w:val="20"/>
+                <w:lang w:val="en-GB" w:eastAsia="ar-SA"/>
+              </w:rPr>
+              <w:t>refactoring,</w:t>
+            </w:r>
+            <w:r>
+              <w:rPr>
+                <w:rFonts w:ascii="Verdana" w:hAnsi="Verdana" w:cs="Verdana"/>
+                <w:sz w:val="20"/>
+                <w:lang w:val="en-GB" w:eastAsia="ar-SA"/>
+              </w:rPr>
+              <w:t xml:space="preserve"> and technical analysis while maintaining production engineering standards.</w:t>
             </w:r>
           </w:p>
           <w:p>
@@ -2223,7 +2245,18 @@
                 <w:u w:val="single"/>
                 <w:lang w:val="en-GB"/>
               </w:rPr>
-              <w:t>Data Engineering</w:t>
+              <w:t xml:space="preserve">Software &amp; Data </w:t>
+            </w:r>
+            <w:r>
+              <w:rPr>
+                <w:rFonts w:ascii="Verdana" w:hAnsi="Verdana" w:cs="Arial"/>
+                <w:bCs/>
+                <w:i/>
+                <w:sz w:val="20"/>
+                <w:u w:val="single"/>
+                <w:lang w:val="en-GB"/>
+              </w:rPr>
+              <w:t>Engineering</w:t>
             </w:r>
             <w:r>
               <w:rPr>
@@ -2298,29 +2331,7 @@
                 <w:u w:val="single"/>
                 <w:lang w:val="en-GB"/>
               </w:rPr>
-              <w:t>Cloud</w:t>
-            </w:r>
-            <w:r>
-              <w:rPr>
-                <w:rFonts w:ascii="Verdana" w:hAnsi="Verdana" w:cs="Arial"/>
-                <w:bCs/>
-                <w:i/>
-                <w:sz w:val="20"/>
-                <w:u w:val="single"/>
-                <w:lang w:val="en-GB"/>
-              </w:rPr>
-              <w:t xml:space="preserve"> &amp; DevOps</w:t>
-            </w:r>
-            <w:r>
-              <w:rPr>
-                <w:rFonts w:ascii="Verdana" w:hAnsi="Verdana" w:cs="Arial"/>
-                <w:bCs/>
-                <w:i/>
-                <w:sz w:val="20"/>
-                <w:u w:val="single"/>
-                <w:lang w:val="en-GB"/>
-              </w:rPr>
-              <w:t xml:space="preserve"> </w:t>
+              <w:t xml:space="preserve">AI-Assisted Engineering </w:t>
             </w:r>
             <w:r>
               <w:rPr>
@@ -2340,7 +2351,7 @@
                 <w:sz w:val="20"/>
                 <w:lang w:val="en-GB"/>
               </w:rPr>
-              <w:t>AWS, Docker, CI/CD, production support</w:t>
+              <w:t>Cursor, Claude, Codex, code generation, refactoring, testing, technical analysis</w:t>
             </w:r>
             <w:r>
               <w:rPr>
@@ -2360,11 +2371,10 @@
               </w:tabs>
               <w:snapToGrid w:val="0"/>
               <w:rPr>
-                <w:rFonts w:ascii="Verdana" w:hAnsi="Verdana" w:cs="Arial"/>
-                <w:bCs/>
-                <w:i/>
-                <w:sz w:val="20"/>
-                <w:lang w:val="en-GB"/>
+                <w:rFonts w:ascii="Verdana" w:hAnsi="Verdana" w:cs="Verdana"/>
+                <w:b/>
+                <w:sz w:val="20"/>
+                <w:lang w:val="en-GB" w:eastAsia="ar-SA"/>
               </w:rPr>
             </w:pPr>
             <w:r>
@@ -2396,7 +2406,29 @@
                 <w:u w:val="single"/>
                 <w:lang w:val="en-GB"/>
               </w:rPr>
-              <w:t xml:space="preserve">Databases </w:t>
+              <w:t>Cloud</w:t>
+            </w:r>
+            <w:r>
+              <w:rPr>
+                <w:rFonts w:ascii="Verdana" w:hAnsi="Verdana" w:cs="Arial"/>
+                <w:bCs/>
+                <w:i/>
+                <w:sz w:val="20"/>
+                <w:u w:val="single"/>
+                <w:lang w:val="en-GB"/>
+              </w:rPr>
+              <w:t xml:space="preserve"> &amp; DevOps</w:t>
+            </w:r>
+            <w:r>
+              <w:rPr>
+                <w:rFonts w:ascii="Verdana" w:hAnsi="Verdana" w:cs="Arial"/>
+                <w:bCs/>
+                <w:i/>
+                <w:sz w:val="20"/>
+                <w:u w:val="single"/>
+                <w:lang w:val="en-GB"/>
+              </w:rPr>
+              <w:t xml:space="preserve"> </w:t>
             </w:r>
             <w:r>
               <w:rPr>
@@ -2416,68 +2448,7 @@
                 <w:sz w:val="20"/>
                 <w:lang w:val="en-GB"/>
               </w:rPr>
-              <w:t>Snowflake, MongoDB, NoSQL</w:t>
-            </w:r>
-            <w:r>
-              <w:rPr>
-                <w:rFonts w:ascii="Verdana" w:hAnsi="Verdana" w:cs="Arial"/>
-                <w:bCs/>
-                <w:i/>
-                <w:sz w:val="20"/>
-                <w:lang w:val="en-GB"/>
-              </w:rPr>
-              <w:t xml:space="preserve">) </w:t>
-            </w:r>
-            <w:r>
-              <w:rPr>
-                <w:rFonts w:ascii="Verdana" w:hAnsi="Verdana" w:cs="Arial"/>
-                <w:bCs/>
-                <w:i/>
-                <w:sz w:val="20"/>
-                <w:lang w:val="en-GB"/>
-              </w:rPr>
-              <w:t>•</w:t>
-            </w:r>
-            <w:r>
-              <w:rPr>
-                <w:rFonts w:ascii="Verdana" w:hAnsi="Verdana" w:cs="Arial"/>
-                <w:bCs/>
-                <w:i/>
-                <w:sz w:val="20"/>
-                <w:lang w:val="en-GB"/>
-              </w:rPr>
-              <w:t xml:space="preserve"> </w:t>
-            </w:r>
-            <w:r>
-              <w:rPr>
-                <w:rFonts w:ascii="Verdana" w:hAnsi="Verdana" w:cs="Arial"/>
-                <w:bCs/>
-                <w:i/>
-                <w:sz w:val="20"/>
-                <w:u w:val="single"/>
-                <w:lang w:val="en-GB"/>
-              </w:rPr>
-              <w:t>Tools</w:t>
-            </w:r>
-            <w:r>
-              <w:rPr>
-                <w:rFonts w:ascii="Verdana" w:hAnsi="Verdana" w:cs="Arial"/>
-                <w:bCs/>
-                <w:i/>
-                <w:sz w:val="20"/>
-                <w:lang w:val="en-GB"/>
-              </w:rPr>
-              <w:t xml:space="preserve"> (</w:t>
-            </w:r>
-            <w:r>
-              <w:rPr>
-                <w:rFonts w:ascii="Verdana" w:hAnsi="Verdana" w:cs="Arial"/>
-                <w:bCs/>
-                <w:i/>
-                <w:sz w:val="20"/>
-                <w:lang w:val="en-GB"/>
-              </w:rPr>
-              <w:t>Dash, Prefect</w:t>
+              <w:t>AWS, Docker, CI/CD, production support</w:t>
             </w:r>
             <w:r>
               <w:rPr>
@@ -2533,7 +2504,47 @@
                 <w:u w:val="single"/>
                 <w:lang w:val="en-GB"/>
               </w:rPr>
-              <w:t>Front Office Analytics</w:t>
+              <w:t xml:space="preserve">Databases </w:t>
+            </w:r>
+            <w:r>
+              <w:rPr>
+                <w:rFonts w:ascii="Verdana" w:hAnsi="Verdana" w:cs="Arial"/>
+                <w:bCs/>
+                <w:i/>
+                <w:sz w:val="20"/>
+                <w:lang w:val="en-GB"/>
+              </w:rPr>
+              <w:t>(</w:t>
+            </w:r>
+            <w:r>
+              <w:rPr>
+                <w:rFonts w:ascii="Verdana" w:hAnsi="Verdana" w:cs="Arial"/>
+                <w:bCs/>
+                <w:i/>
+                <w:sz w:val="20"/>
+                <w:lang w:val="en-GB"/>
+              </w:rPr>
+              <w:t>Snowflake, MongoDB, NoSQL</w:t>
+            </w:r>
+            <w:r>
+              <w:rPr>
+                <w:rFonts w:ascii="Verdana" w:hAnsi="Verdana" w:cs="Arial"/>
+                <w:bCs/>
+                <w:i/>
+                <w:sz w:val="20"/>
+                <w:lang w:val="en-GB"/>
+              </w:rPr>
+              <w:t xml:space="preserve">) </w:t>
+            </w:r>
+            <w:r>
+              <w:rPr>
+                <w:rFonts w:ascii="Verdana" w:hAnsi="Verdana" w:cs="Arial"/>
+                <w:bCs/>
+                <w:i/>
+                <w:sz w:val="20"/>
+                <w:lang w:val="en-GB"/>
+              </w:rPr>
+              <w:t>•</w:t>
             </w:r>
             <w:r>
               <w:rPr>
@@ -2551,19 +2562,30 @@
                 <w:bCs/>
                 <w:i/>
                 <w:sz w:val="20"/>
-                <w:lang w:val="en-GB"/>
-              </w:rPr>
-              <w:t>(</w:t>
-            </w:r>
-            <w:r>
-              <w:rPr>
-                <w:rFonts w:ascii="Verdana" w:hAnsi="Verdana" w:cs="Arial"/>
-                <w:bCs/>
-                <w:i/>
-                <w:sz w:val="20"/>
-                <w:lang w:val="en-GB"/>
-              </w:rPr>
-              <w:t>Trading data, portfolio analytics, market data, multi-asset financial datasets</w:t>
+                <w:u w:val="single"/>
+                <w:lang w:val="en-GB"/>
+              </w:rPr>
+              <w:t>Tools</w:t>
+            </w:r>
+            <w:r>
+              <w:rPr>
+                <w:rFonts w:ascii="Verdana" w:hAnsi="Verdana" w:cs="Arial"/>
+                <w:bCs/>
+                <w:i/>
+                <w:sz w:val="20"/>
+                <w:lang w:val="en-GB"/>
+              </w:rPr>
+              <w:t xml:space="preserve"> (</w:t>
+            </w:r>
+            <w:r>
+              <w:rPr>
+                <w:rFonts w:ascii="Verdana" w:hAnsi="Verdana" w:cs="Arial"/>
+                <w:bCs/>
+                <w:i/>
+                <w:sz w:val="20"/>
+                <w:lang w:val="en-GB"/>
+              </w:rPr>
+              <w:t>Dash, Prefect</w:t>
             </w:r>
             <w:r>
               <w:rPr>
@@ -2619,7 +2641,17 @@
                 <w:u w:val="single"/>
                 <w:lang w:val="en-GB"/>
               </w:rPr>
-              <w:t xml:space="preserve">Analytics Domains </w:t>
+              <w:t>Front Office Analytics</w:t>
+            </w:r>
+            <w:r>
+              <w:rPr>
+                <w:rFonts w:ascii="Verdana" w:hAnsi="Verdana" w:cs="Arial"/>
+                <w:bCs/>
+                <w:i/>
+                <w:sz w:val="20"/>
+                <w:lang w:val="en-GB"/>
+              </w:rPr>
+              <w:t xml:space="preserve"> </w:t>
             </w:r>
             <w:r>
               <w:rPr>
@@ -2639,7 +2671,7 @@
                 <w:sz w:val="20"/>
                 <w:lang w:val="en-GB"/>
               </w:rPr>
-              <w:t>Fixed Income Credit, MONIS, Convertible Bonds</w:t>
+              <w:t>Trading data, portfolio analytics, market data, multi-asset financial datasets</w:t>
             </w:r>
             <w:r>
               <w:rPr>
@@ -2650,16 +2682,6 @@
                 <w:lang w:val="en-GB"/>
               </w:rPr>
               <w:t>)</w:t>
-            </w:r>
-            <w:r>
-              <w:rPr>
-                <w:rFonts w:ascii="Verdana" w:hAnsi="Verdana" w:cs="Arial"/>
-                <w:bCs/>
-                <w:i/>
-                <w:sz w:val="20"/>
-                <w:lang w:val="en-GB"/>
-              </w:rPr>
-              <w:t xml:space="preserve"> </w:t>
             </w:r>
           </w:p>
           <w:p>
@@ -2705,6 +2727,92 @@
                 <w:u w:val="single"/>
                 <w:lang w:val="en-GB"/>
               </w:rPr>
+              <w:t xml:space="preserve">Analytics Domains </w:t>
+            </w:r>
+            <w:r>
+              <w:rPr>
+                <w:rFonts w:ascii="Verdana" w:hAnsi="Verdana" w:cs="Arial"/>
+                <w:bCs/>
+                <w:i/>
+                <w:sz w:val="20"/>
+                <w:lang w:val="en-GB"/>
+              </w:rPr>
+              <w:t>(</w:t>
+            </w:r>
+            <w:r>
+              <w:rPr>
+                <w:rFonts w:ascii="Verdana" w:hAnsi="Verdana" w:cs="Arial"/>
+                <w:bCs/>
+                <w:i/>
+                <w:sz w:val="20"/>
+                <w:lang w:val="en-GB"/>
+              </w:rPr>
+              <w:t>Fixed Income Credit, MONIS, Convertible Bonds</w:t>
+            </w:r>
+            <w:r>
+              <w:rPr>
+                <w:rFonts w:ascii="Verdana" w:hAnsi="Verdana" w:cs="Arial"/>
+                <w:bCs/>
+                <w:i/>
+                <w:sz w:val="20"/>
+                <w:lang w:val="en-GB"/>
+              </w:rPr>
+              <w:t>)</w:t>
+            </w:r>
+            <w:r>
+              <w:rPr>
+                <w:rFonts w:ascii="Verdana" w:hAnsi="Verdana" w:cs="Arial"/>
+                <w:bCs/>
+                <w:i/>
+                <w:sz w:val="20"/>
+                <w:lang w:val="en-GB"/>
+              </w:rPr>
+              <w:t xml:space="preserve"> </w:t>
+            </w:r>
+          </w:p>
+          <w:p>
+            <w:pPr>
+              <w:tabs>
+                <w:tab w:val="right" w:pos="3153"/>
+              </w:tabs>
+              <w:snapToGrid w:val="0"/>
+              <w:rPr>
+                <w:rFonts w:ascii="Verdana" w:hAnsi="Verdana" w:cs="Arial"/>
+                <w:bCs/>
+                <w:i/>
+                <w:sz w:val="20"/>
+                <w:lang w:val="en-GB"/>
+              </w:rPr>
+            </w:pPr>
+            <w:r>
+              <w:rPr>
+                <w:rFonts w:ascii="Verdana" w:hAnsi="Verdana" w:cs="Arial"/>
+                <w:bCs/>
+                <w:i/>
+                <w:sz w:val="20"/>
+                <w:lang w:val="en-GB"/>
+              </w:rPr>
+              <w:t>•</w:t>
+            </w:r>
+            <w:r>
+              <w:rPr>
+                <w:rFonts w:ascii="Verdana" w:hAnsi="Verdana" w:cs="Arial"/>
+                <w:bCs/>
+                <w:i/>
+                <w:sz w:val="20"/>
+                <w:lang w:val="en-GB"/>
+              </w:rPr>
+              <w:t xml:space="preserve"> </w:t>
+            </w:r>
+            <w:r>
+              <w:rPr>
+                <w:rFonts w:ascii="Verdana" w:hAnsi="Verdana" w:cs="Arial"/>
+                <w:bCs/>
+                <w:i/>
+                <w:sz w:val="20"/>
+                <w:u w:val="single"/>
+                <w:lang w:val="en-GB"/>
+              </w:rPr>
               <w:t xml:space="preserve">Collaboration </w:t>
             </w:r>
             <w:r>
@@ -2737,6 +2845,96 @@
               </w:rPr>
               <w:t>)</w:t>
             </w:r>
+          </w:p>
+          <w:p>
+            <w:pPr>
+              <w:tabs>
+                <w:tab w:val="right" w:pos="3153"/>
+              </w:tabs>
+              <w:snapToGrid w:val="0"/>
+              <w:rPr>
+                <w:rFonts w:ascii="Verdana" w:hAnsi="Verdana" w:cs="Arial"/>
+                <w:bCs/>
+                <w:i/>
+                <w:sz w:val="20"/>
+                <w:lang w:val="en-GB"/>
+              </w:rPr>
+            </w:pPr>
+          </w:p>
+          <w:p>
+            <w:pPr>
+              <w:tabs>
+                <w:tab w:val="right" w:pos="3153"/>
+              </w:tabs>
+              <w:snapToGrid w:val="0"/>
+              <w:rPr>
+                <w:rFonts w:ascii="Verdana" w:hAnsi="Verdana" w:cs="Arial"/>
+                <w:bCs/>
+                <w:i/>
+                <w:sz w:val="20"/>
+                <w:lang w:val="en-GB"/>
+              </w:rPr>
+            </w:pPr>
+          </w:p>
+          <w:p>
+            <w:pPr>
+              <w:tabs>
+                <w:tab w:val="right" w:pos="3153"/>
+              </w:tabs>
+              <w:snapToGrid w:val="0"/>
+              <w:rPr>
+                <w:rFonts w:ascii="Verdana" w:hAnsi="Verdana" w:cs="Arial"/>
+                <w:bCs/>
+                <w:i/>
+                <w:sz w:val="20"/>
+                <w:lang w:val="en-GB"/>
+              </w:rPr>
+            </w:pPr>
+          </w:p>
+          <w:p>
+            <w:pPr>
+              <w:tabs>
+                <w:tab w:val="right" w:pos="3153"/>
+              </w:tabs>
+              <w:snapToGrid w:val="0"/>
+              <w:rPr>
+                <w:rFonts w:ascii="Verdana" w:hAnsi="Verdana" w:cs="Arial"/>
+                <w:bCs/>
+                <w:i/>
+                <w:sz w:val="20"/>
+                <w:lang w:val="en-GB"/>
+              </w:rPr>
+            </w:pPr>
+          </w:p>
+          <w:p>
+            <w:pPr>
+              <w:tabs>
+                <w:tab w:val="right" w:pos="3153"/>
+              </w:tabs>
+              <w:snapToGrid w:val="0"/>
+              <w:rPr>
+                <w:rFonts w:ascii="Verdana" w:hAnsi="Verdana" w:cs="Arial"/>
+                <w:bCs/>
+                <w:i/>
+                <w:sz w:val="20"/>
+                <w:lang w:val="en-GB"/>
+              </w:rPr>
+            </w:pPr>
+          </w:p>
+          <w:p>
+            <w:pPr>
+              <w:tabs>
+                <w:tab w:val="right" w:pos="3153"/>
+              </w:tabs>
+              <w:snapToGrid w:val="0"/>
+              <w:rPr>
+                <w:rFonts w:ascii="Verdana" w:hAnsi="Verdana" w:cs="Arial"/>
+                <w:bCs/>
+                <w:i/>
+                <w:sz w:val="20"/>
+                <w:lang w:val="en-GB"/>
+              </w:rPr>
+            </w:pPr>
           </w:p>
           <w:p>
             <w:pPr>
@@ -2901,101 +3099,56 @@
           </w:p>
           <w:p>
             <w:pPr>
-              <w:suppressAutoHyphens/>
-              <w:autoSpaceDE w:val="0"/>
-              <w:contextualSpacing/>
-              <w:rPr>
-                <w:rFonts w:ascii="Verdana" w:hAnsi="Verdana" w:cs="Verdana"/>
-                <w:sz w:val="20"/>
-                <w:lang w:val="en-GB" w:eastAsia="ar-SA"/>
-              </w:rPr>
-            </w:pPr>
-            <w:r>
-              <w:rPr>
-                <w:rFonts w:ascii="Verdana" w:hAnsi="Verdana" w:cs="Verdana"/>
-                <w:sz w:val="20"/>
-                <w:lang w:val="en-GB" w:eastAsia="ar-SA"/>
-              </w:rPr>
-              <w:t>D</w:t>
-            </w:r>
-            <w:r>
-              <w:rPr>
-                <w:rFonts w:ascii="Verdana" w:hAnsi="Verdana" w:cs="Verdana"/>
-                <w:sz w:val="20"/>
-                <w:lang w:val="en-GB" w:eastAsia="ar-SA"/>
-              </w:rPr>
-              <w:t>esign and build analytics-driven data pipelines across Gas, Power</w:t>
-            </w:r>
-            <w:r>
-              <w:rPr>
-                <w:rFonts w:ascii="Verdana" w:hAnsi="Verdana" w:cs="Verdana"/>
-                <w:sz w:val="20"/>
-                <w:lang w:val="en-GB" w:eastAsia="ar-SA"/>
-              </w:rPr>
-              <w:t>,</w:t>
-            </w:r>
-            <w:r>
-              <w:rPr>
-                <w:rFonts w:ascii="Verdana" w:hAnsi="Verdana" w:cs="Verdana"/>
-                <w:sz w:val="20"/>
-                <w:lang w:val="en-GB" w:eastAsia="ar-SA"/>
-              </w:rPr>
-              <w:t xml:space="preserve"> and LNG using Python, SQL</w:t>
-            </w:r>
-            <w:r>
-              <w:rPr>
-                <w:rFonts w:ascii="Verdana" w:hAnsi="Verdana" w:cs="Verdana"/>
-                <w:sz w:val="20"/>
-                <w:lang w:val="en-GB" w:eastAsia="ar-SA"/>
-              </w:rPr>
-              <w:t>,</w:t>
-            </w:r>
-            <w:r>
-              <w:rPr>
-                <w:rFonts w:ascii="Verdana" w:hAnsi="Verdana" w:cs="Verdana"/>
-                <w:sz w:val="20"/>
-                <w:lang w:val="en-GB" w:eastAsia="ar-SA"/>
-              </w:rPr>
-              <w:t xml:space="preserve"> and Dagster, creating scalable data products that support EDFT’s trading </w:t>
-            </w:r>
-            <w:r>
-              <w:rPr>
-                <w:rFonts w:ascii="Verdana" w:hAnsi="Verdana" w:cs="Verdana"/>
-                <w:sz w:val="20"/>
-                <w:lang w:val="en-GB" w:eastAsia="ar-SA"/>
-              </w:rPr>
-              <w:t>and front office desk</w:t>
-            </w:r>
-            <w:r>
-              <w:rPr>
-                <w:rFonts w:ascii="Verdana" w:hAnsi="Verdana" w:cs="Verdana"/>
-                <w:sz w:val="20"/>
-                <w:lang w:val="en-GB" w:eastAsia="ar-SA"/>
-              </w:rPr>
-              <w:t>s</w:t>
-            </w:r>
-            <w:r>
-              <w:rPr>
-                <w:rFonts w:ascii="Verdana" w:hAnsi="Verdana" w:cs="Verdana"/>
-                <w:sz w:val="20"/>
-                <w:lang w:val="en-GB" w:eastAsia="ar-SA"/>
-              </w:rPr>
-              <w:t>.</w:t>
-            </w:r>
-          </w:p>
-          <w:p>
-            <w:pPr>
               <w:tabs>
                 <w:tab w:val="right" w:pos="3153"/>
               </w:tabs>
               <w:snapToGrid w:val="0"/>
               <w:rPr>
-                <w:rFonts w:ascii="Verdana" w:hAnsi="Verdana" w:cs="Arial"/>
-                <w:b/>
-                <w:sz w:val="20"/>
-                <w:lang w:val="en-GB"/>
-              </w:rPr>
-            </w:pPr>
+                <w:rFonts w:ascii="Verdana" w:hAnsi="Verdana" w:cs="Verdana"/>
+                <w:sz w:val="20"/>
+                <w:lang w:val="en-GB" w:eastAsia="ar-SA"/>
+              </w:rPr>
+            </w:pPr>
+            <w:r>
+              <w:rPr>
+                <w:rFonts w:ascii="Verdana" w:hAnsi="Verdana" w:cs="Verdana"/>
+                <w:sz w:val="20"/>
+                <w:lang w:val="en-GB" w:eastAsia="ar-SA"/>
+              </w:rPr>
+              <w:t xml:space="preserve">Designed and delivered production-grade Python and SQL data solutions across Gas, </w:t>
+            </w:r>
+            <w:r>
+              <w:rPr>
+                <w:rFonts w:ascii="Verdana" w:hAnsi="Verdana" w:cs="Verdana"/>
+                <w:sz w:val="20"/>
+                <w:lang w:val="en-GB" w:eastAsia="ar-SA"/>
+              </w:rPr>
+              <w:t>Power,</w:t>
+            </w:r>
+            <w:r>
+              <w:rPr>
+                <w:rFonts w:ascii="Verdana" w:hAnsi="Verdana" w:cs="Verdana"/>
+                <w:sz w:val="20"/>
+                <w:lang w:val="en-GB" w:eastAsia="ar-SA"/>
+              </w:rPr>
+              <w:t xml:space="preserve"> and LNG trading, building scalable analytics pipelines and data products used by front-office teams. Worked closely with business stakeholders to translate trading requirements into reliable, maintainable technology solutions, with a strong focus on orchestration, data </w:t>
+            </w:r>
+            <w:r>
+              <w:rPr>
+                <w:rFonts w:ascii="Verdana" w:hAnsi="Verdana" w:cs="Verdana"/>
+                <w:sz w:val="20"/>
+                <w:lang w:val="en-GB" w:eastAsia="ar-SA"/>
+              </w:rPr>
+              <w:t>quality,</w:t>
+            </w:r>
+            <w:r>
+              <w:rPr>
+                <w:rFonts w:ascii="Verdana" w:hAnsi="Verdana" w:cs="Verdana"/>
+                <w:sz w:val="20"/>
+                <w:lang w:val="en-GB" w:eastAsia="ar-SA"/>
+              </w:rPr>
+              <w:t xml:space="preserve"> and operational resilience.</w:t>
+            </w:r>
           </w:p>
           <w:p>
             <w:pPr>
@@ -3004,143 +3157,12 @@
               </w:tabs>
               <w:snapToGrid w:val="0"/>
               <w:rPr>
-                <w:rFonts w:ascii="Verdana" w:hAnsi="Verdana" w:cs="Verdana"/>
-                <w:b/>
-                <w:sz w:val="20"/>
-                <w:lang w:val="en-GB" w:eastAsia="ar-SA"/>
-              </w:rPr>
-            </w:pPr>
-            <w:r>
-              <w:rPr>
-                <w:rFonts w:ascii="Verdana" w:hAnsi="Verdana" w:cs="Verdana"/>
-                <w:b/>
-                <w:sz w:val="20"/>
-                <w:lang w:val="en-GB" w:eastAsia="ar-SA"/>
-              </w:rPr>
-              <w:t xml:space="preserve">SKILLS: </w:t>
-            </w:r>
-            <w:r>
-              <w:rPr>
-                <w:rFonts w:ascii="Verdana" w:hAnsi="Verdana" w:cs="Arial"/>
-                <w:bCs/>
-                <w:i/>
-                <w:sz w:val="20"/>
-                <w:lang w:val="en-GB"/>
-              </w:rPr>
-              <w:t>•</w:t>
-            </w:r>
-            <w:r>
-              <w:rPr>
-                <w:rFonts w:ascii="Verdana" w:hAnsi="Verdana" w:cs="Arial"/>
-                <w:bCs/>
-                <w:i/>
-                <w:sz w:val="20"/>
-                <w:lang w:val="en-GB"/>
-              </w:rPr>
-              <w:t xml:space="preserve"> </w:t>
-            </w:r>
-            <w:r>
-              <w:rPr>
-                <w:rFonts w:ascii="Verdana" w:hAnsi="Verdana" w:cs="Arial"/>
-                <w:bCs/>
-                <w:i/>
-                <w:sz w:val="20"/>
-                <w:u w:val="single"/>
-                <w:lang w:val="en-GB"/>
-              </w:rPr>
-              <w:t>Data Engineering</w:t>
-            </w:r>
-            <w:r>
-              <w:rPr>
-                <w:rFonts w:ascii="Verdana" w:hAnsi="Verdana" w:cs="Arial"/>
-                <w:bCs/>
-                <w:i/>
-                <w:sz w:val="20"/>
-                <w:lang w:val="en-GB"/>
-              </w:rPr>
-              <w:t xml:space="preserve"> (</w:t>
-            </w:r>
-            <w:r>
-              <w:rPr>
-                <w:rFonts w:ascii="Verdana" w:hAnsi="Verdana" w:cs="Arial"/>
-                <w:bCs/>
-                <w:i/>
-                <w:sz w:val="20"/>
-                <w:lang w:val="en-GB"/>
-              </w:rPr>
-              <w:t>Python, SQL, Spark, Hadoop, Polars, Pandas</w:t>
-            </w:r>
-            <w:r>
-              <w:rPr>
-                <w:rFonts w:ascii="Verdana" w:hAnsi="Verdana" w:cs="Arial"/>
-                <w:bCs/>
-                <w:i/>
-                <w:sz w:val="20"/>
-                <w:lang w:val="en-GB"/>
-              </w:rPr>
-              <w:t xml:space="preserve">) </w:t>
-            </w:r>
-            <w:r>
-              <w:rPr>
-                <w:rFonts w:ascii="Verdana" w:hAnsi="Verdana" w:cs="Arial"/>
-                <w:bCs/>
-                <w:i/>
-                <w:sz w:val="20"/>
-                <w:lang w:val="en-GB"/>
-              </w:rPr>
-              <w:t>•</w:t>
-            </w:r>
-            <w:r>
-              <w:rPr>
-                <w:rFonts w:ascii="Verdana" w:hAnsi="Verdana" w:cs="Arial"/>
-                <w:bCs/>
-                <w:i/>
-                <w:sz w:val="20"/>
-                <w:lang w:val="en-GB"/>
-              </w:rPr>
-              <w:t xml:space="preserve"> </w:t>
-            </w:r>
-            <w:r>
-              <w:rPr>
-                <w:rFonts w:ascii="Verdana" w:hAnsi="Verdana" w:cs="Arial"/>
-                <w:bCs/>
-                <w:i/>
-                <w:sz w:val="20"/>
-                <w:u w:val="single"/>
-                <w:lang w:val="en-GB"/>
-              </w:rPr>
-              <w:t xml:space="preserve">Cloud </w:t>
-            </w:r>
-            <w:r>
-              <w:rPr>
-                <w:rFonts w:ascii="Verdana" w:hAnsi="Verdana" w:cs="Arial"/>
-                <w:bCs/>
-                <w:i/>
-                <w:sz w:val="20"/>
-                <w:lang w:val="en-GB"/>
-              </w:rPr>
-              <w:t>(</w:t>
-            </w:r>
-            <w:r>
-              <w:rPr>
-                <w:rFonts w:ascii="Verdana" w:hAnsi="Verdana" w:cs="Arial"/>
-                <w:bCs/>
-                <w:i/>
-                <w:sz w:val="20"/>
-                <w:lang w:val="en-GB"/>
-              </w:rPr>
-              <w:t>Azure</w:t>
-            </w:r>
-            <w:r>
-              <w:rPr>
-                <w:rFonts w:ascii="Verdana" w:hAnsi="Verdana" w:cs="Arial"/>
-                <w:bCs/>
-                <w:i/>
-                <w:sz w:val="20"/>
-                <w:lang w:val="en-GB"/>
-              </w:rPr>
-              <w:t>)</w:t>
-            </w:r>
+                <w:rFonts w:ascii="Verdana" w:hAnsi="Verdana" w:cs="Arial"/>
+                <w:b/>
+                <w:sz w:val="20"/>
+                <w:lang w:val="en-GB"/>
+              </w:rPr>
+            </w:pPr>
           </w:p>
           <w:p>
             <w:pPr>
@@ -3149,13 +3171,21 @@
               </w:tabs>
               <w:snapToGrid w:val="0"/>
               <w:rPr>
-                <w:rFonts w:ascii="Verdana" w:hAnsi="Verdana" w:cs="Arial"/>
-                <w:bCs/>
-                <w:i/>
-                <w:sz w:val="20"/>
-                <w:lang w:val="en-GB"/>
-              </w:rPr>
-            </w:pPr>
+                <w:rFonts w:ascii="Verdana" w:hAnsi="Verdana" w:cs="Verdana"/>
+                <w:b/>
+                <w:sz w:val="20"/>
+                <w:lang w:val="en-GB" w:eastAsia="ar-SA"/>
+              </w:rPr>
+            </w:pPr>
+            <w:r>
+              <w:rPr>
+                <w:rFonts w:ascii="Verdana" w:hAnsi="Verdana" w:cs="Verdana"/>
+                <w:b/>
+                <w:sz w:val="20"/>
+                <w:lang w:val="en-GB" w:eastAsia="ar-SA"/>
+              </w:rPr>
+              <w:t xml:space="preserve">SKILLS: </w:t>
+            </w:r>
             <w:r>
               <w:rPr>
                 <w:rFonts w:ascii="Verdana" w:hAnsi="Verdana" w:cs="Arial"/>
@@ -3185,7 +3215,68 @@
                 <w:u w:val="single"/>
                 <w:lang w:val="en-GB"/>
               </w:rPr>
-              <w:t xml:space="preserve">Pipelines &amp; Orchestration </w:t>
+              <w:t>Data Engineering</w:t>
+            </w:r>
+            <w:r>
+              <w:rPr>
+                <w:rFonts w:ascii="Verdana" w:hAnsi="Verdana" w:cs="Arial"/>
+                <w:bCs/>
+                <w:i/>
+                <w:sz w:val="20"/>
+                <w:lang w:val="en-GB"/>
+              </w:rPr>
+              <w:t xml:space="preserve"> (</w:t>
+            </w:r>
+            <w:r>
+              <w:rPr>
+                <w:rFonts w:ascii="Verdana" w:hAnsi="Verdana" w:cs="Arial"/>
+                <w:bCs/>
+                <w:i/>
+                <w:sz w:val="20"/>
+                <w:lang w:val="en-GB"/>
+              </w:rPr>
+              <w:t>Python, SQL, Spark, Hadoop, Polars, Pandas</w:t>
+            </w:r>
+            <w:r>
+              <w:rPr>
+                <w:rFonts w:ascii="Verdana" w:hAnsi="Verdana" w:cs="Arial"/>
+                <w:bCs/>
+                <w:i/>
+                <w:sz w:val="20"/>
+                <w:lang w:val="en-GB"/>
+              </w:rPr>
+              <w:t xml:space="preserve">) </w:t>
+            </w:r>
+            <w:r>
+              <w:rPr>
+                <w:rFonts w:ascii="Verdana" w:hAnsi="Verdana" w:cs="Arial"/>
+                <w:bCs/>
+                <w:i/>
+                <w:sz w:val="20"/>
+                <w:lang w:val="en-GB"/>
+              </w:rPr>
+              <w:t>•</w:t>
+            </w:r>
+            <w:r>
+              <w:rPr>
+                <w:rFonts w:ascii="Verdana" w:hAnsi="Verdana" w:cs="Arial"/>
+                <w:bCs/>
+                <w:i/>
+                <w:sz w:val="20"/>
+                <w:lang w:val="en-GB"/>
+              </w:rPr>
+              <w:t xml:space="preserve"> </w:t>
+            </w:r>
+            <w:r>
+              <w:rPr>
+                <w:rFonts w:ascii="Verdana" w:hAnsi="Verdana" w:cs="Arial"/>
+                <w:bCs/>
+                <w:i/>
+                <w:sz w:val="20"/>
+                <w:u w:val="single"/>
+                <w:lang w:val="en-GB"/>
+              </w:rPr>
+              <w:t xml:space="preserve">Cloud </w:t>
             </w:r>
             <w:r>
               <w:rPr>
@@ -3205,129 +3296,7 @@
                 <w:sz w:val="20"/>
                 <w:lang w:val="en-GB"/>
               </w:rPr>
-              <w:t>Dagster</w:t>
-            </w:r>
-            <w:r>
-              <w:rPr>
-                <w:rFonts w:ascii="Verdana" w:hAnsi="Verdana" w:cs="Arial"/>
-                <w:bCs/>
-                <w:i/>
-                <w:sz w:val="20"/>
-                <w:lang w:val="en-GB"/>
-              </w:rPr>
-              <w:t xml:space="preserve">) </w:t>
-            </w:r>
-            <w:r>
-              <w:rPr>
-                <w:rFonts w:ascii="Verdana" w:hAnsi="Verdana" w:cs="Arial"/>
-                <w:bCs/>
-                <w:i/>
-                <w:sz w:val="20"/>
-                <w:lang w:val="en-GB"/>
-              </w:rPr>
-              <w:t>•</w:t>
-            </w:r>
-            <w:r>
-              <w:rPr>
-                <w:rFonts w:ascii="Verdana" w:hAnsi="Verdana" w:cs="Arial"/>
-                <w:bCs/>
-                <w:i/>
-                <w:sz w:val="20"/>
-                <w:lang w:val="en-GB"/>
-              </w:rPr>
-              <w:t xml:space="preserve"> </w:t>
-            </w:r>
-            <w:r>
-              <w:rPr>
-                <w:rFonts w:ascii="Verdana" w:hAnsi="Verdana" w:cs="Arial"/>
-                <w:bCs/>
-                <w:i/>
-                <w:sz w:val="20"/>
-                <w:u w:val="single"/>
-                <w:lang w:val="en-GB"/>
-              </w:rPr>
-              <w:t xml:space="preserve">Databases </w:t>
-            </w:r>
-            <w:r>
-              <w:rPr>
-                <w:rFonts w:ascii="Verdana" w:hAnsi="Verdana" w:cs="Arial"/>
-                <w:bCs/>
-                <w:i/>
-                <w:sz w:val="20"/>
-                <w:lang w:val="en-GB"/>
-              </w:rPr>
-              <w:t>(</w:t>
-            </w:r>
-            <w:r>
-              <w:rPr>
-                <w:rFonts w:ascii="Verdana" w:hAnsi="Verdana" w:cs="Arial"/>
-                <w:bCs/>
-                <w:i/>
-                <w:sz w:val="20"/>
-                <w:lang w:val="en-GB"/>
-              </w:rPr>
-              <w:t>SQL Server</w:t>
-            </w:r>
-            <w:r>
-              <w:rPr>
-                <w:rFonts w:ascii="Verdana" w:hAnsi="Verdana" w:cs="Arial"/>
-                <w:bCs/>
-                <w:i/>
-                <w:sz w:val="20"/>
-                <w:lang w:val="en-GB"/>
-              </w:rPr>
-              <w:t xml:space="preserve">) </w:t>
-            </w:r>
-            <w:r>
-              <w:rPr>
-                <w:rFonts w:ascii="Verdana" w:hAnsi="Verdana" w:cs="Arial"/>
-                <w:bCs/>
-                <w:i/>
-                <w:sz w:val="20"/>
-                <w:lang w:val="en-GB"/>
-              </w:rPr>
-              <w:t>•</w:t>
-            </w:r>
-            <w:r>
-              <w:rPr>
-                <w:rFonts w:ascii="Verdana" w:hAnsi="Verdana" w:cs="Arial"/>
-                <w:bCs/>
-                <w:i/>
-                <w:sz w:val="20"/>
-                <w:lang w:val="en-GB"/>
-              </w:rPr>
-              <w:t xml:space="preserve"> </w:t>
-            </w:r>
-            <w:r>
-              <w:rPr>
-                <w:rFonts w:ascii="Verdana" w:hAnsi="Verdana" w:cs="Arial"/>
-                <w:bCs/>
-                <w:i/>
-                <w:sz w:val="20"/>
-                <w:u w:val="single"/>
-                <w:lang w:val="en-GB"/>
-              </w:rPr>
-              <w:t>BI</w:t>
-            </w:r>
-            <w:r>
-              <w:rPr>
-                <w:rFonts w:ascii="Verdana" w:hAnsi="Verdana" w:cs="Arial"/>
-                <w:bCs/>
-                <w:i/>
-                <w:sz w:val="20"/>
-                <w:lang w:val="en-GB"/>
-              </w:rPr>
-              <w:t xml:space="preserve"> (Tableau, </w:t>
-            </w:r>
-            <w:r>
-              <w:rPr>
-                <w:rFonts w:ascii="Verdana" w:hAnsi="Verdana" w:cs="Arial"/>
-                <w:bCs/>
-                <w:i/>
-                <w:sz w:val="20"/>
-                <w:lang w:val="en-GB"/>
-              </w:rPr>
-              <w:t>Dash, Plotly</w:t>
+              <w:t>Azure</w:t>
             </w:r>
             <w:r>
               <w:rPr>
@@ -3383,7 +3352,7 @@
                 <w:u w:val="single"/>
                 <w:lang w:val="en-GB"/>
               </w:rPr>
-              <w:t xml:space="preserve">Analytics Domains </w:t>
+              <w:t xml:space="preserve">Pipelines &amp; Orchestration </w:t>
             </w:r>
             <w:r>
               <w:rPr>
@@ -3403,7 +3372,129 @@
                 <w:sz w:val="20"/>
                 <w:lang w:val="en-GB"/>
               </w:rPr>
-              <w:t>Gas, Power &amp; LNG Trading Analytics, Market Data, Time-Series Modelling</w:t>
+              <w:t>Dagster</w:t>
+            </w:r>
+            <w:r>
+              <w:rPr>
+                <w:rFonts w:ascii="Verdana" w:hAnsi="Verdana" w:cs="Arial"/>
+                <w:bCs/>
+                <w:i/>
+                <w:sz w:val="20"/>
+                <w:lang w:val="en-GB"/>
+              </w:rPr>
+              <w:t xml:space="preserve">) </w:t>
+            </w:r>
+            <w:r>
+              <w:rPr>
+                <w:rFonts w:ascii="Verdana" w:hAnsi="Verdana" w:cs="Arial"/>
+                <w:bCs/>
+                <w:i/>
+                <w:sz w:val="20"/>
+                <w:lang w:val="en-GB"/>
+              </w:rPr>
+              <w:t>•</w:t>
+            </w:r>
+            <w:r>
+              <w:rPr>
+                <w:rFonts w:ascii="Verdana" w:hAnsi="Verdana" w:cs="Arial"/>
+                <w:bCs/>
+                <w:i/>
+                <w:sz w:val="20"/>
+                <w:lang w:val="en-GB"/>
+              </w:rPr>
+              <w:t xml:space="preserve"> </w:t>
+            </w:r>
+            <w:r>
+              <w:rPr>
+                <w:rFonts w:ascii="Verdana" w:hAnsi="Verdana" w:cs="Arial"/>
+                <w:bCs/>
+                <w:i/>
+                <w:sz w:val="20"/>
+                <w:u w:val="single"/>
+                <w:lang w:val="en-GB"/>
+              </w:rPr>
+              <w:t xml:space="preserve">Databases </w:t>
+            </w:r>
+            <w:r>
+              <w:rPr>
+                <w:rFonts w:ascii="Verdana" w:hAnsi="Verdana" w:cs="Arial"/>
+                <w:bCs/>
+                <w:i/>
+                <w:sz w:val="20"/>
+                <w:lang w:val="en-GB"/>
+              </w:rPr>
+              <w:t>(</w:t>
+            </w:r>
+            <w:r>
+              <w:rPr>
+                <w:rFonts w:ascii="Verdana" w:hAnsi="Verdana" w:cs="Arial"/>
+                <w:bCs/>
+                <w:i/>
+                <w:sz w:val="20"/>
+                <w:lang w:val="en-GB"/>
+              </w:rPr>
+              <w:t>SQL Server</w:t>
+            </w:r>
+            <w:r>
+              <w:rPr>
+                <w:rFonts w:ascii="Verdana" w:hAnsi="Verdana" w:cs="Arial"/>
+                <w:bCs/>
+                <w:i/>
+                <w:sz w:val="20"/>
+                <w:lang w:val="en-GB"/>
+              </w:rPr>
+              <w:t xml:space="preserve">) </w:t>
+            </w:r>
+            <w:r>
+              <w:rPr>
+                <w:rFonts w:ascii="Verdana" w:hAnsi="Verdana" w:cs="Arial"/>
+                <w:bCs/>
+                <w:i/>
+                <w:sz w:val="20"/>
+                <w:lang w:val="en-GB"/>
+              </w:rPr>
+              <w:t>•</w:t>
+            </w:r>
+            <w:r>
+              <w:rPr>
+                <w:rFonts w:ascii="Verdana" w:hAnsi="Verdana" w:cs="Arial"/>
+                <w:bCs/>
+                <w:i/>
+                <w:sz w:val="20"/>
+                <w:lang w:val="en-GB"/>
+              </w:rPr>
+              <w:t xml:space="preserve"> </w:t>
+            </w:r>
+            <w:r>
+              <w:rPr>
+                <w:rFonts w:ascii="Verdana" w:hAnsi="Verdana" w:cs="Arial"/>
+                <w:bCs/>
+                <w:i/>
+                <w:sz w:val="20"/>
+                <w:u w:val="single"/>
+                <w:lang w:val="en-GB"/>
+              </w:rPr>
+              <w:t>BI</w:t>
+            </w:r>
+            <w:r>
+              <w:rPr>
+                <w:rFonts w:ascii="Verdana" w:hAnsi="Verdana" w:cs="Arial"/>
+                <w:bCs/>
+                <w:i/>
+                <w:sz w:val="20"/>
+                <w:lang w:val="en-GB"/>
+              </w:rPr>
+              <w:t xml:space="preserve"> (Tableau, </w:t>
+            </w:r>
+            <w:r>
+              <w:rPr>
+                <w:rFonts w:ascii="Verdana" w:hAnsi="Verdana" w:cs="Arial"/>
+                <w:bCs/>
+                <w:i/>
+                <w:sz w:val="20"/>
+                <w:lang w:val="en-GB"/>
+              </w:rPr>
+              <w:t>Dash, Plotly</w:t>
             </w:r>
             <w:r>
               <w:rPr>
@@ -3414,16 +3505,6 @@
                 <w:lang w:val="en-GB"/>
               </w:rPr>
               <w:t>)</w:t>
-            </w:r>
-            <w:r>
-              <w:rPr>
-                <w:rFonts w:ascii="Verdana" w:hAnsi="Verdana" w:cs="Arial"/>
-                <w:bCs/>
-                <w:i/>
-                <w:sz w:val="20"/>
-                <w:lang w:val="en-GB"/>
-              </w:rPr>
-              <w:t xml:space="preserve"> </w:t>
             </w:r>
           </w:p>
           <w:p>
@@ -3469,7 +3550,7 @@
                 <w:u w:val="single"/>
                 <w:lang w:val="en-GB"/>
               </w:rPr>
-              <w:t xml:space="preserve">Collaboration </w:t>
+              <w:t xml:space="preserve">Analytics Domains </w:t>
             </w:r>
             <w:r>
               <w:rPr>
@@ -3489,7 +3570,7 @@
                 <w:sz w:val="20"/>
                 <w:lang w:val="en-GB"/>
               </w:rPr>
-              <w:t>Stakeholder Engagement, Mentoring, Technical Leadership</w:t>
+              <w:t>Gas, Power &amp; LNG Trading Analytics, Market Data, Time-Series Modelling</w:t>
             </w:r>
             <w:r>
               <w:rPr>
@@ -3509,7 +3590,7 @@
                 <w:sz w:val="20"/>
                 <w:lang w:val="en-GB"/>
               </w:rPr>
-              <w:t>.</w:t>
+              <w:t xml:space="preserve"> </w:t>
             </w:r>
           </w:p>
           <w:p>
@@ -3526,36 +3607,77 @@
                 <w:lang w:val="en-GB"/>
               </w:rPr>
             </w:pPr>
-          </w:p>
-          <w:p>
-            <w:pPr>
-              <w:tabs>
-                <w:tab w:val="right" w:pos="3153"/>
-              </w:tabs>
-              <w:snapToGrid w:val="0"/>
-              <w:rPr>
-                <w:rFonts w:ascii="Verdana" w:hAnsi="Verdana" w:cs="Arial"/>
-                <w:bCs/>
-                <w:i/>
-                <w:sz w:val="20"/>
-                <w:lang w:val="en-GB"/>
-              </w:rPr>
-            </w:pPr>
-          </w:p>
-          <w:p>
-            <w:pPr>
-              <w:tabs>
-                <w:tab w:val="right" w:pos="3153"/>
-              </w:tabs>
-              <w:snapToGrid w:val="0"/>
-              <w:rPr>
-                <w:rFonts w:ascii="Verdana" w:hAnsi="Verdana" w:cs="Arial"/>
-                <w:bCs/>
-                <w:i/>
-                <w:sz w:val="20"/>
-                <w:lang w:val="en-GB"/>
-              </w:rPr>
-            </w:pPr>
+            <w:r>
+              <w:rPr>
+                <w:rFonts w:ascii="Verdana" w:hAnsi="Verdana" w:cs="Arial"/>
+                <w:bCs/>
+                <w:i/>
+                <w:sz w:val="20"/>
+                <w:lang w:val="en-GB"/>
+              </w:rPr>
+              <w:t>•</w:t>
+            </w:r>
+            <w:r>
+              <w:rPr>
+                <w:rFonts w:ascii="Verdana" w:hAnsi="Verdana" w:cs="Arial"/>
+                <w:bCs/>
+                <w:i/>
+                <w:sz w:val="20"/>
+                <w:lang w:val="en-GB"/>
+              </w:rPr>
+              <w:t xml:space="preserve"> </w:t>
+            </w:r>
+            <w:r>
+              <w:rPr>
+                <w:rFonts w:ascii="Verdana" w:hAnsi="Verdana" w:cs="Arial"/>
+                <w:bCs/>
+                <w:i/>
+                <w:sz w:val="20"/>
+                <w:u w:val="single"/>
+                <w:lang w:val="en-GB"/>
+              </w:rPr>
+              <w:t xml:space="preserve">Collaboration </w:t>
+            </w:r>
+            <w:r>
+              <w:rPr>
+                <w:rFonts w:ascii="Verdana" w:hAnsi="Verdana" w:cs="Arial"/>
+                <w:bCs/>
+                <w:i/>
+                <w:sz w:val="20"/>
+                <w:lang w:val="en-GB"/>
+              </w:rPr>
+              <w:t>(</w:t>
+            </w:r>
+            <w:r>
+              <w:rPr>
+                <w:rFonts w:ascii="Verdana" w:hAnsi="Verdana" w:cs="Arial"/>
+                <w:bCs/>
+                <w:i/>
+                <w:sz w:val="20"/>
+                <w:lang w:val="en-GB"/>
+              </w:rPr>
+              <w:t>Stakeholder Engagement, Mentoring, Technical Leadership</w:t>
+            </w:r>
+            <w:r>
+              <w:rPr>
+                <w:rFonts w:ascii="Verdana" w:hAnsi="Verdana" w:cs="Arial"/>
+                <w:bCs/>
+                <w:i/>
+                <w:sz w:val="20"/>
+                <w:lang w:val="en-GB"/>
+              </w:rPr>
+              <w:t>)</w:t>
+            </w:r>
+            <w:r>
+              <w:rPr>
+                <w:rFonts w:ascii="Verdana" w:hAnsi="Verdana" w:cs="Arial"/>
+                <w:bCs/>
+                <w:i/>
+                <w:sz w:val="20"/>
+                <w:lang w:val="en-GB"/>
+              </w:rPr>
+              <w:t>.</w:t>
+            </w:r>
           </w:p>
           <w:p>
             <w:pPr>
@@ -3778,7 +3900,23 @@
                 <w:sz w:val="20"/>
                 <w:lang w:val="en-GB" w:eastAsia="ar-SA"/>
               </w:rPr>
-              <w:t>Leading the architecture, design, and development of a fund analytics platform.</w:t>
+              <w:t xml:space="preserve">Led the architecture, requirements analysis and development of a Python-based fund analytics platform, replacing approximately </w:t>
+            </w:r>
+            <w:r>
+              <w:rPr>
+                <w:rFonts w:ascii="Verdana" w:hAnsi="Verdana" w:cs="Verdana"/>
+                <w:sz w:val="20"/>
+                <w:lang w:val="en-GB" w:eastAsia="ar-SA"/>
+              </w:rPr>
+              <w:t>twenty</w:t>
+            </w:r>
+            <w:r>
+              <w:rPr>
+                <w:rFonts w:ascii="Verdana" w:hAnsi="Verdana" w:cs="Verdana"/>
+                <w:sz w:val="20"/>
+                <w:lang w:val="en-GB" w:eastAsia="ar-SA"/>
+              </w:rPr>
+              <w:t xml:space="preserve"> spreadsheet models with a governed application using FastAPI, SQL Server and Dash.</w:t>
             </w:r>
           </w:p>
           <w:p>
@@ -3810,7 +3948,71 @@
                 <w:sz w:val="20"/>
                 <w:lang w:val="en-GB" w:eastAsia="ar-SA"/>
               </w:rPr>
-              <w:t>Built a full-stack Fund Model application with a FastAPI backend and Dash frontend, replacing ~20 Excel-based models with a unified Python solution for carry calculations and forecasting.</w:t>
+              <w:t xml:space="preserve">Worked directly with investment stakeholders to understand existing workflows and business rules, translate them into application </w:t>
+            </w:r>
+            <w:r>
+              <w:rPr>
+                <w:rFonts w:ascii="Verdana" w:hAnsi="Verdana" w:cs="Verdana"/>
+                <w:sz w:val="20"/>
+                <w:lang w:val="en-GB" w:eastAsia="ar-SA"/>
+              </w:rPr>
+              <w:t>requirements,</w:t>
+            </w:r>
+            <w:r>
+              <w:rPr>
+                <w:rFonts w:ascii="Verdana" w:hAnsi="Verdana" w:cs="Verdana"/>
+                <w:sz w:val="20"/>
+                <w:lang w:val="en-GB" w:eastAsia="ar-SA"/>
+              </w:rPr>
+              <w:t xml:space="preserve"> and validate calculation outputs.</w:t>
+            </w:r>
+          </w:p>
+          <w:p>
+            <w:pPr>
+              <w:suppressAutoHyphens/>
+              <w:autoSpaceDE w:val="0"/>
+              <w:contextualSpacing/>
+              <w:rPr>
+                <w:rFonts w:ascii="Verdana" w:hAnsi="Verdana" w:cs="Verdana"/>
+                <w:sz w:val="20"/>
+                <w:lang w:val="en-GB" w:eastAsia="ar-SA"/>
+              </w:rPr>
+            </w:pPr>
+          </w:p>
+          <w:p>
+            <w:pPr>
+              <w:suppressAutoHyphens/>
+              <w:autoSpaceDE w:val="0"/>
+              <w:contextualSpacing/>
+              <w:rPr>
+                <w:rFonts w:ascii="Verdana" w:hAnsi="Verdana" w:cs="Verdana"/>
+                <w:sz w:val="20"/>
+                <w:lang w:val="en-GB" w:eastAsia="ar-SA"/>
+              </w:rPr>
+            </w:pPr>
+            <w:r>
+              <w:rPr>
+                <w:rFonts w:ascii="Verdana" w:hAnsi="Verdana" w:cs="Verdana"/>
+                <w:sz w:val="20"/>
+                <w:lang w:val="en-GB" w:eastAsia="ar-SA"/>
+              </w:rPr>
+              <w:t xml:space="preserve">Designed reusable APIs and data models supporting carry calculations, </w:t>
+            </w:r>
+            <w:r>
+              <w:rPr>
+                <w:rFonts w:ascii="Verdana" w:hAnsi="Verdana" w:cs="Verdana"/>
+                <w:sz w:val="20"/>
+                <w:lang w:val="en-GB" w:eastAsia="ar-SA"/>
+              </w:rPr>
+              <w:t>forecasting,</w:t>
+            </w:r>
+            <w:r>
+              <w:rPr>
+                <w:rFonts w:ascii="Verdana" w:hAnsi="Verdana" w:cs="Verdana"/>
+                <w:sz w:val="20"/>
+                <w:lang w:val="en-GB" w:eastAsia="ar-SA"/>
+              </w:rPr>
+              <w:t xml:space="preserve"> and fund analytics.</w:t>
             </w:r>
           </w:p>
           <w:p>
@@ -4446,39 +4648,7 @@
                 <w:sz w:val="20"/>
                 <w:lang w:val="en-GB" w:eastAsia="ar-SA"/>
               </w:rPr>
-              <w:t>Led the architecture and implementation of AWS-based ETL</w:t>
-            </w:r>
-            <w:r>
-              <w:rPr>
-                <w:rFonts w:ascii="Verdana" w:hAnsi="Verdana" w:cs="Verdana"/>
-                <w:sz w:val="20"/>
-                <w:lang w:val="en-GB" w:eastAsia="ar-SA"/>
-              </w:rPr>
-              <w:t xml:space="preserve"> pipelines</w:t>
-            </w:r>
-            <w:r>
-              <w:rPr>
-                <w:rFonts w:ascii="Verdana" w:hAnsi="Verdana" w:cs="Verdana"/>
-                <w:sz w:val="20"/>
-                <w:lang w:val="en-GB" w:eastAsia="ar-SA"/>
-              </w:rPr>
-              <w:t xml:space="preserve"> and Analytics platform, designing and developing data integrations and </w:t>
-            </w:r>
-            <w:r>
-              <w:rPr>
-                <w:rFonts w:ascii="Verdana" w:hAnsi="Verdana" w:cs="Verdana"/>
-                <w:sz w:val="20"/>
-                <w:lang w:val="en-GB" w:eastAsia="ar-SA"/>
-              </w:rPr>
-              <w:t>products</w:t>
-            </w:r>
-            <w:r>
-              <w:rPr>
-                <w:rFonts w:ascii="Verdana" w:hAnsi="Verdana" w:cs="Verdana"/>
-                <w:sz w:val="20"/>
-                <w:lang w:val="en-GB" w:eastAsia="ar-SA"/>
-              </w:rPr>
-              <w:t>.</w:t>
+              <w:t>Led architecture and development of a cloud-native analytics and application platform, combining Python, APIs, AWS serverless technologies, microservices and data engineering.</w:t>
             </w:r>
           </w:p>
           <w:p>
@@ -4668,63 +4838,15 @@
                 <w:sz w:val="20"/>
                 <w:lang w:val="en-GB" w:eastAsia="ar-SA"/>
               </w:rPr>
-              <w:t xml:space="preserve"> - Building</w:t>
-            </w:r>
-            <w:r>
-              <w:rPr>
-                <w:rFonts w:ascii="Verdana" w:hAnsi="Verdana" w:cs="Verdana"/>
-                <w:sz w:val="20"/>
-                <w:lang w:val="en-GB" w:eastAsia="ar-SA"/>
-              </w:rPr>
-              <w:t xml:space="preserve"> data integrations with market data providers and brokers.</w:t>
-            </w:r>
-            <w:r>
-              <w:rPr>
-                <w:rFonts w:ascii="Verdana" w:hAnsi="Verdana" w:cs="Verdana"/>
-                <w:sz w:val="20"/>
-                <w:lang w:val="en-GB" w:eastAsia="ar-SA"/>
-              </w:rPr>
-              <w:t xml:space="preserve"> Building</w:t>
-            </w:r>
-            <w:r>
-              <w:rPr>
-                <w:rFonts w:ascii="Verdana" w:hAnsi="Verdana" w:cs="Verdana"/>
-                <w:sz w:val="20"/>
-                <w:lang w:val="en-GB" w:eastAsia="ar-SA"/>
-              </w:rPr>
-              <w:t xml:space="preserve"> </w:t>
-            </w:r>
-            <w:r>
-              <w:rPr>
-                <w:rFonts w:ascii="Verdana" w:hAnsi="Verdana" w:cs="Verdana"/>
-                <w:sz w:val="20"/>
-                <w:lang w:val="en-GB" w:eastAsia="ar-SA"/>
-              </w:rPr>
-              <w:t>d</w:t>
-            </w:r>
-            <w:r>
-              <w:rPr>
-                <w:rFonts w:ascii="Verdana" w:hAnsi="Verdana" w:cs="Verdana"/>
-                <w:sz w:val="20"/>
-                <w:lang w:val="en-GB" w:eastAsia="ar-SA"/>
-              </w:rPr>
-              <w:t>ata APIs using a microservices architecture, deploying Docker and Kubernetes for container orchestration. Leverag</w:t>
-            </w:r>
-            <w:r>
-              <w:rPr>
-                <w:rFonts w:ascii="Verdana" w:hAnsi="Verdana" w:cs="Verdana"/>
-                <w:sz w:val="20"/>
-                <w:lang w:val="en-GB" w:eastAsia="ar-SA"/>
-              </w:rPr>
-              <w:t>ing</w:t>
-            </w:r>
-            <w:r>
-              <w:rPr>
-                <w:rFonts w:ascii="Verdana" w:hAnsi="Verdana" w:cs="Verdana"/>
-                <w:sz w:val="20"/>
-                <w:lang w:val="en-GB" w:eastAsia="ar-SA"/>
-              </w:rPr>
-              <w:t xml:space="preserve"> Fast API and Functions as a Service on AWS Lambda with API Gateway for efficient and modular API development.</w:t>
+              <w:t xml:space="preserve"> - </w:t>
+            </w:r>
+            <w:r>
+              <w:rPr>
+                <w:rFonts w:ascii="Verdana" w:hAnsi="Verdana" w:cs="Verdana"/>
+                <w:sz w:val="20"/>
+                <w:lang w:val="en-GB" w:eastAsia="ar-SA"/>
+              </w:rPr>
+              <w:t>Designed Python/FastAPI microservices and REST APIs integrating external financial-data providers and brokers, deploying services through Docker/Kubernetes and AWS Lambda/API Gateway.</w:t>
             </w:r>
           </w:p>
           <w:p>
@@ -5285,6 +5407,126 @@
               </w:rPr>
               <w:t xml:space="preserve"> (AWS (EC2, SNS, SQS, RDS, Redshift)</w:t>
             </w:r>
+          </w:p>
+          <w:p>
+            <w:pPr>
+              <w:tabs>
+                <w:tab w:val="left" w:pos="3261"/>
+              </w:tabs>
+              <w:snapToGrid w:val="0"/>
+              <w:rPr>
+                <w:rFonts w:ascii="Verdana" w:hAnsi="Verdana" w:cs="Arial"/>
+                <w:bCs/>
+                <w:i/>
+                <w:sz w:val="20"/>
+                <w:lang w:val="en-GB"/>
+              </w:rPr>
+            </w:pPr>
+          </w:p>
+          <w:p>
+            <w:pPr>
+              <w:tabs>
+                <w:tab w:val="left" w:pos="3261"/>
+              </w:tabs>
+              <w:snapToGrid w:val="0"/>
+              <w:rPr>
+                <w:rFonts w:ascii="Verdana" w:hAnsi="Verdana" w:cs="Arial"/>
+                <w:bCs/>
+                <w:i/>
+                <w:sz w:val="20"/>
+                <w:lang w:val="en-GB"/>
+              </w:rPr>
+            </w:pPr>
+          </w:p>
+          <w:p>
+            <w:pPr>
+              <w:tabs>
+                <w:tab w:val="left" w:pos="3261"/>
+              </w:tabs>
+              <w:snapToGrid w:val="0"/>
+              <w:rPr>
+                <w:rFonts w:ascii="Verdana" w:hAnsi="Verdana" w:cs="Arial"/>
+                <w:bCs/>
+                <w:i/>
+                <w:sz w:val="20"/>
+                <w:lang w:val="en-GB"/>
+              </w:rPr>
+            </w:pPr>
+          </w:p>
+          <w:p>
+            <w:pPr>
+              <w:tabs>
+                <w:tab w:val="left" w:pos="3261"/>
+              </w:tabs>
+              <w:snapToGrid w:val="0"/>
+              <w:rPr>
+                <w:rFonts w:ascii="Verdana" w:hAnsi="Verdana" w:cs="Arial"/>
+                <w:bCs/>
+                <w:i/>
+                <w:sz w:val="20"/>
+                <w:lang w:val="en-GB"/>
+              </w:rPr>
+            </w:pPr>
+          </w:p>
+          <w:p>
+            <w:pPr>
+              <w:tabs>
+                <w:tab w:val="left" w:pos="3261"/>
+              </w:tabs>
+              <w:snapToGrid w:val="0"/>
+              <w:rPr>
+                <w:rFonts w:ascii="Verdana" w:hAnsi="Verdana" w:cs="Arial"/>
+                <w:bCs/>
+                <w:i/>
+                <w:sz w:val="20"/>
+                <w:lang w:val="en-GB"/>
+              </w:rPr>
+            </w:pPr>
+          </w:p>
+          <w:p>
+            <w:pPr>
+              <w:tabs>
+                <w:tab w:val="left" w:pos="3261"/>
+              </w:tabs>
+              <w:snapToGrid w:val="0"/>
+              <w:rPr>
+                <w:rFonts w:ascii="Verdana" w:hAnsi="Verdana" w:cs="Arial"/>
+                <w:bCs/>
+                <w:i/>
+                <w:sz w:val="20"/>
+                <w:lang w:val="en-GB"/>
+              </w:rPr>
+            </w:pPr>
+          </w:p>
+          <w:p>
+            <w:pPr>
+              <w:tabs>
+                <w:tab w:val="left" w:pos="3261"/>
+              </w:tabs>
+              <w:snapToGrid w:val="0"/>
+              <w:rPr>
+                <w:rFonts w:ascii="Verdana" w:hAnsi="Verdana" w:cs="Arial"/>
+                <w:bCs/>
+                <w:i/>
+                <w:sz w:val="20"/>
+                <w:lang w:val="en-GB"/>
+              </w:rPr>
+            </w:pPr>
+          </w:p>
+          <w:p>
+            <w:pPr>
+              <w:tabs>
+                <w:tab w:val="left" w:pos="3261"/>
+              </w:tabs>
+              <w:snapToGrid w:val="0"/>
+              <w:rPr>
+                <w:rFonts w:ascii="Verdana" w:hAnsi="Verdana" w:cs="Arial"/>
+                <w:bCs/>
+                <w:i/>
+                <w:sz w:val="20"/>
+                <w:lang w:val="en-GB"/>
+              </w:rPr>
+            </w:pPr>
           </w:p>
           <w:p>
             <w:pPr>
@@ -5458,31 +5700,23 @@
                 <w:sz w:val="20"/>
                 <w:lang w:val="en-GB"/>
               </w:rPr>
-              <w:t xml:space="preserve">Lead engineer for the investment </w:t>
-            </w:r>
-            <w:r>
-              <w:rPr>
-                <w:rFonts w:ascii="Verdana" w:hAnsi="Verdana" w:cs="Arial"/>
-                <w:sz w:val="20"/>
-                <w:lang w:val="en-GB"/>
-              </w:rPr>
-              <w:t>model</w:t>
-            </w:r>
-            <w:r>
-              <w:rPr>
-                <w:rFonts w:ascii="Verdana" w:hAnsi="Verdana" w:cs="Arial"/>
-                <w:sz w:val="20"/>
-                <w:lang w:val="en-GB"/>
-              </w:rPr>
-              <w:t xml:space="preserve"> platform, focusing on team development and people management. Collaborated with the Fixed Income team to implement and back-test alpha models</w:t>
-            </w:r>
-            <w:r>
-              <w:rPr>
-                <w:rFonts w:ascii="Verdana" w:hAnsi="Verdana" w:cs="Arial"/>
-                <w:sz w:val="20"/>
-                <w:lang w:val="en-GB"/>
-              </w:rPr>
-              <w:t>.</w:t>
+              <w:t xml:space="preserve">Lead Engineer for a mission-critical investment modelling platform used by Fixed Income investment teams. Led engineers while remaining hands-on across Python application development, quantitative model implementation, platform architecture, </w:t>
+            </w:r>
+            <w:r>
+              <w:rPr>
+                <w:rFonts w:ascii="Verdana" w:hAnsi="Verdana" w:cs="Arial"/>
+                <w:sz w:val="20"/>
+                <w:lang w:val="en-GB"/>
+              </w:rPr>
+              <w:t>APIs,</w:t>
+            </w:r>
+            <w:r>
+              <w:rPr>
+                <w:rFonts w:ascii="Verdana" w:hAnsi="Verdana" w:cs="Arial"/>
+                <w:sz w:val="20"/>
+                <w:lang w:val="en-GB"/>
+              </w:rPr>
+              <w:t xml:space="preserve"> and secure enterprise engineering.</w:t>
             </w:r>
           </w:p>
           <w:p>
@@ -5545,7 +5779,18 @@
                 <w:u w:val="single"/>
                 <w:lang w:val="en-GB" w:eastAsia="ar-SA"/>
               </w:rPr>
-              <w:t>Technical Leadership &amp; Team Development</w:t>
+              <w:t xml:space="preserve">Technical Leadership &amp; </w:t>
+            </w:r>
+            <w:r>
+              <w:rPr>
+                <w:rFonts w:ascii="Verdana" w:hAnsi="Verdana" w:cs="Verdana"/>
+                <w:i/>
+                <w:iCs/>
+                <w:sz w:val="20"/>
+                <w:u w:val="single"/>
+                <w:lang w:val="en-GB" w:eastAsia="ar-SA"/>
+              </w:rPr>
+              <w:t>Engineering Standards</w:t>
             </w:r>
             <w:r>
               <w:rPr>
@@ -5569,23 +5814,23 @@
                 <w:sz w:val="20"/>
                 <w:lang w:val="en-GB" w:eastAsia="ar-SA"/>
               </w:rPr>
-              <w:t xml:space="preserve">Mentored and developed a team of engineers, including 3 </w:t>
-            </w:r>
-            <w:r>
-              <w:rPr>
-                <w:rFonts w:ascii="Verdana" w:hAnsi="Verdana" w:cs="Verdana"/>
-                <w:sz w:val="20"/>
-                <w:lang w:val="en-GB" w:eastAsia="ar-SA"/>
-              </w:rPr>
-              <w:t xml:space="preserve">Senior </w:t>
-            </w:r>
-            <w:r>
-              <w:rPr>
-                <w:rFonts w:ascii="Verdana" w:hAnsi="Verdana" w:cs="Verdana"/>
-                <w:sz w:val="20"/>
-                <w:lang w:val="en-GB" w:eastAsia="ar-SA"/>
-              </w:rPr>
-              <w:t>Quant developers, fostering their career growth and technical skills.</w:t>
+              <w:t xml:space="preserve">Led and mentored three Senior Quant Developers, established engineering practices, supported architecture </w:t>
+            </w:r>
+            <w:r>
+              <w:rPr>
+                <w:rFonts w:ascii="Verdana" w:hAnsi="Verdana" w:cs="Verdana"/>
+                <w:sz w:val="20"/>
+                <w:lang w:val="en-GB" w:eastAsia="ar-SA"/>
+              </w:rPr>
+              <w:t>decisions,</w:t>
+            </w:r>
+            <w:r>
+              <w:rPr>
+                <w:rFonts w:ascii="Verdana" w:hAnsi="Verdana" w:cs="Verdana"/>
+                <w:sz w:val="20"/>
+                <w:lang w:val="en-GB" w:eastAsia="ar-SA"/>
+              </w:rPr>
+              <w:t xml:space="preserve"> and coordinated delivery across multiple investment teams.</w:t>
             </w:r>
           </w:p>
           <w:p>
@@ -5613,11 +5858,16 @@
                 <w:u w:val="single"/>
                 <w:lang w:val="en-GB" w:eastAsia="ar-SA"/>
               </w:rPr>
-              <w:t>BAU: Model Implementation</w:t>
-            </w:r>
-            <w:r>
-              <w:rPr>
-                <w:lang w:val="en-GB"/>
+              <w:t>Machine Learning / Quantitative Model Engineering</w:t>
+            </w:r>
+            <w:r>
+              <w:rPr>
+                <w:rFonts w:ascii="Verdana" w:hAnsi="Verdana" w:cs="Verdana"/>
+                <w:i/>
+                <w:iCs/>
+                <w:sz w:val="20"/>
+                <w:u w:val="single"/>
+                <w:lang w:val="en-GB" w:eastAsia="ar-SA"/>
               </w:rPr>
               <w:t xml:space="preserve"> </w:t>
             </w:r>
@@ -5641,47 +5891,23 @@
                 <w:sz w:val="20"/>
                 <w:lang w:val="en-GB" w:eastAsia="ar-SA"/>
               </w:rPr>
-              <w:t>Worked with Quant Analysts to implement and enhance various models on the Pythonic alpha platform, including alpha, transaction cost, risk models, and optimizers. Managed cross-team implementations for Equities, Macro, Credit</w:t>
-            </w:r>
-            <w:r>
-              <w:rPr>
-                <w:rFonts w:ascii="Verdana" w:hAnsi="Verdana" w:cs="Verdana"/>
-                <w:sz w:val="20"/>
-                <w:lang w:val="en-GB" w:eastAsia="ar-SA"/>
-              </w:rPr>
-              <w:t xml:space="preserve"> (structured)</w:t>
-            </w:r>
-            <w:r>
-              <w:rPr>
-                <w:rFonts w:ascii="Verdana" w:hAnsi="Verdana" w:cs="Verdana"/>
-                <w:sz w:val="20"/>
-                <w:lang w:val="en-GB" w:eastAsia="ar-SA"/>
-              </w:rPr>
-              <w:t xml:space="preserve">, and Innovation, ensuring successful deployment across different asset classes. </w:t>
-            </w:r>
-            <w:r>
-              <w:rPr>
-                <w:rFonts w:ascii="Verdana" w:hAnsi="Verdana" w:cs="Verdana"/>
-                <w:sz w:val="20"/>
-                <w:lang w:val="en-GB" w:eastAsia="ar-SA"/>
-              </w:rPr>
-              <w:t>Enhanced the alpha framework with robust back-testing capabilities</w:t>
-            </w:r>
-            <w:r>
-              <w:rPr>
-                <w:rFonts w:ascii="Verdana" w:hAnsi="Verdana" w:cs="Verdana"/>
-                <w:sz w:val="20"/>
-                <w:lang w:val="en-GB" w:eastAsia="ar-SA"/>
-              </w:rPr>
-              <w:t>. I</w:t>
-            </w:r>
-            <w:r>
-              <w:rPr>
-                <w:rFonts w:ascii="Verdana" w:hAnsi="Verdana" w:cs="Verdana"/>
-                <w:sz w:val="20"/>
-                <w:lang w:val="en-GB" w:eastAsia="ar-SA"/>
-              </w:rPr>
-              <w:t>ntegrated INTEX Wrapper APIs for analysis of mortgage-backed assets.</w:t>
+              <w:t xml:space="preserve">Partnered with Quant Researchers to productionise alpha, transaction-cost, </w:t>
+            </w:r>
+            <w:r>
+              <w:rPr>
+                <w:rFonts w:ascii="Verdana" w:hAnsi="Verdana" w:cs="Verdana"/>
+                <w:sz w:val="20"/>
+                <w:lang w:val="en-GB" w:eastAsia="ar-SA"/>
+              </w:rPr>
+              <w:t>risk,</w:t>
+            </w:r>
+            <w:r>
+              <w:rPr>
+                <w:rFonts w:ascii="Verdana" w:hAnsi="Verdana" w:cs="Verdana"/>
+                <w:sz w:val="20"/>
+                <w:lang w:val="en-GB" w:eastAsia="ar-SA"/>
+              </w:rPr>
+              <w:t xml:space="preserve"> and optimisation models on a Python platform across Fixed Income, Equities, Macro and Credit; enhanced model back-testing and validation capabilities.</w:t>
             </w:r>
           </w:p>
           <w:p>
@@ -5728,63 +5954,15 @@
                 <w:sz w:val="20"/>
                 <w:lang w:val="en-GB" w:eastAsia="ar-SA"/>
               </w:rPr>
-              <w:t xml:space="preserve"> – Led the </w:t>
-            </w:r>
-            <w:r>
-              <w:rPr>
-                <w:rFonts w:ascii="Verdana" w:hAnsi="Verdana" w:cs="Verdana"/>
-                <w:sz w:val="20"/>
-                <w:lang w:val="en-GB" w:eastAsia="ar-SA"/>
-              </w:rPr>
-              <w:t xml:space="preserve">development of Aladdin Alpha Platform, emphasizing </w:t>
-            </w:r>
-            <w:r>
-              <w:rPr>
-                <w:rFonts w:ascii="Verdana" w:hAnsi="Verdana" w:cs="Verdana"/>
-                <w:sz w:val="20"/>
-                <w:lang w:val="en-GB" w:eastAsia="ar-SA"/>
-              </w:rPr>
-              <w:t>scalable</w:t>
-            </w:r>
-            <w:r>
-              <w:rPr>
-                <w:rFonts w:ascii="Verdana" w:hAnsi="Verdana" w:cs="Verdana"/>
-                <w:sz w:val="20"/>
-                <w:lang w:val="en-GB" w:eastAsia="ar-SA"/>
-              </w:rPr>
-              <w:t xml:space="preserve"> </w:t>
-            </w:r>
-            <w:r>
-              <w:rPr>
-                <w:rFonts w:ascii="Verdana" w:hAnsi="Verdana" w:cs="Verdana"/>
-                <w:sz w:val="20"/>
-                <w:lang w:val="en-GB" w:eastAsia="ar-SA"/>
-              </w:rPr>
-              <w:t>design</w:t>
-            </w:r>
-            <w:r>
-              <w:rPr>
-                <w:rFonts w:ascii="Verdana" w:hAnsi="Verdana" w:cs="Verdana"/>
-                <w:sz w:val="20"/>
-                <w:lang w:val="en-GB" w:eastAsia="ar-SA"/>
-              </w:rPr>
-              <w:t xml:space="preserve"> and reusability. </w:t>
-            </w:r>
-            <w:r>
-              <w:rPr>
-                <w:rFonts w:ascii="Verdana" w:hAnsi="Verdana" w:cs="Verdana"/>
-                <w:sz w:val="20"/>
-                <w:lang w:val="en-GB" w:eastAsia="ar-SA"/>
-              </w:rPr>
-              <w:t>Integrated</w:t>
-            </w:r>
-            <w:r>
-              <w:rPr>
-                <w:rFonts w:ascii="Verdana" w:hAnsi="Verdana" w:cs="Verdana"/>
-                <w:sz w:val="20"/>
-                <w:lang w:val="en-GB" w:eastAsia="ar-SA"/>
-              </w:rPr>
-              <w:t xml:space="preserve"> with Snowflake for enhanced efficiency.</w:t>
+              <w:t xml:space="preserve"> – </w:t>
+            </w:r>
+            <w:r>
+              <w:rPr>
+                <w:rFonts w:ascii="Verdana" w:hAnsi="Verdana" w:cs="Verdana"/>
+                <w:sz w:val="20"/>
+                <w:lang w:val="en-GB" w:eastAsia="ar-SA"/>
+              </w:rPr>
+              <w:t>Led development of reusable components within the Aladdin Alpha Platform and integrated Snowflake-based data capabilities to improve scalability and analytical workflows.</w:t>
             </w:r>
           </w:p>
           <w:p>
@@ -5839,7 +6017,23 @@
                 <w:sz w:val="20"/>
                 <w:lang w:val="en-GB" w:eastAsia="ar-SA"/>
               </w:rPr>
-              <w:t>Executed a comprehensive security upgrade for six major investment applications, redesigning components for secure architectures. Implemented secure APIs across diverse languages, including .NET, MATLAB, Perl, Python, and Java.</w:t>
+              <w:t xml:space="preserve">Led security modernisation across six mission-critical investment applications, redesigning interfaces and implementing secure APIs across Python, Java, .NET, </w:t>
+            </w:r>
+            <w:r>
+              <w:rPr>
+                <w:rFonts w:ascii="Verdana" w:hAnsi="Verdana" w:cs="Verdana"/>
+                <w:sz w:val="20"/>
+                <w:lang w:val="en-GB" w:eastAsia="ar-SA"/>
+              </w:rPr>
+              <w:t>MATLAB,</w:t>
+            </w:r>
+            <w:r>
+              <w:rPr>
+                <w:rFonts w:ascii="Verdana" w:hAnsi="Verdana" w:cs="Verdana"/>
+                <w:sz w:val="20"/>
+                <w:lang w:val="en-GB" w:eastAsia="ar-SA"/>
+              </w:rPr>
+              <w:t xml:space="preserve"> and Perl while aligning solutions with enterprise security standards and controls.</w:t>
             </w:r>
           </w:p>
           <w:p>
@@ -6703,39 +6897,7 @@
                 <w:sz w:val="20"/>
                 <w:lang w:val="en-GB" w:eastAsia="ar-SA"/>
               </w:rPr>
-              <w:t xml:space="preserve">Developed a Java and Spring Boot backend </w:t>
-            </w:r>
-            <w:r>
-              <w:rPr>
-                <w:rFonts w:ascii="Verdana" w:hAnsi="Verdana" w:cs="Verdana"/>
-                <w:sz w:val="20"/>
-                <w:lang w:val="en-GB" w:eastAsia="ar-SA"/>
-              </w:rPr>
-              <w:t xml:space="preserve">REST </w:t>
-            </w:r>
-            <w:r>
-              <w:rPr>
-                <w:rFonts w:ascii="Verdana" w:hAnsi="Verdana" w:cs="Verdana"/>
-                <w:sz w:val="20"/>
-                <w:lang w:val="en-GB" w:eastAsia="ar-SA"/>
-              </w:rPr>
-              <w:t xml:space="preserve">API, along with a JSF </w:t>
-            </w:r>
-            <w:r>
-              <w:rPr>
-                <w:rFonts w:ascii="Verdana" w:hAnsi="Verdana" w:cs="Verdana"/>
-                <w:sz w:val="20"/>
-                <w:lang w:val="en-GB" w:eastAsia="ar-SA"/>
-              </w:rPr>
-              <w:t xml:space="preserve">and React </w:t>
-            </w:r>
-            <w:r>
-              <w:rPr>
-                <w:rFonts w:ascii="Verdana" w:hAnsi="Verdana" w:cs="Verdana"/>
-                <w:sz w:val="20"/>
-                <w:lang w:val="en-GB" w:eastAsia="ar-SA"/>
-              </w:rPr>
-              <w:t>front-end application, to manage 350+ research and development activities within the ARTES MIS project for the TIA Directorate.</w:t>
+              <w:t>Designed and developed Java/Spring Boot REST services and React/JSF applications supporting 350+ European Space Agency R&amp;D activities, working within a secure private-cloud enterprise environment.</w:t>
             </w:r>
           </w:p>
           <w:p>
@@ -6790,55 +6952,23 @@
                 <w:sz w:val="20"/>
                 <w:lang w:val="en-GB" w:eastAsia="ar-SA"/>
               </w:rPr>
-              <w:t xml:space="preserve">Created secure, </w:t>
-            </w:r>
-            <w:r>
-              <w:rPr>
-                <w:rFonts w:ascii="Verdana" w:hAnsi="Verdana" w:cs="Verdana"/>
-                <w:sz w:val="20"/>
-                <w:lang w:val="en-GB" w:eastAsia="ar-SA"/>
-              </w:rPr>
-              <w:t>clean</w:t>
-            </w:r>
-            <w:r>
-              <w:rPr>
-                <w:rFonts w:ascii="Verdana" w:hAnsi="Verdana" w:cs="Verdana"/>
-                <w:sz w:val="20"/>
-                <w:lang w:val="en-GB" w:eastAsia="ar-SA"/>
-              </w:rPr>
-              <w:t xml:space="preserve"> code on </w:t>
-            </w:r>
-            <w:r>
-              <w:rPr>
-                <w:rFonts w:ascii="Verdana" w:hAnsi="Verdana" w:cs="Verdana"/>
-                <w:sz w:val="20"/>
-                <w:lang w:val="en-GB" w:eastAsia="ar-SA"/>
-              </w:rPr>
-              <w:t xml:space="preserve">the </w:t>
-            </w:r>
-            <w:r>
-              <w:rPr>
-                <w:rFonts w:ascii="Verdana" w:hAnsi="Verdana" w:cs="Verdana"/>
-                <w:sz w:val="20"/>
-                <w:lang w:val="en-GB" w:eastAsia="ar-SA"/>
-              </w:rPr>
-              <w:t>ESA cloud infrastructure, providing user training, and resolving technical issues.</w:t>
-            </w:r>
-            <w:r>
-              <w:rPr>
-                <w:rFonts w:ascii="Verdana" w:hAnsi="Verdana" w:cs="Verdana"/>
-                <w:sz w:val="20"/>
-                <w:lang w:val="en-GB" w:eastAsia="ar-SA"/>
-              </w:rPr>
-              <w:t xml:space="preserve"> </w:t>
-            </w:r>
-            <w:r>
-              <w:rPr>
-                <w:rFonts w:ascii="Verdana" w:hAnsi="Verdana" w:cs="Verdana"/>
-                <w:sz w:val="20"/>
-                <w:lang w:val="en-GB" w:eastAsia="ar-SA"/>
-              </w:rPr>
-              <w:t>Migrated applications to a common environment for tools harmonization across TIA, contributing to knowledge exchange with team members and IT professionals.</w:t>
+              <w:t xml:space="preserve">Helped migrate applications into a common cloud environment, standardising development practices and improving maintainability, </w:t>
+            </w:r>
+            <w:r>
+              <w:rPr>
+                <w:rFonts w:ascii="Verdana" w:hAnsi="Verdana" w:cs="Verdana"/>
+                <w:sz w:val="20"/>
+                <w:lang w:val="en-GB" w:eastAsia="ar-SA"/>
+              </w:rPr>
+              <w:t>supportability,</w:t>
+            </w:r>
+            <w:r>
+              <w:rPr>
+                <w:rFonts w:ascii="Verdana" w:hAnsi="Verdana" w:cs="Verdana"/>
+                <w:sz w:val="20"/>
+                <w:lang w:val="en-GB" w:eastAsia="ar-SA"/>
+              </w:rPr>
+              <w:t xml:space="preserve"> and cross-team knowledge sharing.</w:t>
             </w:r>
           </w:p>
           <w:p>
@@ -8421,13 +8551,21 @@
               <w:contextualSpacing/>
               <w:rPr>
                 <w:rFonts w:ascii="Verdana" w:hAnsi="Verdana" w:cs="Verdana"/>
+                <w:sz w:val="20"/>
+                <w:lang w:val="en-GB" w:eastAsia="ar-SA"/>
+              </w:rPr>
+            </w:pPr>
+            <w:r>
+              <w:rPr>
+                <w:rFonts w:ascii="Verdana" w:hAnsi="Verdana" w:cs="Verdana"/>
                 <w:i/>
                 <w:iCs/>
                 <w:sz w:val="20"/>
                 <w:u w:val="single"/>
                 <w:lang w:val="en-GB" w:eastAsia="ar-SA"/>
               </w:rPr>
-            </w:pPr>
+              <w:t xml:space="preserve">Project: </w:t>
+            </w:r>
             <w:r>
               <w:rPr>
                 <w:rFonts w:ascii="Verdana" w:hAnsi="Verdana" w:cs="Verdana"/>
@@ -8437,45 +8575,39 @@
                 <w:u w:val="single"/>
                 <w:lang w:val="en-GB" w:eastAsia="ar-SA"/>
               </w:rPr>
-              <w:t xml:space="preserve">Project: </w:t>
-            </w:r>
-            <w:r>
-              <w:rPr>
-                <w:rFonts w:ascii="Verdana" w:hAnsi="Verdana" w:cs="Verdana"/>
-                <w:i/>
-                <w:iCs/>
-                <w:sz w:val="20"/>
-                <w:u w:val="single"/>
-                <w:lang w:val="en-GB" w:eastAsia="ar-SA"/>
-              </w:rPr>
-              <w:t>Large Datasets Pipelines</w:t>
-            </w:r>
-            <w:r>
-              <w:rPr>
-                <w:rFonts w:ascii="Verdana" w:hAnsi="Verdana" w:cs="Verdana"/>
-                <w:i/>
-                <w:iCs/>
-                <w:sz w:val="20"/>
-                <w:u w:val="single"/>
-                <w:lang w:val="en-GB" w:eastAsia="ar-SA"/>
-              </w:rPr>
-              <w:t xml:space="preserve"> </w:t>
-            </w:r>
-            <w:r>
-              <w:rPr>
-                <w:rFonts w:ascii="Verdana" w:hAnsi="Verdana" w:cs="Verdana"/>
-                <w:sz w:val="20"/>
-                <w:lang w:val="en-GB" w:eastAsia="ar-SA"/>
-              </w:rPr>
-              <w:t xml:space="preserve">- </w:t>
-            </w:r>
-            <w:r>
-              <w:rPr>
-                <w:rFonts w:ascii="Verdana" w:hAnsi="Verdana" w:cs="Verdana"/>
-                <w:sz w:val="20"/>
-                <w:lang w:val="en-GB" w:eastAsia="ar-SA"/>
-              </w:rPr>
-              <w:t>Increased data processing efficiency through the development of PySpark and Scala data pipelines, effectively managing large datasets on the Hadoop Distributed File System (HDFS).</w:t>
+              <w:t>Decommissioning of Data Management Platform (DMP)</w:t>
+            </w:r>
+            <w:r>
+              <w:rPr>
+                <w:rFonts w:ascii="Verdana" w:hAnsi="Verdana" w:cs="Verdana"/>
+                <w:sz w:val="20"/>
+                <w:lang w:val="en-GB" w:eastAsia="ar-SA"/>
+              </w:rPr>
+              <w:t xml:space="preserve"> - </w:t>
+            </w:r>
+            <w:r>
+              <w:rPr>
+                <w:rFonts w:ascii="Verdana" w:hAnsi="Verdana" w:cs="Verdana"/>
+                <w:sz w:val="20"/>
+                <w:lang w:val="en-GB" w:eastAsia="ar-SA"/>
+              </w:rPr>
+              <w:t xml:space="preserve">Legacy Application Modernisation: Re-architected a mission-critical J2EE/Java monolithic data platform into scalable Python microservices and reusable data services, defining new application interfaces, data </w:t>
+            </w:r>
+            <w:r>
+              <w:rPr>
+                <w:rFonts w:ascii="Verdana" w:hAnsi="Verdana" w:cs="Verdana"/>
+                <w:sz w:val="20"/>
+                <w:lang w:val="en-GB" w:eastAsia="ar-SA"/>
+              </w:rPr>
+              <w:t>models,</w:t>
+            </w:r>
+            <w:r>
+              <w:rPr>
+                <w:rFonts w:ascii="Verdana" w:hAnsi="Verdana" w:cs="Verdana"/>
+                <w:sz w:val="20"/>
+                <w:lang w:val="en-GB" w:eastAsia="ar-SA"/>
+              </w:rPr>
+              <w:t xml:space="preserve"> and integration patterns.</w:t>
             </w:r>
           </w:p>
           <w:p>
@@ -8490,19 +8622,22 @@
               <w:contextualSpacing/>
               <w:rPr>
                 <w:rFonts w:ascii="Verdana" w:hAnsi="Verdana" w:cs="Verdana"/>
-                <w:sz w:val="20"/>
-                <w:lang w:val="en-GB" w:eastAsia="ar-SA"/>
-              </w:rPr>
-            </w:pPr>
-            <w:r>
-              <w:rPr>
-                <w:rFonts w:ascii="Verdana" w:hAnsi="Verdana" w:cs="Verdana"/>
                 <w:i/>
                 <w:iCs/>
                 <w:sz w:val="20"/>
                 <w:u w:val="single"/>
                 <w:lang w:val="en-GB" w:eastAsia="ar-SA"/>
               </w:rPr>
+            </w:pPr>
+            <w:r>
+              <w:rPr>
+                <w:rFonts w:ascii="Verdana" w:hAnsi="Verdana" w:cs="Verdana"/>
+                <w:i/>
+                <w:iCs/>
+                <w:sz w:val="20"/>
+                <w:u w:val="single"/>
+                <w:lang w:val="en-GB" w:eastAsia="ar-SA"/>
+              </w:rPr>
               <w:t xml:space="preserve">Project: </w:t>
             </w:r>
             <w:r>
@@ -8514,23 +8649,34 @@
                 <w:u w:val="single"/>
                 <w:lang w:val="en-GB" w:eastAsia="ar-SA"/>
               </w:rPr>
-              <w:t>Web Scrappers</w:t>
-            </w:r>
-            <w:r>
-              <w:rPr>
-                <w:rFonts w:ascii="Verdana" w:hAnsi="Verdana" w:cs="Verdana"/>
-                <w:sz w:val="20"/>
-                <w:lang w:val="en-GB" w:eastAsia="ar-SA"/>
-              </w:rPr>
-              <w:t xml:space="preserve"> - </w:t>
-            </w:r>
-            <w:r>
-              <w:rPr>
-                <w:rFonts w:ascii="Verdana" w:hAnsi="Verdana" w:cs="Verdana"/>
-                <w:sz w:val="20"/>
-                <w:lang w:val="en-GB" w:eastAsia="ar-SA"/>
-              </w:rPr>
-              <w:t>Created a Java and Spring-based scraping framework, enabling rapid prototyping of new scrapers with reusable components. Enhanced data ingestion and crawling efficiency using Python and Java scrapers.</w:t>
+              <w:t>Large Datasets Pipelines</w:t>
+            </w:r>
+            <w:r>
+              <w:rPr>
+                <w:rFonts w:ascii="Verdana" w:hAnsi="Verdana" w:cs="Verdana"/>
+                <w:i/>
+                <w:iCs/>
+                <w:sz w:val="20"/>
+                <w:u w:val="single"/>
+                <w:lang w:val="en-GB" w:eastAsia="ar-SA"/>
+              </w:rPr>
+              <w:t xml:space="preserve"> </w:t>
+            </w:r>
+            <w:r>
+              <w:rPr>
+                <w:rFonts w:ascii="Verdana" w:hAnsi="Verdana" w:cs="Verdana"/>
+                <w:sz w:val="20"/>
+                <w:lang w:val="en-GB" w:eastAsia="ar-SA"/>
+              </w:rPr>
+              <w:t xml:space="preserve">- </w:t>
+            </w:r>
+            <w:r>
+              <w:rPr>
+                <w:rFonts w:ascii="Verdana" w:hAnsi="Verdana" w:cs="Verdana"/>
+                <w:sz w:val="20"/>
+                <w:lang w:val="en-GB" w:eastAsia="ar-SA"/>
+              </w:rPr>
+              <w:t>Increased data processing efficiency through the development of PySpark and Scala data pipelines, effectively managing large datasets on the Hadoop Distributed File System (HDFS).</w:t>
             </w:r>
           </w:p>
           <w:p>
@@ -8569,7 +8715,7 @@
                 <w:u w:val="single"/>
                 <w:lang w:val="en-GB" w:eastAsia="ar-SA"/>
               </w:rPr>
-              <w:t>Decommissioning of Data Management Platform (DMP)</w:t>
+              <w:t>Web Scrappers</w:t>
             </w:r>
             <w:r>
               <w:rPr>
@@ -8585,17 +8731,7 @@
                 <w:sz w:val="20"/>
                 <w:lang w:val="en-GB" w:eastAsia="ar-SA"/>
               </w:rPr>
-              <w:t>Re-architected J2EE monolithic data platform into Python microservices for enhanced scalability. Developed flexible data models and pipelines, creating an internal Data Lake for efficient storage and accessibility of datasets from multiple sources</w:t>
-            </w:r>
-            <w:r>
-              <w:rPr>
-                <w:rFonts w:ascii="Verdana" w:hAnsi="Verdana" w:cs="Arial"/>
-                <w:bCs/>
-                <w:i/>
-                <w:sz w:val="20"/>
-                <w:lang w:val="en-GB"/>
-              </w:rPr>
-              <w:t>.</w:t>
+              <w:t>Designed a reusable Java/Spring application framework for external data acquisition, enabling development teams to rapidly introduce new integrations using standardised components.</w:t>
             </w:r>
           </w:p>
           <w:p>
@@ -8650,7 +8786,39 @@
                 <w:sz w:val="20"/>
                 <w:lang w:val="en-GB" w:eastAsia="ar-SA"/>
               </w:rPr>
-              <w:t>Revamped time-series data catalog management, replacing a C# desktop app with an advanced web application. Employed Angular for the front end and Java Spring Boot for the back end, achieving improved accessibility and usability.</w:t>
+              <w:t>Modernised a legacy C# desktop application into a distributed Angular</w:t>
+            </w:r>
+            <w:r>
+              <w:rPr>
+                <w:rFonts w:ascii="Verdana" w:hAnsi="Verdana" w:cs="Verdana"/>
+                <w:sz w:val="20"/>
+                <w:lang w:val="en-GB" w:eastAsia="ar-SA"/>
+              </w:rPr>
+              <w:t xml:space="preserve"> and</w:t>
+            </w:r>
+            <w:r>
+              <w:rPr>
+                <w:rFonts w:ascii="Verdana" w:hAnsi="Verdana" w:cs="Verdana"/>
+                <w:sz w:val="20"/>
+                <w:lang w:val="en-GB" w:eastAsia="ar-SA"/>
+              </w:rPr>
+              <w:t xml:space="preserve"> Java Spring Boot platform, improving maintainability, </w:t>
+            </w:r>
+            <w:r>
+              <w:rPr>
+                <w:rFonts w:ascii="Verdana" w:hAnsi="Verdana" w:cs="Verdana"/>
+                <w:sz w:val="20"/>
+                <w:lang w:val="en-GB" w:eastAsia="ar-SA"/>
+              </w:rPr>
+              <w:t>accessibility,</w:t>
+            </w:r>
+            <w:r>
+              <w:rPr>
+                <w:rFonts w:ascii="Verdana" w:hAnsi="Verdana" w:cs="Verdana"/>
+                <w:sz w:val="20"/>
+                <w:lang w:val="en-GB" w:eastAsia="ar-SA"/>
+              </w:rPr>
+              <w:t xml:space="preserve"> and extensibility.</w:t>
             </w:r>
           </w:p>
           <w:p>
@@ -9085,21 +9253,6 @@
               </w:rPr>
               <w:t>)</w:t>
             </w:r>
-          </w:p>
-          <w:p>
-            <w:pPr>
-              <w:tabs>
-                <w:tab w:val="left" w:pos="3261"/>
-              </w:tabs>
-              <w:snapToGrid w:val="0"/>
-              <w:rPr>
-                <w:rFonts w:ascii="Verdana" w:hAnsi="Verdana" w:cs="Arial"/>
-                <w:bCs/>
-                <w:i/>
-                <w:sz w:val="20"/>
-                <w:lang w:val="en-GB"/>
-              </w:rPr>
-            </w:pPr>
           </w:p>
           <w:p>
             <w:pPr>
@@ -9585,7 +9738,7 @@
                 <w:sz w:val="20"/>
                 <w:lang w:val="en-GB" w:eastAsia="ar-SA"/>
               </w:rPr>
-              <w:t>Integrated C libraries for scenario generation, enabling stress testing and output storage in the Golden Source Risk Master Data Model. Supported FRTB, showcasing advanced risk management.</w:t>
+              <w:t>Integrated C-based scenario-generation libraries into the GoldenSource platform to support stress testing and persist outputs within the Risk Master Data Model, contributing to the delivery of an FRTB-aligned risk analytics solution.</w:t>
             </w:r>
           </w:p>
           <w:p>
@@ -10010,16 +10163,7 @@
                 <w:sz w:val="20"/>
                 <w:lang w:val="en-GB" w:eastAsia="ar-SA"/>
               </w:rPr>
-              <w:t xml:space="preserve">Worked </w:t>
-            </w:r>
-            <w:r>
-              <w:rPr>
-                <w:rFonts w:ascii="Verdana" w:hAnsi="Verdana" w:cs="Verdana"/>
-                <w:bCs/>
-                <w:sz w:val="20"/>
-                <w:lang w:val="en-GB" w:eastAsia="ar-SA"/>
-              </w:rPr>
-              <w:t>as a senior developer, implementing core functionalities for low-latency FIX engine libraries in both Java and C#.</w:t>
+              <w:t>Developed mission-critical low-latency trading infrastructure in Java and C#, implementing core functionality within commercial FIX/FAST engine libraries used for electronic market connectivity.</w:t>
             </w:r>
             <w:r>
               <w:rPr>
@@ -10241,7 +10385,23 @@
                 <w:sz w:val="20"/>
                 <w:lang w:val="en-GB" w:eastAsia="ar-SA"/>
               </w:rPr>
-              <w:t xml:space="preserve"> Improved Java and C# FIX engine libraries with new API features, reduced error rates through code reviews, and increased test coverage.</w:t>
+              <w:t xml:space="preserve"> </w:t>
+            </w:r>
+            <w:r>
+              <w:rPr>
+                <w:rFonts w:ascii="Verdana" w:hAnsi="Verdana" w:cs="Verdana"/>
+                <w:sz w:val="20"/>
+                <w:lang w:val="en-GB" w:eastAsia="ar-SA"/>
+              </w:rPr>
+              <w:t>Improved API functionality, code quality and test coverage through engineering reviews and automated testing</w:t>
+            </w:r>
+            <w:r>
+              <w:rPr>
+                <w:rFonts w:ascii="Verdana" w:hAnsi="Verdana" w:cs="Verdana"/>
+                <w:sz w:val="20"/>
+                <w:lang w:val="en-GB" w:eastAsia="ar-SA"/>
+              </w:rPr>
+              <w:t>.</w:t>
             </w:r>
             <w:r>
               <w:rPr>
@@ -10769,6 +10929,21 @@
               </w:rPr>
               <w:t>)</w:t>
             </w:r>
+          </w:p>
+          <w:p>
+            <w:pPr>
+              <w:tabs>
+                <w:tab w:val="left" w:pos="3261"/>
+              </w:tabs>
+              <w:snapToGrid w:val="0"/>
+              <w:rPr>
+                <w:rFonts w:ascii="Verdana" w:hAnsi="Verdana" w:cs="Arial"/>
+                <w:bCs/>
+                <w:i/>
+                <w:sz w:val="20"/>
+                <w:lang w:val="en-GB"/>
+              </w:rPr>
+            </w:pPr>
           </w:p>
           <w:p>
             <w:pPr>
@@ -11085,47 +11260,7 @@
                 <w:sz w:val="20"/>
                 <w:lang w:val="en-GB" w:eastAsia="ar-SA"/>
               </w:rPr>
-              <w:t xml:space="preserve">Developed </w:t>
-            </w:r>
-            <w:r>
-              <w:rPr>
-                <w:rFonts w:ascii="Verdana" w:hAnsi="Verdana" w:cs="Verdana"/>
-                <w:sz w:val="20"/>
-                <w:lang w:val="en-GB" w:eastAsia="ar-SA"/>
-              </w:rPr>
-              <w:t xml:space="preserve">core features </w:t>
-            </w:r>
-            <w:r>
-              <w:rPr>
-                <w:rFonts w:ascii="Verdana" w:hAnsi="Verdana" w:cs="Verdana"/>
-                <w:sz w:val="20"/>
-                <w:lang w:val="en-GB" w:eastAsia="ar-SA"/>
-              </w:rPr>
-              <w:t>to</w:t>
-            </w:r>
-            <w:r>
-              <w:rPr>
-                <w:rFonts w:ascii="Verdana" w:hAnsi="Verdana" w:cs="Verdana"/>
-                <w:sz w:val="20"/>
-                <w:lang w:val="en-GB" w:eastAsia="ar-SA"/>
-              </w:rPr>
-              <w:t xml:space="preserve"> enabl</w:t>
-            </w:r>
-            <w:r>
-              <w:rPr>
-                <w:rFonts w:ascii="Verdana" w:hAnsi="Verdana" w:cs="Verdana"/>
-                <w:sz w:val="20"/>
-                <w:lang w:val="en-GB" w:eastAsia="ar-SA"/>
-              </w:rPr>
-              <w:t>e</w:t>
-            </w:r>
-            <w:r>
-              <w:rPr>
-                <w:rFonts w:ascii="Verdana" w:hAnsi="Verdana" w:cs="Verdana"/>
-                <w:sz w:val="20"/>
-                <w:lang w:val="en-GB" w:eastAsia="ar-SA"/>
-              </w:rPr>
-              <w:t xml:space="preserve"> quant function encapsulation in SAS, R, and MATLAB. Executed the integration of task graphs with investment systems.</w:t>
+              <w:t>Developed a reusable quantitative execution framework supporting models written in SAS, R and MATLAB and integration with enterprise investment systems.</w:t>
             </w:r>
           </w:p>
           <w:p>
@@ -11153,7 +11288,37 @@
                 <w:u w:val="single"/>
                 <w:lang w:val="en-GB" w:eastAsia="ar-SA"/>
               </w:rPr>
-              <w:t>Project: Model Implementation</w:t>
+              <w:t xml:space="preserve">Project: </w:t>
+            </w:r>
+            <w:r>
+              <w:rPr>
+                <w:rFonts w:ascii="Verdana" w:hAnsi="Verdana" w:cs="Verdana"/>
+                <w:i/>
+                <w:iCs/>
+                <w:sz w:val="20"/>
+                <w:u w:val="single"/>
+                <w:lang w:val="en-GB" w:eastAsia="ar-SA"/>
+              </w:rPr>
+              <w:t>Machine Learning &amp; Quantitative Model Productionisatio</w:t>
+            </w:r>
+            <w:r>
+              <w:rPr>
+                <w:rFonts w:ascii="Verdana" w:hAnsi="Verdana" w:cs="Verdana"/>
+                <w:i/>
+                <w:iCs/>
+                <w:sz w:val="20"/>
+                <w:u w:val="single"/>
+                <w:lang w:val="en-GB" w:eastAsia="ar-SA"/>
+              </w:rPr>
+              <w:t xml:space="preserve">n </w:t>
+            </w:r>
+            <w:r>
+              <w:rPr>
+                <w:rFonts w:ascii="Verdana" w:hAnsi="Verdana" w:cs="Verdana"/>
+                <w:sz w:val="20"/>
+                <w:lang w:val="en-GB" w:eastAsia="ar-SA"/>
+              </w:rPr>
+              <w:t>-</w:t>
             </w:r>
             <w:r>
               <w:rPr>
@@ -11167,69 +11332,23 @@
                 <w:sz w:val="20"/>
                 <w:lang w:val="en-GB" w:eastAsia="ar-SA"/>
               </w:rPr>
-              <w:t>-</w:t>
-            </w:r>
-            <w:r>
-              <w:rPr>
-                <w:lang w:val="en-GB"/>
-              </w:rPr>
-              <w:t xml:space="preserve"> </w:t>
-            </w:r>
-            <w:r>
-              <w:rPr>
-                <w:rFonts w:ascii="Verdana" w:hAnsi="Verdana" w:cs="Verdana"/>
-                <w:sz w:val="20"/>
-                <w:lang w:val="en-GB" w:eastAsia="ar-SA"/>
-              </w:rPr>
-              <w:t>Collaborated on Model Implementation</w:t>
-            </w:r>
-            <w:r>
-              <w:rPr>
-                <w:rFonts w:ascii="Verdana" w:hAnsi="Verdana" w:cs="Verdana"/>
-                <w:sz w:val="20"/>
-                <w:lang w:val="en-GB" w:eastAsia="ar-SA"/>
-              </w:rPr>
-              <w:t xml:space="preserve"> and Back-Testing </w:t>
-            </w:r>
-            <w:r>
-              <w:rPr>
-                <w:rFonts w:ascii="Verdana" w:hAnsi="Verdana" w:cs="Verdana"/>
-                <w:sz w:val="20"/>
-                <w:lang w:val="en-GB" w:eastAsia="ar-SA"/>
-              </w:rPr>
-              <w:t>with Quant analyst researchers</w:t>
-            </w:r>
-            <w:r>
-              <w:rPr>
-                <w:rFonts w:ascii="Verdana" w:hAnsi="Verdana" w:cs="Verdana"/>
-                <w:sz w:val="20"/>
-                <w:lang w:val="en-GB" w:eastAsia="ar-SA"/>
-              </w:rPr>
-              <w:t>.</w:t>
-            </w:r>
-            <w:r>
-              <w:rPr>
-                <w:rFonts w:ascii="Verdana" w:hAnsi="Verdana" w:cs="Verdana"/>
-                <w:sz w:val="20"/>
-                <w:lang w:val="en-GB" w:eastAsia="ar-SA"/>
-              </w:rPr>
-              <w:t xml:space="preserve"> </w:t>
-            </w:r>
-            <w:r>
-              <w:rPr>
-                <w:rFonts w:ascii="Verdana" w:hAnsi="Verdana" w:cs="Verdana"/>
-                <w:sz w:val="20"/>
-                <w:lang w:val="en-GB" w:eastAsia="ar-SA"/>
-              </w:rPr>
-              <w:t>Implemented</w:t>
-            </w:r>
-            <w:r>
-              <w:rPr>
-                <w:rFonts w:ascii="Verdana" w:hAnsi="Verdana" w:cs="Verdana"/>
-                <w:sz w:val="20"/>
-                <w:lang w:val="en-GB" w:eastAsia="ar-SA"/>
-              </w:rPr>
-              <w:t xml:space="preserve"> alpha, risk, and t-cost models in MATLAB, SAS, and R for a Fixed Income platform, improving model efficiency and accuracy.</w:t>
+              <w:t xml:space="preserve">Collaborated with quantitative researchers to implement, back-test and productionise alpha, </w:t>
+            </w:r>
+            <w:r>
+              <w:rPr>
+                <w:rFonts w:ascii="Verdana" w:hAnsi="Verdana" w:cs="Verdana"/>
+                <w:sz w:val="20"/>
+                <w:lang w:val="en-GB" w:eastAsia="ar-SA"/>
+              </w:rPr>
+              <w:t>risk,</w:t>
+            </w:r>
+            <w:r>
+              <w:rPr>
+                <w:rFonts w:ascii="Verdana" w:hAnsi="Verdana" w:cs="Verdana"/>
+                <w:sz w:val="20"/>
+                <w:lang w:val="en-GB" w:eastAsia="ar-SA"/>
+              </w:rPr>
+              <w:t xml:space="preserve"> and transaction-cost models within a Fixed Income investment platform, managing the model lifecycle from research through production.</w:t>
             </w:r>
           </w:p>
           <w:p>
@@ -11718,66 +11837,6 @@
               </w:rPr>
             </w:pPr>
           </w:p>
-          <w:p>
-            <w:pPr>
-              <w:tabs>
-                <w:tab w:val="left" w:pos="3261"/>
-              </w:tabs>
-              <w:snapToGrid w:val="0"/>
-              <w:rPr>
-                <w:rFonts w:ascii="Verdana" w:hAnsi="Verdana" w:cs="Arial"/>
-                <w:bCs/>
-                <w:i/>
-                <w:sz w:val="20"/>
-                <w:lang w:val="en-GB"/>
-              </w:rPr>
-            </w:pPr>
-          </w:p>
-          <w:p>
-            <w:pPr>
-              <w:tabs>
-                <w:tab w:val="left" w:pos="3261"/>
-              </w:tabs>
-              <w:snapToGrid w:val="0"/>
-              <w:rPr>
-                <w:rFonts w:ascii="Verdana" w:hAnsi="Verdana" w:cs="Arial"/>
-                <w:bCs/>
-                <w:i/>
-                <w:sz w:val="20"/>
-                <w:lang w:val="en-GB"/>
-              </w:rPr>
-            </w:pPr>
-          </w:p>
-          <w:p>
-            <w:pPr>
-              <w:tabs>
-                <w:tab w:val="left" w:pos="3261"/>
-              </w:tabs>
-              <w:snapToGrid w:val="0"/>
-              <w:rPr>
-                <w:rFonts w:ascii="Verdana" w:hAnsi="Verdana" w:cs="Arial"/>
-                <w:bCs/>
-                <w:i/>
-                <w:sz w:val="20"/>
-                <w:lang w:val="en-GB"/>
-              </w:rPr>
-            </w:pPr>
-          </w:p>
-          <w:p>
-            <w:pPr>
-              <w:tabs>
-                <w:tab w:val="left" w:pos="3261"/>
-              </w:tabs>
-              <w:snapToGrid w:val="0"/>
-              <w:rPr>
-                <w:rFonts w:ascii="Verdana" w:hAnsi="Verdana" w:cs="Arial"/>
-                <w:bCs/>
-                <w:i/>
-                <w:sz w:val="20"/>
-                <w:lang w:val="en-GB"/>
-              </w:rPr>
-            </w:pPr>
-          </w:p>
         </w:tc>
       </w:tr>
       <w:tr>
@@ -11807,8 +11866,7 @@
                 <w:sz w:val="20"/>
                 <w:lang w:val="en-GB"/>
               </w:rPr>
-              <w:lastRenderedPageBreak/>
-              <w:pict w14:anchorId="448DBC75">
+              <w:pict w14:anchorId="1D217072">
                 <v:group id="_x0000_s2260" style="position:absolute;margin-left:56.2pt;margin-top:-446.8pt;width:142.2pt;height:16.5pt;z-index:-3;mso-position-horizontal-relative:text;mso-position-vertical-relative:text" coordorigin="1342,3892" coordsize="2700,180" o:allowincell="f">
                   <v:rect id="_x0000_s2261" style="position:absolute;left:1342;top:3892;width:2700;height:180" fillcolor="#31849b" stroked="f">
                     <v:fill opacity="59638f"/>
@@ -13753,7 +13811,7 @@
         <w:szCs w:val="22"/>
         <w:lang w:val="en-GB" w:eastAsia="ar-SA"/>
       </w:rPr>
-      <w:pict w14:anchorId="4FCB65C5">
+      <w:pict w14:anchorId="374B8DF3">
         <v:group id="Group 2" o:spid="_x0000_s1028" style="position:absolute;margin-left:526.8pt;margin-top:-.15pt;width:39.7pt;height:17pt;z-index:-1" coordorigin="614,660" coordsize="864,374" wrapcoords="0 -939 -408 1878 -408 19722 0 21600 21192 21600 21600 21600 22008 16904 22008 939 21192 -939 0 -939">
           <v:roundrect id="_x0000_s1029" style="position:absolute;left:859;top:415;width:374;height:864;rotation:-90;visibility:visible" arcsize="10923f" filled="f" strokecolor="#247a00" strokeweight="1pt">
             <v:shadow color="#868686"/>
@@ -17674,52 +17732,52 @@
       </w:rPr>
     </w:lvl>
   </w:abstractNum>
-  <w:num w:numId="1" w16cid:durableId="1567493744">
+  <w:num w:numId="1" w16cid:durableId="1453090558">
     <w:abstractNumId w:val="8"/>
   </w:num>
-  <w:num w:numId="2" w16cid:durableId="350499484">
+  <w:num w:numId="2" w16cid:durableId="2106529718">
     <w:abstractNumId w:val="26"/>
   </w:num>
-  <w:num w:numId="3" w16cid:durableId="1042680301">
+  <w:num w:numId="3" w16cid:durableId="1559629753">
     <w:abstractNumId w:val="17"/>
   </w:num>
-  <w:num w:numId="4" w16cid:durableId="1993214562">
+  <w:num w:numId="4" w16cid:durableId="1313826283">
     <w:abstractNumId w:val="23"/>
   </w:num>
-  <w:num w:numId="5" w16cid:durableId="149909903">
+  <w:num w:numId="5" w16cid:durableId="594096673">
     <w:abstractNumId w:val="7"/>
   </w:num>
-  <w:num w:numId="6" w16cid:durableId="1380205394">
+  <w:num w:numId="6" w16cid:durableId="1290480317">
     <w:abstractNumId w:val="24"/>
   </w:num>
-  <w:num w:numId="7" w16cid:durableId="1748652713">
+  <w:num w:numId="7" w16cid:durableId="1507935344">
     <w:abstractNumId w:val="27"/>
   </w:num>
-  <w:num w:numId="8" w16cid:durableId="1390609877">
+  <w:num w:numId="8" w16cid:durableId="1334189402">
     <w:abstractNumId w:val="19"/>
   </w:num>
-  <w:num w:numId="9" w16cid:durableId="1596547243">
+  <w:num w:numId="9" w16cid:durableId="1216240634">
     <w:abstractNumId w:val="21"/>
   </w:num>
-  <w:num w:numId="10" w16cid:durableId="1360546437">
+  <w:num w:numId="10" w16cid:durableId="1117217214">
     <w:abstractNumId w:val="0"/>
   </w:num>
-  <w:num w:numId="11" w16cid:durableId="117263648">
+  <w:num w:numId="11" w16cid:durableId="80876153">
     <w:abstractNumId w:val="25"/>
   </w:num>
-  <w:num w:numId="12" w16cid:durableId="292902542">
+  <w:num w:numId="12" w16cid:durableId="1900437248">
     <w:abstractNumId w:val="14"/>
   </w:num>
-  <w:num w:numId="13" w16cid:durableId="1437870359">
+  <w:num w:numId="13" w16cid:durableId="990477409">
     <w:abstractNumId w:val="22"/>
   </w:num>
-  <w:num w:numId="14" w16cid:durableId="105124128">
+  <w:num w:numId="14" w16cid:durableId="1518083758">
     <w:abstractNumId w:val="3"/>
   </w:num>
-  <w:num w:numId="15" w16cid:durableId="475680994">
+  <w:num w:numId="15" w16cid:durableId="942305188">
     <w:abstractNumId w:val="9"/>
   </w:num>
-  <w:num w:numId="16" w16cid:durableId="772093084">
+  <w:num w:numId="16" w16cid:durableId="764419361">
     <w:abstractNumId w:val="10"/>
     <w:lvlOverride w:ilvl="0"/>
     <w:lvlOverride w:ilvl="1"/>
@@ -17731,7 +17789,7 @@
     <w:lvlOverride w:ilvl="7"/>
     <w:lvlOverride w:ilvl="8"/>
   </w:num>
-  <w:num w:numId="17" w16cid:durableId="221646965">
+  <w:num w:numId="17" w16cid:durableId="713895960">
     <w:abstractNumId w:val="16"/>
     <w:lvlOverride w:ilvl="0"/>
     <w:lvlOverride w:ilvl="1"/>
@@ -17743,37 +17801,37 @@
     <w:lvlOverride w:ilvl="7"/>
     <w:lvlOverride w:ilvl="8"/>
   </w:num>
-  <w:num w:numId="18" w16cid:durableId="188446266">
+  <w:num w:numId="18" w16cid:durableId="1111701554">
     <w:abstractNumId w:val="4"/>
   </w:num>
-  <w:num w:numId="19" w16cid:durableId="1843659656">
+  <w:num w:numId="19" w16cid:durableId="236136063">
     <w:abstractNumId w:val="15"/>
   </w:num>
-  <w:num w:numId="20" w16cid:durableId="356085213">
+  <w:num w:numId="20" w16cid:durableId="266470521">
     <w:abstractNumId w:val="6"/>
   </w:num>
-  <w:num w:numId="21" w16cid:durableId="330179335">
+  <w:num w:numId="21" w16cid:durableId="1158418917">
     <w:abstractNumId w:val="2"/>
   </w:num>
-  <w:num w:numId="22" w16cid:durableId="1776317895">
+  <w:num w:numId="22" w16cid:durableId="896666709">
     <w:abstractNumId w:val="13"/>
   </w:num>
-  <w:num w:numId="23" w16cid:durableId="461770924">
+  <w:num w:numId="23" w16cid:durableId="1574504643">
     <w:abstractNumId w:val="5"/>
   </w:num>
-  <w:num w:numId="24" w16cid:durableId="1197498683">
+  <w:num w:numId="24" w16cid:durableId="1421677599">
     <w:abstractNumId w:val="12"/>
   </w:num>
-  <w:num w:numId="25" w16cid:durableId="1829201171">
+  <w:num w:numId="25" w16cid:durableId="640887831">
     <w:abstractNumId w:val="11"/>
   </w:num>
-  <w:num w:numId="26" w16cid:durableId="1128550394">
+  <w:num w:numId="26" w16cid:durableId="708458937">
     <w:abstractNumId w:val="18"/>
   </w:num>
-  <w:num w:numId="27" w16cid:durableId="2027097410">
+  <w:num w:numId="27" w16cid:durableId="936248957">
     <w:abstractNumId w:val="20"/>
   </w:num>
-  <w:num w:numId="28" w16cid:durableId="1226797853">
+  <w:num w:numId="28" w16cid:durableId="709186517">
     <w:abstractNumId w:val="1"/>
   </w:num>
 </w:numbering>

--- a/assets/doc/abrar_mudhir_cv.docx
+++ b/assets/doc/abrar_mudhir_cv.docx
@@ -162,7 +162,7 @@
           <w:sz w:val="20"/>
           <w:lang w:val="en-GB" w:eastAsia="en-GB"/>
         </w:rPr>
-        <w:pict w14:anchorId="3DBC0509">
+        <w:pict w14:anchorId="59182220">
           <v:group id="_x0000_s2107" style="position:absolute;margin-left:7.05pt;margin-top:12.05pt;width:138.75pt;height:16.5pt;z-index:-5" coordorigin="1342,3892" coordsize="2700,180" o:allowincell="f">
             <v:rect id="_x0000_s2108" style="position:absolute;left:1342;top:3892;width:2700;height:180" fillcolor="#31849b" stroked="f">
               <v:fill opacity="59638f"/>
@@ -625,7 +625,7 @@
           <w:sz w:val="20"/>
           <w:lang w:val="en-GB"/>
         </w:rPr>
-        <w:pict w14:anchorId="711A0A2D">
+        <w:pict w14:anchorId="0DE20F47">
           <v:group id="_x0000_s2269" style="position:absolute;margin-left:6.8pt;margin-top:131.3pt;width:142.2pt;height:16.5pt;z-index:-1" coordorigin="1342,3892" coordsize="2700,180" o:allowincell="f">
             <v:rect id="_x0000_s2270" style="position:absolute;left:1342;top:3892;width:2700;height:180" fillcolor="#31849b" stroked="f">
               <v:fill opacity="59638f"/>
@@ -644,7 +644,7 @@
           <w:sz w:val="20"/>
           <w:lang w:val="en-GB"/>
         </w:rPr>
-        <w:pict w14:anchorId="0F054D5F">
+        <w:pict w14:anchorId="3470CE9E">
           <v:group id="_x0000_s2212" style="position:absolute;margin-left:6.8pt;margin-top:12.45pt;width:142.2pt;height:16.5pt;z-index:-4" coordorigin="1342,3892" coordsize="2700,180" o:allowincell="f">
             <v:rect id="_x0000_s2213" style="position:absolute;left:1342;top:3892;width:2700;height:180" fillcolor="#31849b" stroked="f">
               <v:fill opacity="59638f"/>
@@ -1799,7 +1799,7 @@
                 <w:sz w:val="20"/>
                 <w:lang w:val="en-GB" w:eastAsia="ar-SA"/>
               </w:rPr>
-              <w:pict w14:anchorId="5975F413">
+              <w:pict w14:anchorId="66B3433C">
                 <v:group id="_x0000_s2263" style="position:absolute;margin-left:7.5pt;margin-top:11.85pt;width:142.2pt;height:16.5pt;z-index:-2;mso-position-horizontal-relative:text;mso-position-vertical-relative:text" coordorigin="1342,3892" coordsize="2700,180" o:allowincell="f">
                   <v:rect id="_x0000_s2264" style="position:absolute;left:1342;top:3892;width:2700;height:180" fillcolor="#31849b" stroked="f">
                     <v:fill opacity="59638f"/>
@@ -6897,7 +6897,25 @@
                 <w:sz w:val="20"/>
                 <w:lang w:val="en-GB" w:eastAsia="ar-SA"/>
               </w:rPr>
-              <w:t>Designed and developed Java/Spring Boot REST services and React/JSF applications supporting 350+ European Space Agency R&amp;D activities, working within a secure private-cloud enterprise environment.</w:t>
+              <w:t xml:space="preserve">Designed and developed Java/Spring Boot REST services and </w:t>
+            </w:r>
+            <w:proofErr w:type="gramStart"/>
+            <w:r>
+              <w:rPr>
+                <w:rFonts w:ascii="Verdana" w:hAnsi="Verdana" w:cs="Verdana"/>
+                <w:sz w:val="20"/>
+                <w:lang w:val="en-GB" w:eastAsia="ar-SA"/>
+              </w:rPr>
+              <w:t>React</w:t>
+            </w:r>
+            <w:proofErr w:type="gramEnd"/>
+            <w:r>
+              <w:rPr>
+                <w:rFonts w:ascii="Verdana" w:hAnsi="Verdana" w:cs="Verdana"/>
+                <w:sz w:val="20"/>
+                <w:lang w:val="en-GB" w:eastAsia="ar-SA"/>
+              </w:rPr>
+              <w:t>/JSF applications supporting 350+ European Space Agency R&amp;D activities, working within a secure private-cloud enterprise environment.</w:t>
             </w:r>
           </w:p>
           <w:p>
@@ -11866,7 +11884,7 @@
                 <w:sz w:val="20"/>
                 <w:lang w:val="en-GB"/>
               </w:rPr>
-              <w:pict w14:anchorId="1D217072">
+              <w:pict w14:anchorId="06274BB6">
                 <v:group id="_x0000_s2260" style="position:absolute;margin-left:56.2pt;margin-top:-446.8pt;width:142.2pt;height:16.5pt;z-index:-3;mso-position-horizontal-relative:text;mso-position-vertical-relative:text" coordorigin="1342,3892" coordsize="2700,180" o:allowincell="f">
                   <v:rect id="_x0000_s2261" style="position:absolute;left:1342;top:3892;width:2700;height:180" fillcolor="#31849b" stroked="f">
                     <v:fill opacity="59638f"/>
@@ -13811,7 +13829,7 @@
         <w:szCs w:val="22"/>
         <w:lang w:val="en-GB" w:eastAsia="ar-SA"/>
       </w:rPr>
-      <w:pict w14:anchorId="374B8DF3">
+      <w:pict w14:anchorId="57FF7A82">
         <v:group id="Group 2" o:spid="_x0000_s1028" style="position:absolute;margin-left:526.8pt;margin-top:-.15pt;width:39.7pt;height:17pt;z-index:-1" coordorigin="614,660" coordsize="864,374" wrapcoords="0 -939 -408 1878 -408 19722 0 21600 21192 21600 21600 21600 22008 16904 22008 939 21192 -939 0 -939">
           <v:roundrect id="_x0000_s1029" style="position:absolute;left:859;top:415;width:374;height:864;rotation:-90;visibility:visible" arcsize="10923f" filled="f" strokecolor="#247a00" strokeweight="1pt">
             <v:shadow color="#868686"/>
@@ -17732,52 +17750,52 @@
       </w:rPr>
     </w:lvl>
   </w:abstractNum>
-  <w:num w:numId="1" w16cid:durableId="1453090558">
+  <w:num w:numId="1" w16cid:durableId="1931043488">
     <w:abstractNumId w:val="8"/>
   </w:num>
-  <w:num w:numId="2" w16cid:durableId="2106529718">
+  <w:num w:numId="2" w16cid:durableId="1377125481">
     <w:abstractNumId w:val="26"/>
   </w:num>
-  <w:num w:numId="3" w16cid:durableId="1559629753">
+  <w:num w:numId="3" w16cid:durableId="1166823978">
     <w:abstractNumId w:val="17"/>
   </w:num>
-  <w:num w:numId="4" w16cid:durableId="1313826283">
+  <w:num w:numId="4" w16cid:durableId="1774936991">
     <w:abstractNumId w:val="23"/>
   </w:num>
-  <w:num w:numId="5" w16cid:durableId="594096673">
+  <w:num w:numId="5" w16cid:durableId="110393675">
     <w:abstractNumId w:val="7"/>
   </w:num>
-  <w:num w:numId="6" w16cid:durableId="1290480317">
+  <w:num w:numId="6" w16cid:durableId="2006395116">
     <w:abstractNumId w:val="24"/>
   </w:num>
-  <w:num w:numId="7" w16cid:durableId="1507935344">
+  <w:num w:numId="7" w16cid:durableId="664165450">
     <w:abstractNumId w:val="27"/>
   </w:num>
-  <w:num w:numId="8" w16cid:durableId="1334189402">
+  <w:num w:numId="8" w16cid:durableId="1179849505">
     <w:abstractNumId w:val="19"/>
   </w:num>
-  <w:num w:numId="9" w16cid:durableId="1216240634">
+  <w:num w:numId="9" w16cid:durableId="59837862">
     <w:abstractNumId w:val="21"/>
   </w:num>
-  <w:num w:numId="10" w16cid:durableId="1117217214">
+  <w:num w:numId="10" w16cid:durableId="1393380968">
     <w:abstractNumId w:val="0"/>
   </w:num>
-  <w:num w:numId="11" w16cid:durableId="80876153">
+  <w:num w:numId="11" w16cid:durableId="654146460">
     <w:abstractNumId w:val="25"/>
   </w:num>
-  <w:num w:numId="12" w16cid:durableId="1900437248">
+  <w:num w:numId="12" w16cid:durableId="1611621856">
     <w:abstractNumId w:val="14"/>
   </w:num>
-  <w:num w:numId="13" w16cid:durableId="990477409">
+  <w:num w:numId="13" w16cid:durableId="495652026">
     <w:abstractNumId w:val="22"/>
   </w:num>
-  <w:num w:numId="14" w16cid:durableId="1518083758">
+  <w:num w:numId="14" w16cid:durableId="9065011">
     <w:abstractNumId w:val="3"/>
   </w:num>
-  <w:num w:numId="15" w16cid:durableId="942305188">
+  <w:num w:numId="15" w16cid:durableId="917786278">
     <w:abstractNumId w:val="9"/>
   </w:num>
-  <w:num w:numId="16" w16cid:durableId="764419361">
+  <w:num w:numId="16" w16cid:durableId="2050646205">
     <w:abstractNumId w:val="10"/>
     <w:lvlOverride w:ilvl="0"/>
     <w:lvlOverride w:ilvl="1"/>
@@ -17789,7 +17807,7 @@
     <w:lvlOverride w:ilvl="7"/>
     <w:lvlOverride w:ilvl="8"/>
   </w:num>
-  <w:num w:numId="17" w16cid:durableId="713895960">
+  <w:num w:numId="17" w16cid:durableId="1964388026">
     <w:abstractNumId w:val="16"/>
     <w:lvlOverride w:ilvl="0"/>
     <w:lvlOverride w:ilvl="1"/>
@@ -17801,37 +17819,37 @@
     <w:lvlOverride w:ilvl="7"/>
     <w:lvlOverride w:ilvl="8"/>
   </w:num>
-  <w:num w:numId="18" w16cid:durableId="1111701554">
+  <w:num w:numId="18" w16cid:durableId="1073116377">
     <w:abstractNumId w:val="4"/>
   </w:num>
-  <w:num w:numId="19" w16cid:durableId="236136063">
+  <w:num w:numId="19" w16cid:durableId="1772781356">
     <w:abstractNumId w:val="15"/>
   </w:num>
-  <w:num w:numId="20" w16cid:durableId="266470521">
+  <w:num w:numId="20" w16cid:durableId="528759656">
     <w:abstractNumId w:val="6"/>
   </w:num>
-  <w:num w:numId="21" w16cid:durableId="1158418917">
+  <w:num w:numId="21" w16cid:durableId="1387992311">
     <w:abstractNumId w:val="2"/>
   </w:num>
-  <w:num w:numId="22" w16cid:durableId="896666709">
+  <w:num w:numId="22" w16cid:durableId="237058975">
     <w:abstractNumId w:val="13"/>
   </w:num>
-  <w:num w:numId="23" w16cid:durableId="1574504643">
+  <w:num w:numId="23" w16cid:durableId="77598722">
     <w:abstractNumId w:val="5"/>
   </w:num>
-  <w:num w:numId="24" w16cid:durableId="1421677599">
+  <w:num w:numId="24" w16cid:durableId="1219586411">
     <w:abstractNumId w:val="12"/>
   </w:num>
-  <w:num w:numId="25" w16cid:durableId="640887831">
+  <w:num w:numId="25" w16cid:durableId="1857503075">
     <w:abstractNumId w:val="11"/>
   </w:num>
-  <w:num w:numId="26" w16cid:durableId="708458937">
+  <w:num w:numId="26" w16cid:durableId="1905212300">
     <w:abstractNumId w:val="18"/>
   </w:num>
-  <w:num w:numId="27" w16cid:durableId="936248957">
+  <w:num w:numId="27" w16cid:durableId="707222863">
     <w:abstractNumId w:val="20"/>
   </w:num>
-  <w:num w:numId="28" w16cid:durableId="709186517">
+  <w:num w:numId="28" w16cid:durableId="2060198970">
     <w:abstractNumId w:val="1"/>
   </w:num>
 </w:numbering>

--- a/assets/doc/abrar_mudhir_cv.docx
+++ b/assets/doc/abrar_mudhir_cv.docx
@@ -162,7 +162,7 @@
           <w:sz w:val="20"/>
           <w:lang w:val="en-GB" w:eastAsia="en-GB"/>
         </w:rPr>
-        <w:pict w14:anchorId="59182220">
+        <w:pict w14:anchorId="2722F1D4">
           <v:group id="_x0000_s2107" style="position:absolute;margin-left:7.05pt;margin-top:12.05pt;width:138.75pt;height:16.5pt;z-index:-5" coordorigin="1342,3892" coordsize="2700,180" o:allowincell="f">
             <v:rect id="_x0000_s2108" style="position:absolute;left:1342;top:3892;width:2700;height:180" fillcolor="#31849b" stroked="f">
               <v:fill opacity="59638f"/>
@@ -453,7 +453,7 @@
           <w:szCs w:val="16"/>
           <w:lang w:val="en-GB"/>
         </w:rPr>
-        <w:t>3</w:t>
+        <w:t>4</w:t>
       </w:r>
       <w:r>
         <w:rPr>
@@ -625,7 +625,7 @@
           <w:sz w:val="20"/>
           <w:lang w:val="en-GB"/>
         </w:rPr>
-        <w:pict w14:anchorId="0DE20F47">
+        <w:pict w14:anchorId="02A4250A">
           <v:group id="_x0000_s2269" style="position:absolute;margin-left:6.8pt;margin-top:131.3pt;width:142.2pt;height:16.5pt;z-index:-1" coordorigin="1342,3892" coordsize="2700,180" o:allowincell="f">
             <v:rect id="_x0000_s2270" style="position:absolute;left:1342;top:3892;width:2700;height:180" fillcolor="#31849b" stroked="f">
               <v:fill opacity="59638f"/>
@@ -644,7 +644,7 @@
           <w:sz w:val="20"/>
           <w:lang w:val="en-GB"/>
         </w:rPr>
-        <w:pict w14:anchorId="3470CE9E">
+        <w:pict w14:anchorId="6E2DADFF">
           <v:group id="_x0000_s2212" style="position:absolute;margin-left:6.8pt;margin-top:12.45pt;width:142.2pt;height:16.5pt;z-index:-4" coordorigin="1342,3892" coordsize="2700,180" o:allowincell="f">
             <v:rect id="_x0000_s2213" style="position:absolute;left:1342;top:3892;width:2700;height:180" fillcolor="#31849b" stroked="f">
               <v:fill opacity="59638f"/>
@@ -1799,7 +1799,7 @@
                 <w:sz w:val="20"/>
                 <w:lang w:val="en-GB" w:eastAsia="ar-SA"/>
               </w:rPr>
-              <w:pict w14:anchorId="66B3433C">
+              <w:pict w14:anchorId="697906C6">
                 <v:group id="_x0000_s2263" style="position:absolute;margin-left:7.5pt;margin-top:11.85pt;width:142.2pt;height:16.5pt;z-index:-2;mso-position-horizontal-relative:text;mso-position-vertical-relative:text" coordorigin="1342,3892" coordsize="2700,180" o:allowincell="f">
                   <v:rect id="_x0000_s2264" style="position:absolute;left:1342;top:3892;width:2700;height:180" fillcolor="#31849b" stroked="f">
                     <v:fill opacity="59638f"/>
@@ -11884,7 +11884,7 @@
                 <w:sz w:val="20"/>
                 <w:lang w:val="en-GB"/>
               </w:rPr>
-              <w:pict w14:anchorId="06274BB6">
+              <w:pict w14:anchorId="6305C380">
                 <v:group id="_x0000_s2260" style="position:absolute;margin-left:56.2pt;margin-top:-446.8pt;width:142.2pt;height:16.5pt;z-index:-3;mso-position-horizontal-relative:text;mso-position-vertical-relative:text" coordorigin="1342,3892" coordsize="2700,180" o:allowincell="f">
                   <v:rect id="_x0000_s2261" style="position:absolute;left:1342;top:3892;width:2700;height:180" fillcolor="#31849b" stroked="f">
                     <v:fill opacity="59638f"/>
@@ -13829,7 +13829,7 @@
         <w:szCs w:val="22"/>
         <w:lang w:val="en-GB" w:eastAsia="ar-SA"/>
       </w:rPr>
-      <w:pict w14:anchorId="57FF7A82">
+      <w:pict w14:anchorId="6B642CDF">
         <v:group id="Group 2" o:spid="_x0000_s1028" style="position:absolute;margin-left:526.8pt;margin-top:-.15pt;width:39.7pt;height:17pt;z-index:-1" coordorigin="614,660" coordsize="864,374" wrapcoords="0 -939 -408 1878 -408 19722 0 21600 21192 21600 21600 21600 22008 16904 22008 939 21192 -939 0 -939">
           <v:roundrect id="_x0000_s1029" style="position:absolute;left:859;top:415;width:374;height:864;rotation:-90;visibility:visible" arcsize="10923f" filled="f" strokecolor="#247a00" strokeweight="1pt">
             <v:shadow color="#868686"/>
@@ -17750,52 +17750,52 @@
       </w:rPr>
     </w:lvl>
   </w:abstractNum>
-  <w:num w:numId="1" w16cid:durableId="1931043488">
+  <w:num w:numId="1" w16cid:durableId="1906987185">
     <w:abstractNumId w:val="8"/>
   </w:num>
-  <w:num w:numId="2" w16cid:durableId="1377125481">
+  <w:num w:numId="2" w16cid:durableId="1430587123">
     <w:abstractNumId w:val="26"/>
   </w:num>
-  <w:num w:numId="3" w16cid:durableId="1166823978">
+  <w:num w:numId="3" w16cid:durableId="1507136991">
     <w:abstractNumId w:val="17"/>
   </w:num>
-  <w:num w:numId="4" w16cid:durableId="1774936991">
+  <w:num w:numId="4" w16cid:durableId="1200822762">
     <w:abstractNumId w:val="23"/>
   </w:num>
-  <w:num w:numId="5" w16cid:durableId="110393675">
+  <w:num w:numId="5" w16cid:durableId="1672873032">
     <w:abstractNumId w:val="7"/>
   </w:num>
-  <w:num w:numId="6" w16cid:durableId="2006395116">
+  <w:num w:numId="6" w16cid:durableId="2026636417">
     <w:abstractNumId w:val="24"/>
   </w:num>
-  <w:num w:numId="7" w16cid:durableId="664165450">
+  <w:num w:numId="7" w16cid:durableId="100802043">
     <w:abstractNumId w:val="27"/>
   </w:num>
-  <w:num w:numId="8" w16cid:durableId="1179849505">
+  <w:num w:numId="8" w16cid:durableId="1581330980">
     <w:abstractNumId w:val="19"/>
   </w:num>
-  <w:num w:numId="9" w16cid:durableId="59837862">
+  <w:num w:numId="9" w16cid:durableId="1110735939">
     <w:abstractNumId w:val="21"/>
   </w:num>
-  <w:num w:numId="10" w16cid:durableId="1393380968">
+  <w:num w:numId="10" w16cid:durableId="1812868800">
     <w:abstractNumId w:val="0"/>
   </w:num>
-  <w:num w:numId="11" w16cid:durableId="654146460">
+  <w:num w:numId="11" w16cid:durableId="1057238414">
     <w:abstractNumId w:val="25"/>
   </w:num>
-  <w:num w:numId="12" w16cid:durableId="1611621856">
+  <w:num w:numId="12" w16cid:durableId="1482499928">
     <w:abstractNumId w:val="14"/>
   </w:num>
-  <w:num w:numId="13" w16cid:durableId="495652026">
+  <w:num w:numId="13" w16cid:durableId="476605077">
     <w:abstractNumId w:val="22"/>
   </w:num>
-  <w:num w:numId="14" w16cid:durableId="9065011">
+  <w:num w:numId="14" w16cid:durableId="644704360">
     <w:abstractNumId w:val="3"/>
   </w:num>
-  <w:num w:numId="15" w16cid:durableId="917786278">
+  <w:num w:numId="15" w16cid:durableId="646785181">
     <w:abstractNumId w:val="9"/>
   </w:num>
-  <w:num w:numId="16" w16cid:durableId="2050646205">
+  <w:num w:numId="16" w16cid:durableId="994798112">
     <w:abstractNumId w:val="10"/>
     <w:lvlOverride w:ilvl="0"/>
     <w:lvlOverride w:ilvl="1"/>
@@ -17807,7 +17807,7 @@
     <w:lvlOverride w:ilvl="7"/>
     <w:lvlOverride w:ilvl="8"/>
   </w:num>
-  <w:num w:numId="17" w16cid:durableId="1964388026">
+  <w:num w:numId="17" w16cid:durableId="275718039">
     <w:abstractNumId w:val="16"/>
     <w:lvlOverride w:ilvl="0"/>
     <w:lvlOverride w:ilvl="1"/>
@@ -17819,37 +17819,37 @@
     <w:lvlOverride w:ilvl="7"/>
     <w:lvlOverride w:ilvl="8"/>
   </w:num>
-  <w:num w:numId="18" w16cid:durableId="1073116377">
+  <w:num w:numId="18" w16cid:durableId="215245865">
     <w:abstractNumId w:val="4"/>
   </w:num>
-  <w:num w:numId="19" w16cid:durableId="1772781356">
+  <w:num w:numId="19" w16cid:durableId="889146890">
     <w:abstractNumId w:val="15"/>
   </w:num>
-  <w:num w:numId="20" w16cid:durableId="528759656">
+  <w:num w:numId="20" w16cid:durableId="464351667">
     <w:abstractNumId w:val="6"/>
   </w:num>
-  <w:num w:numId="21" w16cid:durableId="1387992311">
+  <w:num w:numId="21" w16cid:durableId="626938712">
     <w:abstractNumId w:val="2"/>
   </w:num>
-  <w:num w:numId="22" w16cid:durableId="237058975">
+  <w:num w:numId="22" w16cid:durableId="747994528">
     <w:abstractNumId w:val="13"/>
   </w:num>
-  <w:num w:numId="23" w16cid:durableId="77598722">
+  <w:num w:numId="23" w16cid:durableId="957951559">
     <w:abstractNumId w:val="5"/>
   </w:num>
-  <w:num w:numId="24" w16cid:durableId="1219586411">
+  <w:num w:numId="24" w16cid:durableId="407315266">
     <w:abstractNumId w:val="12"/>
   </w:num>
-  <w:num w:numId="25" w16cid:durableId="1857503075">
+  <w:num w:numId="25" w16cid:durableId="1701855577">
     <w:abstractNumId w:val="11"/>
   </w:num>
-  <w:num w:numId="26" w16cid:durableId="1905212300">
+  <w:num w:numId="26" w16cid:durableId="933514181">
     <w:abstractNumId w:val="18"/>
   </w:num>
-  <w:num w:numId="27" w16cid:durableId="707222863">
+  <w:num w:numId="27" w16cid:durableId="2079866001">
     <w:abstractNumId w:val="20"/>
   </w:num>
-  <w:num w:numId="28" w16cid:durableId="2060198970">
+  <w:num w:numId="28" w16cid:durableId="1502433407">
     <w:abstractNumId w:val="1"/>
   </w:num>
 </w:numbering>

--- a/assets/doc/abrar_mudhir_cv.docx
+++ b/assets/doc/abrar_mudhir_cv.docx
@@ -162,7 +162,7 @@
           <w:sz w:val="20"/>
           <w:lang w:val="en-GB" w:eastAsia="en-GB"/>
         </w:rPr>
-        <w:pict w14:anchorId="2722F1D4">
+        <w:pict w14:anchorId="2A38D639">
           <v:group id="_x0000_s2107" style="position:absolute;margin-left:7.05pt;margin-top:12.05pt;width:138.75pt;height:16.5pt;z-index:-5" coordorigin="1342,3892" coordsize="2700,180" o:allowincell="f">
             <v:rect id="_x0000_s2108" style="position:absolute;left:1342;top:3892;width:2700;height:180" fillcolor="#31849b" stroked="f">
               <v:fill opacity="59638f"/>
@@ -625,7 +625,7 @@
           <w:sz w:val="20"/>
           <w:lang w:val="en-GB"/>
         </w:rPr>
-        <w:pict w14:anchorId="02A4250A">
+        <w:pict w14:anchorId="617F12A9">
           <v:group id="_x0000_s2269" style="position:absolute;margin-left:6.8pt;margin-top:131.3pt;width:142.2pt;height:16.5pt;z-index:-1" coordorigin="1342,3892" coordsize="2700,180" o:allowincell="f">
             <v:rect id="_x0000_s2270" style="position:absolute;left:1342;top:3892;width:2700;height:180" fillcolor="#31849b" stroked="f">
               <v:fill opacity="59638f"/>
@@ -644,7 +644,7 @@
           <w:sz w:val="20"/>
           <w:lang w:val="en-GB"/>
         </w:rPr>
-        <w:pict w14:anchorId="6E2DADFF">
+        <w:pict w14:anchorId="62FBC1F2">
           <v:group id="_x0000_s2212" style="position:absolute;margin-left:6.8pt;margin-top:12.45pt;width:142.2pt;height:16.5pt;z-index:-4" coordorigin="1342,3892" coordsize="2700,180" o:allowincell="f">
             <v:rect id="_x0000_s2213" style="position:absolute;left:1342;top:3892;width:2700;height:180" fillcolor="#31849b" stroked="f">
               <v:fill opacity="59638f"/>
@@ -1799,7 +1799,7 @@
                 <w:sz w:val="20"/>
                 <w:lang w:val="en-GB" w:eastAsia="ar-SA"/>
               </w:rPr>
-              <w:pict w14:anchorId="697906C6">
+              <w:pict w14:anchorId="6F4C57F9">
                 <v:group id="_x0000_s2263" style="position:absolute;margin-left:7.5pt;margin-top:11.85pt;width:142.2pt;height:16.5pt;z-index:-2;mso-position-horizontal-relative:text;mso-position-vertical-relative:text" coordorigin="1342,3892" coordsize="2700,180" o:allowincell="f">
                   <v:rect id="_x0000_s2264" style="position:absolute;left:1342;top:3892;width:2700;height:180" fillcolor="#31849b" stroked="f">
                     <v:fill opacity="59638f"/>
@@ -2144,39 +2144,7 @@
                 <w:sz w:val="20"/>
                 <w:lang w:val="en-GB" w:eastAsia="ar-SA"/>
               </w:rPr>
-              <w:t xml:space="preserve">Design and develop production Python applications, data services and analytics platforms supporting front-office investment and trading teams. Build scalable cloud-native services and pipelines across AWS, Snowflake and MongoDB, translating complex investment requirements into reliable, supportable technology solutions. Use AI-assisted engineering tools including Cursor, </w:t>
-            </w:r>
-            <w:r>
-              <w:rPr>
-                <w:rFonts w:ascii="Verdana" w:hAnsi="Verdana" w:cs="Verdana"/>
-                <w:sz w:val="20"/>
-                <w:lang w:val="en-GB" w:eastAsia="ar-SA"/>
-              </w:rPr>
-              <w:t>Claude,</w:t>
-            </w:r>
-            <w:r>
-              <w:rPr>
-                <w:rFonts w:ascii="Verdana" w:hAnsi="Verdana" w:cs="Verdana"/>
-                <w:sz w:val="20"/>
-                <w:lang w:val="en-GB" w:eastAsia="ar-SA"/>
-              </w:rPr>
-              <w:t xml:space="preserve"> and Codex to accelerate development, testing, </w:t>
-            </w:r>
-            <w:r>
-              <w:rPr>
-                <w:rFonts w:ascii="Verdana" w:hAnsi="Verdana" w:cs="Verdana"/>
-                <w:sz w:val="20"/>
-                <w:lang w:val="en-GB" w:eastAsia="ar-SA"/>
-              </w:rPr>
-              <w:t>refactoring,</w:t>
-            </w:r>
-            <w:r>
-              <w:rPr>
-                <w:rFonts w:ascii="Verdana" w:hAnsi="Verdana" w:cs="Verdana"/>
-                <w:sz w:val="20"/>
-                <w:lang w:val="en-GB" w:eastAsia="ar-SA"/>
-              </w:rPr>
-              <w:t xml:space="preserve"> and technical analysis while maintaining production engineering standards.</w:t>
+              <w:t>Designed and developed production Python applications, backend data services and analytics platforms supporting front-office investment and trading teams. Built scalable cloud-native services and data pipelines across AWS, Snowflake and MongoDB, translating complex business requirements into reliable, maintainable and supportable production solutions. Contributed across the full engineering lifecycle, including development, testing, CI/CD, deployment, monitoring and production support. Used AI-assisted engineering tools including Claude, Codex and Cursor to accelerate development, refactoring, automated testing and technical analysis while maintaining production engineering standards.</w:t>
             </w:r>
           </w:p>
           <w:p>
@@ -2224,17 +2192,7 @@
                 <w:sz w:val="20"/>
                 <w:lang w:val="en-GB"/>
               </w:rPr>
-              <w:t>•</w:t>
-            </w:r>
-            <w:r>
-              <w:rPr>
-                <w:rFonts w:ascii="Verdana" w:hAnsi="Verdana" w:cs="Arial"/>
-                <w:bCs/>
-                <w:i/>
-                <w:sz w:val="20"/>
-                <w:lang w:val="en-GB"/>
-              </w:rPr>
-              <w:t xml:space="preserve"> </w:t>
+              <w:t xml:space="preserve">• </w:t>
             </w:r>
             <w:r>
               <w:rPr>
@@ -2245,24 +2203,13 @@
                 <w:u w:val="single"/>
                 <w:lang w:val="en-GB"/>
               </w:rPr>
-              <w:t xml:space="preserve">Software &amp; Data </w:t>
-            </w:r>
-            <w:r>
-              <w:rPr>
-                <w:rFonts w:ascii="Verdana" w:hAnsi="Verdana" w:cs="Arial"/>
-                <w:bCs/>
-                <w:i/>
-                <w:sz w:val="20"/>
-                <w:u w:val="single"/>
-                <w:lang w:val="en-GB"/>
-              </w:rPr>
-              <w:t>Engineering</w:t>
-            </w:r>
-            <w:r>
-              <w:rPr>
-                <w:rFonts w:ascii="Verdana" w:hAnsi="Verdana" w:cs="Arial"/>
-                <w:bCs/>
-                <w:i/>
+              <w:t>Python Engineering</w:t>
+            </w:r>
+            <w:r>
+              <w:rPr>
+                <w:rFonts w:ascii="Verdana" w:hAnsi="Verdana" w:cs="Arial"/>
+                <w:bCs/>
+                <w:iCs/>
                 <w:sz w:val="20"/>
                 <w:lang w:val="en-GB"/>
               </w:rPr>
@@ -2276,7 +2223,7 @@
                 <w:sz w:val="20"/>
                 <w:lang w:val="en-GB"/>
               </w:rPr>
-              <w:t>Python, SQL, data pipelines, batch/real-time ingestion, data quality</w:t>
+              <w:t>Python, SQL, backend services, APIs, production applications, data pipelines</w:t>
             </w:r>
             <w:r>
               <w:rPr>
@@ -2296,31 +2243,22 @@
               </w:tabs>
               <w:snapToGrid w:val="0"/>
               <w:rPr>
-                <w:rFonts w:ascii="Verdana" w:hAnsi="Verdana" w:cs="Verdana"/>
-                <w:b/>
-                <w:sz w:val="20"/>
-                <w:lang w:val="en-GB" w:eastAsia="ar-SA"/>
-              </w:rPr>
-            </w:pPr>
-            <w:r>
-              <w:rPr>
-                <w:rFonts w:ascii="Verdana" w:hAnsi="Verdana" w:cs="Arial"/>
-                <w:bCs/>
-                <w:i/>
-                <w:sz w:val="20"/>
-                <w:lang w:val="en-GB"/>
-              </w:rPr>
-              <w:t>•</w:t>
-            </w:r>
-            <w:r>
-              <w:rPr>
-                <w:rFonts w:ascii="Verdana" w:hAnsi="Verdana" w:cs="Arial"/>
-                <w:bCs/>
-                <w:i/>
-                <w:sz w:val="20"/>
-                <w:lang w:val="en-GB"/>
-              </w:rPr>
-              <w:t xml:space="preserve"> </w:t>
+                <w:rFonts w:ascii="Verdana" w:hAnsi="Verdana" w:cs="Arial"/>
+                <w:bCs/>
+                <w:i/>
+                <w:sz w:val="20"/>
+                <w:lang w:val="en-GB"/>
+              </w:rPr>
+            </w:pPr>
+            <w:r>
+              <w:rPr>
+                <w:rFonts w:ascii="Verdana" w:hAnsi="Verdana" w:cs="Arial"/>
+                <w:bCs/>
+                <w:i/>
+                <w:sz w:val="20"/>
+                <w:lang w:val="en-GB"/>
+              </w:rPr>
+              <w:t xml:space="preserve">• </w:t>
             </w:r>
             <w:r>
               <w:rPr>
@@ -2331,27 +2269,27 @@
                 <w:u w:val="single"/>
                 <w:lang w:val="en-GB"/>
               </w:rPr>
-              <w:t xml:space="preserve">AI-Assisted Engineering </w:t>
-            </w:r>
-            <w:r>
-              <w:rPr>
-                <w:rFonts w:ascii="Verdana" w:hAnsi="Verdana" w:cs="Arial"/>
-                <w:bCs/>
-                <w:i/>
-                <w:sz w:val="20"/>
-                <w:lang w:val="en-GB"/>
-              </w:rPr>
-              <w:t>(</w:t>
-            </w:r>
-            <w:r>
-              <w:rPr>
-                <w:rFonts w:ascii="Verdana" w:hAnsi="Verdana" w:cs="Arial"/>
-                <w:bCs/>
-                <w:i/>
-                <w:sz w:val="20"/>
-                <w:lang w:val="en-GB"/>
-              </w:rPr>
-              <w:t>Cursor, Claude, Codex, code generation, refactoring, testing, technical analysis</w:t>
+              <w:t>Cloud &amp; DevOps</w:t>
+            </w:r>
+            <w:r>
+              <w:rPr>
+                <w:rFonts w:ascii="Verdana" w:hAnsi="Verdana" w:cs="Arial"/>
+                <w:bCs/>
+                <w:i/>
+                <w:sz w:val="20"/>
+                <w:lang w:val="en-GB"/>
+              </w:rPr>
+              <w:t xml:space="preserve"> (</w:t>
+            </w:r>
+            <w:r>
+              <w:rPr>
+                <w:rFonts w:ascii="Verdana" w:hAnsi="Verdana" w:cs="Arial"/>
+                <w:bCs/>
+                <w:i/>
+                <w:sz w:val="20"/>
+                <w:lang w:val="en-GB"/>
+              </w:rPr>
+              <w:t>AWS, Docker, CI/CD, deployment, monitoring, production support</w:t>
             </w:r>
             <w:r>
               <w:rPr>
@@ -2371,31 +2309,22 @@
               </w:tabs>
               <w:snapToGrid w:val="0"/>
               <w:rPr>
-                <w:rFonts w:ascii="Verdana" w:hAnsi="Verdana" w:cs="Verdana"/>
-                <w:b/>
-                <w:sz w:val="20"/>
-                <w:lang w:val="en-GB" w:eastAsia="ar-SA"/>
-              </w:rPr>
-            </w:pPr>
-            <w:r>
-              <w:rPr>
-                <w:rFonts w:ascii="Verdana" w:hAnsi="Verdana" w:cs="Arial"/>
-                <w:bCs/>
-                <w:i/>
-                <w:sz w:val="20"/>
-                <w:lang w:val="en-GB"/>
-              </w:rPr>
-              <w:t>•</w:t>
-            </w:r>
-            <w:r>
-              <w:rPr>
-                <w:rFonts w:ascii="Verdana" w:hAnsi="Verdana" w:cs="Arial"/>
-                <w:bCs/>
-                <w:i/>
-                <w:sz w:val="20"/>
-                <w:lang w:val="en-GB"/>
-              </w:rPr>
-              <w:t xml:space="preserve"> </w:t>
+                <w:rFonts w:ascii="Verdana" w:hAnsi="Verdana" w:cs="Arial"/>
+                <w:bCs/>
+                <w:i/>
+                <w:sz w:val="20"/>
+                <w:lang w:val="en-GB"/>
+              </w:rPr>
+            </w:pPr>
+            <w:r>
+              <w:rPr>
+                <w:rFonts w:ascii="Verdana" w:hAnsi="Verdana" w:cs="Arial"/>
+                <w:bCs/>
+                <w:i/>
+                <w:sz w:val="20"/>
+                <w:lang w:val="en-GB"/>
+              </w:rPr>
+              <w:t xml:space="preserve">• </w:t>
             </w:r>
             <w:r>
               <w:rPr>
@@ -2406,49 +2335,27 @@
                 <w:u w:val="single"/>
                 <w:lang w:val="en-GB"/>
               </w:rPr>
-              <w:t>Cloud</w:t>
-            </w:r>
-            <w:r>
-              <w:rPr>
-                <w:rFonts w:ascii="Verdana" w:hAnsi="Verdana" w:cs="Arial"/>
-                <w:bCs/>
-                <w:i/>
-                <w:sz w:val="20"/>
-                <w:u w:val="single"/>
-                <w:lang w:val="en-GB"/>
-              </w:rPr>
-              <w:t xml:space="preserve"> &amp; DevOps</w:t>
-            </w:r>
-            <w:r>
-              <w:rPr>
-                <w:rFonts w:ascii="Verdana" w:hAnsi="Verdana" w:cs="Arial"/>
-                <w:bCs/>
-                <w:i/>
-                <w:sz w:val="20"/>
-                <w:u w:val="single"/>
-                <w:lang w:val="en-GB"/>
-              </w:rPr>
-              <w:t xml:space="preserve"> </w:t>
-            </w:r>
-            <w:r>
-              <w:rPr>
-                <w:rFonts w:ascii="Verdana" w:hAnsi="Verdana" w:cs="Arial"/>
-                <w:bCs/>
-                <w:i/>
-                <w:sz w:val="20"/>
-                <w:lang w:val="en-GB"/>
-              </w:rPr>
-              <w:t>(</w:t>
-            </w:r>
-            <w:r>
-              <w:rPr>
-                <w:rFonts w:ascii="Verdana" w:hAnsi="Verdana" w:cs="Arial"/>
-                <w:bCs/>
-                <w:i/>
-                <w:sz w:val="20"/>
-                <w:lang w:val="en-GB"/>
-              </w:rPr>
-              <w:t>AWS, Docker, CI/CD, production support</w:t>
+              <w:t>Databases</w:t>
+            </w:r>
+            <w:r>
+              <w:rPr>
+                <w:rFonts w:ascii="Verdana" w:hAnsi="Verdana" w:cs="Arial"/>
+                <w:bCs/>
+                <w:i/>
+                <w:sz w:val="20"/>
+                <w:lang w:val="en-GB"/>
+              </w:rPr>
+              <w:t xml:space="preserve"> (</w:t>
+            </w:r>
+            <w:r>
+              <w:rPr>
+                <w:rFonts w:ascii="Verdana" w:hAnsi="Verdana" w:cs="Arial"/>
+                <w:bCs/>
+                <w:i/>
+                <w:sz w:val="20"/>
+                <w:lang w:val="en-GB"/>
+              </w:rPr>
+              <w:t>Snowflake, MongoDB, NoSQL</w:t>
             </w:r>
             <w:r>
               <w:rPr>
@@ -2483,17 +2390,7 @@
                 <w:sz w:val="20"/>
                 <w:lang w:val="en-GB"/>
               </w:rPr>
-              <w:t>•</w:t>
-            </w:r>
-            <w:r>
-              <w:rPr>
-                <w:rFonts w:ascii="Verdana" w:hAnsi="Verdana" w:cs="Arial"/>
-                <w:bCs/>
-                <w:i/>
-                <w:sz w:val="20"/>
-                <w:lang w:val="en-GB"/>
-              </w:rPr>
-              <w:t xml:space="preserve"> </w:t>
+              <w:t xml:space="preserve">• </w:t>
             </w:r>
             <w:r>
               <w:rPr>
@@ -2504,68 +2401,7 @@
                 <w:u w:val="single"/>
                 <w:lang w:val="en-GB"/>
               </w:rPr>
-              <w:t xml:space="preserve">Databases </w:t>
-            </w:r>
-            <w:r>
-              <w:rPr>
-                <w:rFonts w:ascii="Verdana" w:hAnsi="Verdana" w:cs="Arial"/>
-                <w:bCs/>
-                <w:i/>
-                <w:sz w:val="20"/>
-                <w:lang w:val="en-GB"/>
-              </w:rPr>
-              <w:t>(</w:t>
-            </w:r>
-            <w:r>
-              <w:rPr>
-                <w:rFonts w:ascii="Verdana" w:hAnsi="Verdana" w:cs="Arial"/>
-                <w:bCs/>
-                <w:i/>
-                <w:sz w:val="20"/>
-                <w:lang w:val="en-GB"/>
-              </w:rPr>
-              <w:t>Snowflake, MongoDB, NoSQL</w:t>
-            </w:r>
-            <w:r>
-              <w:rPr>
-                <w:rFonts w:ascii="Verdana" w:hAnsi="Verdana" w:cs="Arial"/>
-                <w:bCs/>
-                <w:i/>
-                <w:sz w:val="20"/>
-                <w:lang w:val="en-GB"/>
-              </w:rPr>
-              <w:t xml:space="preserve">) </w:t>
-            </w:r>
-            <w:r>
-              <w:rPr>
-                <w:rFonts w:ascii="Verdana" w:hAnsi="Verdana" w:cs="Arial"/>
-                <w:bCs/>
-                <w:i/>
-                <w:sz w:val="20"/>
-                <w:lang w:val="en-GB"/>
-              </w:rPr>
-              <w:t>•</w:t>
-            </w:r>
-            <w:r>
-              <w:rPr>
-                <w:rFonts w:ascii="Verdana" w:hAnsi="Verdana" w:cs="Arial"/>
-                <w:bCs/>
-                <w:i/>
-                <w:sz w:val="20"/>
-                <w:lang w:val="en-GB"/>
-              </w:rPr>
-              <w:t xml:space="preserve"> </w:t>
-            </w:r>
-            <w:r>
-              <w:rPr>
-                <w:rFonts w:ascii="Verdana" w:hAnsi="Verdana" w:cs="Arial"/>
-                <w:bCs/>
-                <w:i/>
-                <w:sz w:val="20"/>
-                <w:u w:val="single"/>
-                <w:lang w:val="en-GB"/>
-              </w:rPr>
-              <w:t>Tools</w:t>
+              <w:t>Orchestration &amp; Analytics</w:t>
             </w:r>
             <w:r>
               <w:rPr>
@@ -2585,7 +2421,7 @@
                 <w:sz w:val="20"/>
                 <w:lang w:val="en-GB"/>
               </w:rPr>
-              <w:t>Dash, Prefect</w:t>
+              <w:t>Prefect, Dash, batch and real-time data processing</w:t>
             </w:r>
             <w:r>
               <w:rPr>
@@ -2620,17 +2456,7 @@
                 <w:sz w:val="20"/>
                 <w:lang w:val="en-GB"/>
               </w:rPr>
-              <w:t>•</w:t>
-            </w:r>
-            <w:r>
-              <w:rPr>
-                <w:rFonts w:ascii="Verdana" w:hAnsi="Verdana" w:cs="Arial"/>
-                <w:bCs/>
-                <w:i/>
-                <w:sz w:val="20"/>
-                <w:lang w:val="en-GB"/>
-              </w:rPr>
-              <w:t xml:space="preserve"> </w:t>
+              <w:t xml:space="preserve">• </w:t>
             </w:r>
             <w:r>
               <w:rPr>
@@ -2641,37 +2467,27 @@
                 <w:u w:val="single"/>
                 <w:lang w:val="en-GB"/>
               </w:rPr>
-              <w:t>Front Office Analytics</w:t>
-            </w:r>
-            <w:r>
-              <w:rPr>
-                <w:rFonts w:ascii="Verdana" w:hAnsi="Verdana" w:cs="Arial"/>
-                <w:bCs/>
-                <w:i/>
-                <w:sz w:val="20"/>
-                <w:lang w:val="en-GB"/>
-              </w:rPr>
-              <w:t xml:space="preserve"> </w:t>
-            </w:r>
-            <w:r>
-              <w:rPr>
-                <w:rFonts w:ascii="Verdana" w:hAnsi="Verdana" w:cs="Arial"/>
-                <w:bCs/>
-                <w:i/>
-                <w:sz w:val="20"/>
-                <w:lang w:val="en-GB"/>
-              </w:rPr>
-              <w:t>(</w:t>
-            </w:r>
-            <w:r>
-              <w:rPr>
-                <w:rFonts w:ascii="Verdana" w:hAnsi="Verdana" w:cs="Arial"/>
-                <w:bCs/>
-                <w:i/>
-                <w:sz w:val="20"/>
-                <w:lang w:val="en-GB"/>
-              </w:rPr>
-              <w:t>Trading data, portfolio analytics, market data, multi-asset financial datasets</w:t>
+              <w:t>AI-Assisted Engineering</w:t>
+            </w:r>
+            <w:r>
+              <w:rPr>
+                <w:rFonts w:ascii="Verdana" w:hAnsi="Verdana" w:cs="Arial"/>
+                <w:bCs/>
+                <w:i/>
+                <w:sz w:val="20"/>
+                <w:lang w:val="en-GB"/>
+              </w:rPr>
+              <w:t xml:space="preserve"> (</w:t>
+            </w:r>
+            <w:r>
+              <w:rPr>
+                <w:rFonts w:ascii="Verdana" w:hAnsi="Verdana" w:cs="Arial"/>
+                <w:bCs/>
+                <w:i/>
+                <w:sz w:val="20"/>
+                <w:lang w:val="en-GB"/>
+              </w:rPr>
+              <w:t>Claude, Codex, Cursor, code generation, refactoring, testing</w:t>
             </w:r>
             <w:r>
               <w:rPr>
@@ -2706,17 +2522,7 @@
                 <w:sz w:val="20"/>
                 <w:lang w:val="en-GB"/>
               </w:rPr>
-              <w:t>•</w:t>
-            </w:r>
-            <w:r>
-              <w:rPr>
-                <w:rFonts w:ascii="Verdana" w:hAnsi="Verdana" w:cs="Arial"/>
-                <w:bCs/>
-                <w:i/>
-                <w:sz w:val="20"/>
-                <w:lang w:val="en-GB"/>
-              </w:rPr>
-              <w:t xml:space="preserve"> </w:t>
+              <w:t xml:space="preserve">• </w:t>
             </w:r>
             <w:r>
               <w:rPr>
@@ -2727,27 +2533,27 @@
                 <w:u w:val="single"/>
                 <w:lang w:val="en-GB"/>
               </w:rPr>
-              <w:t xml:space="preserve">Analytics Domains </w:t>
-            </w:r>
-            <w:r>
-              <w:rPr>
-                <w:rFonts w:ascii="Verdana" w:hAnsi="Verdana" w:cs="Arial"/>
-                <w:bCs/>
-                <w:i/>
-                <w:sz w:val="20"/>
-                <w:lang w:val="en-GB"/>
-              </w:rPr>
-              <w:t>(</w:t>
-            </w:r>
-            <w:r>
-              <w:rPr>
-                <w:rFonts w:ascii="Verdana" w:hAnsi="Verdana" w:cs="Arial"/>
-                <w:bCs/>
-                <w:i/>
-                <w:sz w:val="20"/>
-                <w:lang w:val="en-GB"/>
-              </w:rPr>
-              <w:t>Fixed Income Credit, MONIS, Convertible Bonds</w:t>
+              <w:t>Engineering Practices</w:t>
+            </w:r>
+            <w:r>
+              <w:rPr>
+                <w:rFonts w:ascii="Verdana" w:hAnsi="Verdana" w:cs="Arial"/>
+                <w:bCs/>
+                <w:i/>
+                <w:sz w:val="20"/>
+                <w:lang w:val="en-GB"/>
+              </w:rPr>
+              <w:t xml:space="preserve"> (</w:t>
+            </w:r>
+            <w:r>
+              <w:rPr>
+                <w:rFonts w:ascii="Verdana" w:hAnsi="Verdana" w:cs="Arial"/>
+                <w:bCs/>
+                <w:i/>
+                <w:sz w:val="20"/>
+                <w:lang w:val="en-GB"/>
+              </w:rPr>
+              <w:t>maintainability, reliability, data quality, troubleshooting, operational ownership</w:t>
             </w:r>
             <w:r>
               <w:rPr>
@@ -2758,16 +2564,6 @@
                 <w:lang w:val="en-GB"/>
               </w:rPr>
               <w:t>)</w:t>
-            </w:r>
-            <w:r>
-              <w:rPr>
-                <w:rFonts w:ascii="Verdana" w:hAnsi="Verdana" w:cs="Arial"/>
-                <w:bCs/>
-                <w:i/>
-                <w:sz w:val="20"/>
-                <w:lang w:val="en-GB"/>
-              </w:rPr>
-              <w:t xml:space="preserve"> </w:t>
             </w:r>
           </w:p>
           <w:p>
@@ -2813,27 +2609,27 @@
                 <w:u w:val="single"/>
                 <w:lang w:val="en-GB"/>
               </w:rPr>
-              <w:t xml:space="preserve">Collaboration </w:t>
-            </w:r>
-            <w:r>
-              <w:rPr>
-                <w:rFonts w:ascii="Verdana" w:hAnsi="Verdana" w:cs="Arial"/>
-                <w:bCs/>
-                <w:i/>
-                <w:sz w:val="20"/>
-                <w:lang w:val="en-GB"/>
-              </w:rPr>
-              <w:t>(</w:t>
-            </w:r>
-            <w:r>
-              <w:rPr>
-                <w:rFonts w:ascii="Verdana" w:hAnsi="Verdana" w:cs="Arial"/>
-                <w:bCs/>
-                <w:i/>
-                <w:sz w:val="20"/>
-                <w:lang w:val="en-GB"/>
-              </w:rPr>
-              <w:t>Portfolio managers, traders, analysts, stakeholder engagement, ownership</w:t>
+              <w:t>Stakeholders</w:t>
+            </w:r>
+            <w:r>
+              <w:rPr>
+                <w:rFonts w:ascii="Verdana" w:hAnsi="Verdana" w:cs="Arial"/>
+                <w:bCs/>
+                <w:i/>
+                <w:sz w:val="20"/>
+                <w:lang w:val="en-GB"/>
+              </w:rPr>
+              <w:t xml:space="preserve"> (</w:t>
+            </w:r>
+            <w:r>
+              <w:rPr>
+                <w:rFonts w:ascii="Verdana" w:hAnsi="Verdana" w:cs="Arial"/>
+                <w:bCs/>
+                <w:i/>
+                <w:sz w:val="20"/>
+                <w:lang w:val="en-GB"/>
+              </w:rPr>
+              <w:t>portfolio managers, traders and analysts</w:t>
             </w:r>
             <w:r>
               <w:rPr>
@@ -2860,21 +2656,57 @@
                 <w:lang w:val="en-GB"/>
               </w:rPr>
             </w:pPr>
-          </w:p>
-          <w:p>
-            <w:pPr>
-              <w:tabs>
-                <w:tab w:val="right" w:pos="3153"/>
-              </w:tabs>
-              <w:snapToGrid w:val="0"/>
-              <w:rPr>
-                <w:rFonts w:ascii="Verdana" w:hAnsi="Verdana" w:cs="Arial"/>
-                <w:bCs/>
-                <w:i/>
-                <w:sz w:val="20"/>
-                <w:lang w:val="en-GB"/>
-              </w:rPr>
-            </w:pPr>
+            <w:r>
+              <w:rPr>
+                <w:rFonts w:ascii="Verdana" w:hAnsi="Verdana" w:cs="Arial"/>
+                <w:bCs/>
+                <w:i/>
+                <w:sz w:val="20"/>
+                <w:lang w:val="en-GB"/>
+              </w:rPr>
+              <w:t xml:space="preserve">• </w:t>
+            </w:r>
+            <w:r>
+              <w:rPr>
+                <w:rFonts w:ascii="Verdana" w:hAnsi="Verdana" w:cs="Arial"/>
+                <w:bCs/>
+                <w:i/>
+                <w:sz w:val="20"/>
+                <w:u w:val="single"/>
+                <w:lang w:val="en-GB"/>
+              </w:rPr>
+              <w:t>Financial Markets</w:t>
+            </w:r>
+            <w:r>
+              <w:rPr>
+                <w:rFonts w:ascii="Verdana" w:hAnsi="Verdana" w:cs="Arial"/>
+                <w:bCs/>
+                <w:i/>
+                <w:sz w:val="20"/>
+                <w:lang w:val="en-GB"/>
+              </w:rPr>
+              <w:t xml:space="preserve"> (</w:t>
+            </w:r>
+            <w:r>
+              <w:rPr>
+                <w:rFonts w:ascii="Verdana" w:hAnsi="Verdana" w:cs="Arial"/>
+                <w:bCs/>
+                <w:i/>
+                <w:sz w:val="20"/>
+                <w:lang w:val="en-GB"/>
+              </w:rPr>
+              <w:t>Fixed Income Credit, Convertible Bonds, MONIS, market and portfolio data</w:t>
+            </w:r>
+            <w:r>
+              <w:rPr>
+                <w:rFonts w:ascii="Verdana" w:hAnsi="Verdana" w:cs="Arial"/>
+                <w:bCs/>
+                <w:i/>
+                <w:sz w:val="20"/>
+                <w:lang w:val="en-GB"/>
+              </w:rPr>
+              <w:t>)</w:t>
+            </w:r>
           </w:p>
           <w:p>
             <w:pPr>
@@ -3900,119 +3732,7 @@
                 <w:sz w:val="20"/>
                 <w:lang w:val="en-GB" w:eastAsia="ar-SA"/>
               </w:rPr>
-              <w:t xml:space="preserve">Led the architecture, requirements analysis and development of a Python-based fund analytics platform, replacing approximately </w:t>
-            </w:r>
-            <w:r>
-              <w:rPr>
-                <w:rFonts w:ascii="Verdana" w:hAnsi="Verdana" w:cs="Verdana"/>
-                <w:sz w:val="20"/>
-                <w:lang w:val="en-GB" w:eastAsia="ar-SA"/>
-              </w:rPr>
-              <w:t>twenty</w:t>
-            </w:r>
-            <w:r>
-              <w:rPr>
-                <w:rFonts w:ascii="Verdana" w:hAnsi="Verdana" w:cs="Verdana"/>
-                <w:sz w:val="20"/>
-                <w:lang w:val="en-GB" w:eastAsia="ar-SA"/>
-              </w:rPr>
-              <w:t xml:space="preserve"> spreadsheet models with a governed application using FastAPI, SQL Server and Dash.</w:t>
-            </w:r>
-          </w:p>
-          <w:p>
-            <w:pPr>
-              <w:suppressAutoHyphens/>
-              <w:autoSpaceDE w:val="0"/>
-              <w:contextualSpacing/>
-              <w:rPr>
-                <w:rFonts w:ascii="Verdana" w:hAnsi="Verdana" w:cs="Verdana"/>
-                <w:sz w:val="20"/>
-                <w:lang w:val="en-GB" w:eastAsia="ar-SA"/>
-              </w:rPr>
-            </w:pPr>
-          </w:p>
-          <w:p>
-            <w:pPr>
-              <w:suppressAutoHyphens/>
-              <w:autoSpaceDE w:val="0"/>
-              <w:contextualSpacing/>
-              <w:rPr>
-                <w:rFonts w:ascii="Verdana" w:hAnsi="Verdana" w:cs="Verdana"/>
-                <w:sz w:val="20"/>
-                <w:lang w:val="en-GB" w:eastAsia="ar-SA"/>
-              </w:rPr>
-            </w:pPr>
-            <w:r>
-              <w:rPr>
-                <w:rFonts w:ascii="Verdana" w:hAnsi="Verdana" w:cs="Verdana"/>
-                <w:sz w:val="20"/>
-                <w:lang w:val="en-GB" w:eastAsia="ar-SA"/>
-              </w:rPr>
-              <w:t xml:space="preserve">Worked directly with investment stakeholders to understand existing workflows and business rules, translate them into application </w:t>
-            </w:r>
-            <w:r>
-              <w:rPr>
-                <w:rFonts w:ascii="Verdana" w:hAnsi="Verdana" w:cs="Verdana"/>
-                <w:sz w:val="20"/>
-                <w:lang w:val="en-GB" w:eastAsia="ar-SA"/>
-              </w:rPr>
-              <w:t>requirements,</w:t>
-            </w:r>
-            <w:r>
-              <w:rPr>
-                <w:rFonts w:ascii="Verdana" w:hAnsi="Verdana" w:cs="Verdana"/>
-                <w:sz w:val="20"/>
-                <w:lang w:val="en-GB" w:eastAsia="ar-SA"/>
-              </w:rPr>
-              <w:t xml:space="preserve"> and validate calculation outputs.</w:t>
-            </w:r>
-          </w:p>
-          <w:p>
-            <w:pPr>
-              <w:suppressAutoHyphens/>
-              <w:autoSpaceDE w:val="0"/>
-              <w:contextualSpacing/>
-              <w:rPr>
-                <w:rFonts w:ascii="Verdana" w:hAnsi="Verdana" w:cs="Verdana"/>
-                <w:sz w:val="20"/>
-                <w:lang w:val="en-GB" w:eastAsia="ar-SA"/>
-              </w:rPr>
-            </w:pPr>
-          </w:p>
-          <w:p>
-            <w:pPr>
-              <w:suppressAutoHyphens/>
-              <w:autoSpaceDE w:val="0"/>
-              <w:contextualSpacing/>
-              <w:rPr>
-                <w:rFonts w:ascii="Verdana" w:hAnsi="Verdana" w:cs="Verdana"/>
-                <w:sz w:val="20"/>
-                <w:lang w:val="en-GB" w:eastAsia="ar-SA"/>
-              </w:rPr>
-            </w:pPr>
-            <w:r>
-              <w:rPr>
-                <w:rFonts w:ascii="Verdana" w:hAnsi="Verdana" w:cs="Verdana"/>
-                <w:sz w:val="20"/>
-                <w:lang w:val="en-GB" w:eastAsia="ar-SA"/>
-              </w:rPr>
-              <w:t xml:space="preserve">Designed reusable APIs and data models supporting carry calculations, </w:t>
-            </w:r>
-            <w:r>
-              <w:rPr>
-                <w:rFonts w:ascii="Verdana" w:hAnsi="Verdana" w:cs="Verdana"/>
-                <w:sz w:val="20"/>
-                <w:lang w:val="en-GB" w:eastAsia="ar-SA"/>
-              </w:rPr>
-              <w:t>forecasting,</w:t>
-            </w:r>
-            <w:r>
-              <w:rPr>
-                <w:rFonts w:ascii="Verdana" w:hAnsi="Verdana" w:cs="Verdana"/>
-                <w:sz w:val="20"/>
-                <w:lang w:val="en-GB" w:eastAsia="ar-SA"/>
-              </w:rPr>
-              <w:t xml:space="preserve"> and fund analytics.</w:t>
+              <w:t>Led the architecture and development of a production Python fund analytics platform, replacing approximately 20 spreadsheet-based models with a scalable, governed application. Designed reusable FastAPI REST APIs, backend services and data models using Python, SQLAlchemy and SQL Server, with Dash/Plotly interfaces. Developed strongly typed FastAPI services using Pydantic validation and SQLAlchemy, with Pytest automated testing. Worked directly with investment stakeholders to translate complex business rules into maintainable software, validate calculation outputs and improve the reliability, consistency and scalability of fund analytics.</w:t>
             </w:r>
           </w:p>
           <w:p>
@@ -4710,23 +4430,31 @@
                 <w:u w:val="single"/>
                 <w:lang w:val="en-GB" w:eastAsia="ar-SA"/>
               </w:rPr>
-              <w:t>Technical Leadership &amp; Team Development</w:t>
-            </w:r>
-            <w:r>
-              <w:rPr>
-                <w:rFonts w:ascii="Verdana" w:hAnsi="Verdana" w:cs="Verdana"/>
-                <w:sz w:val="20"/>
-                <w:lang w:val="en-GB" w:eastAsia="ar-SA"/>
-              </w:rPr>
-              <w:t xml:space="preserve">: </w:t>
-            </w:r>
-            <w:r>
-              <w:rPr>
-                <w:rFonts w:ascii="Verdana" w:hAnsi="Verdana" w:cs="Verdana"/>
-                <w:sz w:val="20"/>
-                <w:lang w:val="en-GB" w:eastAsia="ar-SA"/>
-              </w:rPr>
-              <w:t>Built the data function from the ground up, hiring and developing a team that included a mid-level data engineer and a data scientist. Provided technical leadership, coaching, and mentorship.</w:t>
+              <w:t>Project: Data Integrations and APIs</w:t>
+            </w:r>
+            <w:r>
+              <w:rPr>
+                <w:rFonts w:ascii="Verdana" w:hAnsi="Verdana" w:cs="Verdana"/>
+                <w:sz w:val="20"/>
+                <w:lang w:val="en-GB" w:eastAsia="ar-SA"/>
+              </w:rPr>
+              <w:t xml:space="preserve"> - </w:t>
+            </w:r>
+            <w:r>
+              <w:rPr>
+                <w:rFonts w:ascii="Verdana" w:hAnsi="Verdana" w:cs="Verdana"/>
+                <w:sz w:val="20"/>
+                <w:lang w:val="en-GB" w:eastAsia="ar-SA"/>
+              </w:rPr>
+              <w:t>Designed and developed Python/FastAPI microservices and REST APIs integrating external data providers, deploying services through Docker/Kubernetes and AWS Lambda/API Gateway</w:t>
+            </w:r>
+            <w:r>
+              <w:rPr>
+                <w:rFonts w:ascii="Verdana" w:hAnsi="Verdana" w:cs="Verdana"/>
+                <w:sz w:val="20"/>
+                <w:lang w:val="en-GB" w:eastAsia="ar-SA"/>
+              </w:rPr>
+              <w:t>.</w:t>
             </w:r>
           </w:p>
           <w:p>
@@ -4754,55 +4482,23 @@
                 <w:u w:val="single"/>
                 <w:lang w:val="en-GB" w:eastAsia="ar-SA"/>
               </w:rPr>
-              <w:t>Project: Serverless Data Pipelines</w:t>
-            </w:r>
-            <w:r>
-              <w:rPr>
-                <w:rFonts w:ascii="Verdana" w:hAnsi="Verdana" w:cs="Verdana"/>
-                <w:sz w:val="20"/>
-                <w:lang w:val="en-GB" w:eastAsia="ar-SA"/>
-              </w:rPr>
-              <w:t xml:space="preserve"> - Implementing</w:t>
-            </w:r>
-            <w:r>
-              <w:rPr>
-                <w:rFonts w:ascii="Verdana" w:hAnsi="Verdana" w:cs="Verdana"/>
-                <w:sz w:val="20"/>
-                <w:lang w:val="en-GB" w:eastAsia="ar-SA"/>
-              </w:rPr>
-              <w:t xml:space="preserve"> cloud-native ETL pipelines and a Data Analytics and Insights platform by leveraging key AWS services</w:t>
-            </w:r>
-            <w:r>
-              <w:rPr>
-                <w:rFonts w:ascii="Verdana" w:hAnsi="Verdana" w:cs="Verdana"/>
-                <w:sz w:val="20"/>
-                <w:lang w:val="en-GB" w:eastAsia="ar-SA"/>
-              </w:rPr>
-              <w:t xml:space="preserve"> and </w:t>
-            </w:r>
-            <w:r>
-              <w:rPr>
-                <w:rFonts w:ascii="Verdana" w:hAnsi="Verdana" w:cs="Verdana"/>
-                <w:sz w:val="20"/>
-                <w:lang w:val="en-GB" w:eastAsia="ar-SA"/>
-              </w:rPr>
-              <w:t xml:space="preserve">Apache </w:t>
-            </w:r>
-            <w:r>
-              <w:rPr>
-                <w:rFonts w:ascii="Verdana" w:hAnsi="Verdana" w:cs="Verdana"/>
-                <w:sz w:val="20"/>
-                <w:lang w:val="en-GB" w:eastAsia="ar-SA"/>
-              </w:rPr>
-              <w:t>Airflow for Orchestration</w:t>
-            </w:r>
-            <w:r>
-              <w:rPr>
-                <w:rFonts w:ascii="Verdana" w:hAnsi="Verdana" w:cs="Verdana"/>
-                <w:sz w:val="20"/>
-                <w:lang w:val="en-GB" w:eastAsia="ar-SA"/>
-              </w:rPr>
-              <w:t>.</w:t>
+              <w:t>Technical Leadership &amp; Team Development</w:t>
+            </w:r>
+            <w:r>
+              <w:rPr>
+                <w:rFonts w:ascii="Verdana" w:hAnsi="Verdana" w:cs="Verdana"/>
+                <w:sz w:val="20"/>
+                <w:lang w:val="en-GB" w:eastAsia="ar-SA"/>
+              </w:rPr>
+              <w:t xml:space="preserve">: </w:t>
+            </w:r>
+            <w:r>
+              <w:rPr>
+                <w:rFonts w:ascii="Verdana" w:hAnsi="Verdana" w:cs="Verdana"/>
+                <w:sz w:val="20"/>
+                <w:lang w:val="en-GB" w:eastAsia="ar-SA"/>
+              </w:rPr>
+              <w:t>Built the data function from the ground up, hiring and developing a team that included a mid-level data engineer and a data scientist. Provided technical leadership, coaching, and mentorship.</w:t>
             </w:r>
           </w:p>
           <w:p>
@@ -4830,23 +4526,55 @@
                 <w:u w:val="single"/>
                 <w:lang w:val="en-GB" w:eastAsia="ar-SA"/>
               </w:rPr>
-              <w:t>Project: Data Integrations and APIs</w:t>
-            </w:r>
-            <w:r>
-              <w:rPr>
-                <w:rFonts w:ascii="Verdana" w:hAnsi="Verdana" w:cs="Verdana"/>
-                <w:sz w:val="20"/>
-                <w:lang w:val="en-GB" w:eastAsia="ar-SA"/>
-              </w:rPr>
-              <w:t xml:space="preserve"> - </w:t>
-            </w:r>
-            <w:r>
-              <w:rPr>
-                <w:rFonts w:ascii="Verdana" w:hAnsi="Verdana" w:cs="Verdana"/>
-                <w:sz w:val="20"/>
-                <w:lang w:val="en-GB" w:eastAsia="ar-SA"/>
-              </w:rPr>
-              <w:t>Designed Python/FastAPI microservices and REST APIs integrating external financial-data providers and brokers, deploying services through Docker/Kubernetes and AWS Lambda/API Gateway.</w:t>
+              <w:t>Project: Serverless Data Pipelines</w:t>
+            </w:r>
+            <w:r>
+              <w:rPr>
+                <w:rFonts w:ascii="Verdana" w:hAnsi="Verdana" w:cs="Verdana"/>
+                <w:sz w:val="20"/>
+                <w:lang w:val="en-GB" w:eastAsia="ar-SA"/>
+              </w:rPr>
+              <w:t xml:space="preserve"> - Implementing</w:t>
+            </w:r>
+            <w:r>
+              <w:rPr>
+                <w:rFonts w:ascii="Verdana" w:hAnsi="Verdana" w:cs="Verdana"/>
+                <w:sz w:val="20"/>
+                <w:lang w:val="en-GB" w:eastAsia="ar-SA"/>
+              </w:rPr>
+              <w:t xml:space="preserve"> cloud-native ETL pipelines and a Data Analytics and Insights platform by leveraging key AWS services</w:t>
+            </w:r>
+            <w:r>
+              <w:rPr>
+                <w:rFonts w:ascii="Verdana" w:hAnsi="Verdana" w:cs="Verdana"/>
+                <w:sz w:val="20"/>
+                <w:lang w:val="en-GB" w:eastAsia="ar-SA"/>
+              </w:rPr>
+              <w:t xml:space="preserve"> and </w:t>
+            </w:r>
+            <w:r>
+              <w:rPr>
+                <w:rFonts w:ascii="Verdana" w:hAnsi="Verdana" w:cs="Verdana"/>
+                <w:sz w:val="20"/>
+                <w:lang w:val="en-GB" w:eastAsia="ar-SA"/>
+              </w:rPr>
+              <w:t xml:space="preserve">Apache </w:t>
+            </w:r>
+            <w:r>
+              <w:rPr>
+                <w:rFonts w:ascii="Verdana" w:hAnsi="Verdana" w:cs="Verdana"/>
+                <w:sz w:val="20"/>
+                <w:lang w:val="en-GB" w:eastAsia="ar-SA"/>
+              </w:rPr>
+              <w:t>Airflow for Orchestration</w:t>
+            </w:r>
+            <w:r>
+              <w:rPr>
+                <w:rFonts w:ascii="Verdana" w:hAnsi="Verdana" w:cs="Verdana"/>
+                <w:sz w:val="20"/>
+                <w:lang w:val="en-GB" w:eastAsia="ar-SA"/>
+              </w:rPr>
+              <w:t>.</w:t>
             </w:r>
           </w:p>
           <w:p>
@@ -11884,7 +11612,7 @@
                 <w:sz w:val="20"/>
                 <w:lang w:val="en-GB"/>
               </w:rPr>
-              <w:pict w14:anchorId="6305C380">
+              <w:pict w14:anchorId="5ED7DD59">
                 <v:group id="_x0000_s2260" style="position:absolute;margin-left:56.2pt;margin-top:-446.8pt;width:142.2pt;height:16.5pt;z-index:-3;mso-position-horizontal-relative:text;mso-position-vertical-relative:text" coordorigin="1342,3892" coordsize="2700,180" o:allowincell="f">
                   <v:rect id="_x0000_s2261" style="position:absolute;left:1342;top:3892;width:2700;height:180" fillcolor="#31849b" stroked="f">
                     <v:fill opacity="59638f"/>
@@ -13829,7 +13557,7 @@
         <w:szCs w:val="22"/>
         <w:lang w:val="en-GB" w:eastAsia="ar-SA"/>
       </w:rPr>
-      <w:pict w14:anchorId="6B642CDF">
+      <w:pict w14:anchorId="2D2DB60D">
         <v:group id="Group 2" o:spid="_x0000_s1028" style="position:absolute;margin-left:526.8pt;margin-top:-.15pt;width:39.7pt;height:17pt;z-index:-1" coordorigin="614,660" coordsize="864,374" wrapcoords="0 -939 -408 1878 -408 19722 0 21600 21192 21600 21600 21600 22008 16904 22008 939 21192 -939 0 -939">
           <v:roundrect id="_x0000_s1029" style="position:absolute;left:859;top:415;width:374;height:864;rotation:-90;visibility:visible" arcsize="10923f" filled="f" strokecolor="#247a00" strokeweight="1pt">
             <v:shadow color="#868686"/>
@@ -17750,52 +17478,52 @@
       </w:rPr>
     </w:lvl>
   </w:abstractNum>
-  <w:num w:numId="1" w16cid:durableId="1906987185">
+  <w:num w:numId="1" w16cid:durableId="1956524851">
     <w:abstractNumId w:val="8"/>
   </w:num>
-  <w:num w:numId="2" w16cid:durableId="1430587123">
+  <w:num w:numId="2" w16cid:durableId="1551067706">
     <w:abstractNumId w:val="26"/>
   </w:num>
-  <w:num w:numId="3" w16cid:durableId="1507136991">
+  <w:num w:numId="3" w16cid:durableId="123623902">
     <w:abstractNumId w:val="17"/>
   </w:num>
-  <w:num w:numId="4" w16cid:durableId="1200822762">
+  <w:num w:numId="4" w16cid:durableId="1570506348">
     <w:abstractNumId w:val="23"/>
   </w:num>
-  <w:num w:numId="5" w16cid:durableId="1672873032">
+  <w:num w:numId="5" w16cid:durableId="68844497">
     <w:abstractNumId w:val="7"/>
   </w:num>
-  <w:num w:numId="6" w16cid:durableId="2026636417">
+  <w:num w:numId="6" w16cid:durableId="1690523094">
     <w:abstractNumId w:val="24"/>
   </w:num>
-  <w:num w:numId="7" w16cid:durableId="100802043">
+  <w:num w:numId="7" w16cid:durableId="1245140817">
     <w:abstractNumId w:val="27"/>
   </w:num>
-  <w:num w:numId="8" w16cid:durableId="1581330980">
+  <w:num w:numId="8" w16cid:durableId="170797811">
     <w:abstractNumId w:val="19"/>
   </w:num>
-  <w:num w:numId="9" w16cid:durableId="1110735939">
+  <w:num w:numId="9" w16cid:durableId="1753234164">
     <w:abstractNumId w:val="21"/>
   </w:num>
-  <w:num w:numId="10" w16cid:durableId="1812868800">
+  <w:num w:numId="10" w16cid:durableId="1500190531">
     <w:abstractNumId w:val="0"/>
   </w:num>
-  <w:num w:numId="11" w16cid:durableId="1057238414">
+  <w:num w:numId="11" w16cid:durableId="655230999">
     <w:abstractNumId w:val="25"/>
   </w:num>
-  <w:num w:numId="12" w16cid:durableId="1482499928">
+  <w:num w:numId="12" w16cid:durableId="139999684">
     <w:abstractNumId w:val="14"/>
   </w:num>
-  <w:num w:numId="13" w16cid:durableId="476605077">
+  <w:num w:numId="13" w16cid:durableId="1474255429">
     <w:abstractNumId w:val="22"/>
   </w:num>
-  <w:num w:numId="14" w16cid:durableId="644704360">
+  <w:num w:numId="14" w16cid:durableId="1419792871">
     <w:abstractNumId w:val="3"/>
   </w:num>
-  <w:num w:numId="15" w16cid:durableId="646785181">
+  <w:num w:numId="15" w16cid:durableId="1618871831">
     <w:abstractNumId w:val="9"/>
   </w:num>
-  <w:num w:numId="16" w16cid:durableId="994798112">
+  <w:num w:numId="16" w16cid:durableId="1330908395">
     <w:abstractNumId w:val="10"/>
     <w:lvlOverride w:ilvl="0"/>
     <w:lvlOverride w:ilvl="1"/>
@@ -17807,7 +17535,7 @@
     <w:lvlOverride w:ilvl="7"/>
     <w:lvlOverride w:ilvl="8"/>
   </w:num>
-  <w:num w:numId="17" w16cid:durableId="275718039">
+  <w:num w:numId="17" w16cid:durableId="1162575482">
     <w:abstractNumId w:val="16"/>
     <w:lvlOverride w:ilvl="0"/>
     <w:lvlOverride w:ilvl="1"/>
@@ -17819,37 +17547,37 @@
     <w:lvlOverride w:ilvl="7"/>
     <w:lvlOverride w:ilvl="8"/>
   </w:num>
-  <w:num w:numId="18" w16cid:durableId="215245865">
+  <w:num w:numId="18" w16cid:durableId="1390608995">
     <w:abstractNumId w:val="4"/>
   </w:num>
-  <w:num w:numId="19" w16cid:durableId="889146890">
+  <w:num w:numId="19" w16cid:durableId="1037394782">
     <w:abstractNumId w:val="15"/>
   </w:num>
-  <w:num w:numId="20" w16cid:durableId="464351667">
+  <w:num w:numId="20" w16cid:durableId="1177427579">
     <w:abstractNumId w:val="6"/>
   </w:num>
-  <w:num w:numId="21" w16cid:durableId="626938712">
+  <w:num w:numId="21" w16cid:durableId="2136369926">
     <w:abstractNumId w:val="2"/>
   </w:num>
-  <w:num w:numId="22" w16cid:durableId="747994528">
+  <w:num w:numId="22" w16cid:durableId="381054350">
     <w:abstractNumId w:val="13"/>
   </w:num>
-  <w:num w:numId="23" w16cid:durableId="957951559">
+  <w:num w:numId="23" w16cid:durableId="576212108">
     <w:abstractNumId w:val="5"/>
   </w:num>
-  <w:num w:numId="24" w16cid:durableId="407315266">
+  <w:num w:numId="24" w16cid:durableId="1849246755">
     <w:abstractNumId w:val="12"/>
   </w:num>
-  <w:num w:numId="25" w16cid:durableId="1701855577">
+  <w:num w:numId="25" w16cid:durableId="587151098">
     <w:abstractNumId w:val="11"/>
   </w:num>
-  <w:num w:numId="26" w16cid:durableId="933514181">
+  <w:num w:numId="26" w16cid:durableId="1491942925">
     <w:abstractNumId w:val="18"/>
   </w:num>
-  <w:num w:numId="27" w16cid:durableId="2079866001">
+  <w:num w:numId="27" w16cid:durableId="1072964679">
     <w:abstractNumId w:val="20"/>
   </w:num>
-  <w:num w:numId="28" w16cid:durableId="1502433407">
+  <w:num w:numId="28" w16cid:durableId="1959138714">
     <w:abstractNumId w:val="1"/>
   </w:num>
 </w:numbering>

--- a/assets/doc/abrar_mudhir_cv.docx
+++ b/assets/doc/abrar_mudhir_cv.docx
@@ -162,7 +162,7 @@
           <w:sz w:val="20"/>
           <w:lang w:val="en-GB" w:eastAsia="en-GB"/>
         </w:rPr>
-        <w:pict w14:anchorId="2A38D639">
+        <w:pict w14:anchorId="377FC6B4">
           <v:group id="_x0000_s2107" style="position:absolute;margin-left:7.05pt;margin-top:12.05pt;width:138.75pt;height:16.5pt;z-index:-5" coordorigin="1342,3892" coordsize="2700,180" o:allowincell="f">
             <v:rect id="_x0000_s2108" style="position:absolute;left:1342;top:3892;width:2700;height:180" fillcolor="#31849b" stroked="f">
               <v:fill opacity="59638f"/>
@@ -453,7 +453,7 @@
           <w:szCs w:val="16"/>
           <w:lang w:val="en-GB"/>
         </w:rPr>
-        <w:t>4</w:t>
+        <w:t>5</w:t>
       </w:r>
       <w:r>
         <w:rPr>
@@ -625,7 +625,7 @@
           <w:sz w:val="20"/>
           <w:lang w:val="en-GB"/>
         </w:rPr>
-        <w:pict w14:anchorId="617F12A9">
+        <w:pict w14:anchorId="3BF6B7B7">
           <v:group id="_x0000_s2269" style="position:absolute;margin-left:6.8pt;margin-top:131.3pt;width:142.2pt;height:16.5pt;z-index:-1" coordorigin="1342,3892" coordsize="2700,180" o:allowincell="f">
             <v:rect id="_x0000_s2270" style="position:absolute;left:1342;top:3892;width:2700;height:180" fillcolor="#31849b" stroked="f">
               <v:fill opacity="59638f"/>
@@ -644,7 +644,7 @@
           <w:sz w:val="20"/>
           <w:lang w:val="en-GB"/>
         </w:rPr>
-        <w:pict w14:anchorId="62FBC1F2">
+        <w:pict w14:anchorId="02F2B689">
           <v:group id="_x0000_s2212" style="position:absolute;margin-left:6.8pt;margin-top:12.45pt;width:142.2pt;height:16.5pt;z-index:-4" coordorigin="1342,3892" coordsize="2700,180" o:allowincell="f">
             <v:rect id="_x0000_s2213" style="position:absolute;left:1342;top:3892;width:2700;height:180" fillcolor="#31849b" stroked="f">
               <v:fill opacity="59638f"/>
@@ -1406,17 +1406,54 @@
               </w:rPr>
               <w:t xml:space="preserve"> (</w:t>
             </w:r>
-            <w:hyperlink r:id="rId12" w:history="1">
-              <w:r>
-                <w:rPr>
-                  <w:rStyle w:val="Hyperlink"/>
-                  <w:rFonts w:ascii="Verdana" w:hAnsi="Verdana" w:cs="Verdana"/>
-                  <w:sz w:val="20"/>
-                  <w:lang w:val="it-IT" w:eastAsia="ar-SA"/>
-                </w:rPr>
-                <w:t>AI-102</w:t>
-              </w:r>
-            </w:hyperlink>
+            <w:r>
+              <w:rPr>
+                <w:rFonts w:ascii="Verdana" w:hAnsi="Verdana" w:cs="Verdana"/>
+                <w:sz w:val="20"/>
+                <w:lang w:val="en-GB" w:eastAsia="ar-SA"/>
+              </w:rPr>
+              <w:fldChar w:fldCharType="begin"/>
+            </w:r>
+            <w:r>
+              <w:rPr>
+                <w:rFonts w:ascii="Verdana" w:hAnsi="Verdana" w:cs="Verdana"/>
+                <w:sz w:val="20"/>
+                <w:lang w:val="it-IT" w:eastAsia="ar-SA"/>
+              </w:rPr>
+              <w:instrText>HYPERLINK "https://learn.microsoft.com/api/credentials/share/en-gb/AbrarMudhir-6026/D34862B3E92762BE?sharingId=6CDE1921338520C9"</w:instrText>
+            </w:r>
+            <w:r>
+              <w:rPr>
+                <w:rFonts w:ascii="Verdana" w:hAnsi="Verdana" w:cs="Verdana"/>
+                <w:sz w:val="20"/>
+                <w:lang w:val="en-GB" w:eastAsia="ar-SA"/>
+              </w:rPr>
+            </w:r>
+            <w:r>
+              <w:rPr>
+                <w:rFonts w:ascii="Verdana" w:hAnsi="Verdana" w:cs="Verdana"/>
+                <w:sz w:val="20"/>
+                <w:lang w:val="en-GB" w:eastAsia="ar-SA"/>
+              </w:rPr>
+              <w:fldChar w:fldCharType="separate"/>
+            </w:r>
+            <w:r>
+              <w:rPr>
+                <w:rStyle w:val="Hyperlink"/>
+                <w:rFonts w:ascii="Verdana" w:hAnsi="Verdana" w:cs="Verdana"/>
+                <w:sz w:val="20"/>
+                <w:lang w:val="it-IT" w:eastAsia="ar-SA"/>
+              </w:rPr>
+              <w:t>AI-102</w:t>
+            </w:r>
+            <w:r>
+              <w:rPr>
+                <w:rFonts w:ascii="Verdana" w:hAnsi="Verdana" w:cs="Verdana"/>
+                <w:sz w:val="20"/>
+                <w:lang w:val="en-GB" w:eastAsia="ar-SA"/>
+              </w:rPr>
+              <w:fldChar w:fldCharType="end"/>
+            </w:r>
             <w:r>
               <w:rPr>
                 <w:rFonts w:ascii="Verdana" w:hAnsi="Verdana" w:cs="Verdana"/>
@@ -1565,7 +1602,7 @@
               </w:rPr>
               <w:t xml:space="preserve"> (</w:t>
             </w:r>
-            <w:hyperlink r:id="rId13" w:history="1">
+            <w:hyperlink r:id="rId12" w:history="1">
               <w:r>
                 <w:rPr>
                   <w:rStyle w:val="Hyperlink"/>
@@ -1637,7 +1674,7 @@
               </w:rPr>
               <w:t xml:space="preserve"> (</w:t>
             </w:r>
-            <w:hyperlink r:id="rId14" w:history="1">
+            <w:hyperlink r:id="rId13" w:history="1">
               <w:r>
                 <w:rPr>
                   <w:rStyle w:val="Hyperlink"/>
@@ -1713,7 +1750,7 @@
               </w:rPr>
               <w:t xml:space="preserve"> (</w:t>
             </w:r>
-            <w:hyperlink r:id="rId15" w:history="1">
+            <w:hyperlink r:id="rId14" w:history="1">
               <w:r>
                 <w:rPr>
                   <w:rStyle w:val="Hyperlink"/>
@@ -1799,7 +1836,7 @@
                 <w:sz w:val="20"/>
                 <w:lang w:val="en-GB" w:eastAsia="ar-SA"/>
               </w:rPr>
-              <w:pict w14:anchorId="6F4C57F9">
+              <w:pict w14:anchorId="34514B16">
                 <v:group id="_x0000_s2263" style="position:absolute;margin-left:7.5pt;margin-top:11.85pt;width:142.2pt;height:16.5pt;z-index:-2;mso-position-horizontal-relative:text;mso-position-vertical-relative:text" coordorigin="1342,3892" coordsize="2700,180" o:allowincell="f">
                   <v:rect id="_x0000_s2264" style="position:absolute;left:1342;top:3892;width:2700;height:180" fillcolor="#31849b" stroked="f">
                     <v:fill opacity="59638f"/>
@@ -1953,7 +1990,7 @@
                 <w:lang w:val="en-GB"/>
               </w:rPr>
             </w:pPr>
-            <w:hyperlink r:id="rId16" w:history="1">
+            <w:hyperlink r:id="rId15" w:history="1">
               <w:r>
                 <w:rPr>
                   <w:rStyle w:val="Hyperlink"/>
@@ -2819,7 +2856,7 @@
                 <w:lang w:val="en-GB"/>
               </w:rPr>
             </w:pPr>
-            <w:hyperlink r:id="rId17" w:history="1">
+            <w:hyperlink r:id="rId16" w:history="1">
               <w:r>
                 <w:rPr>
                   <w:rStyle w:val="Hyperlink"/>
@@ -3562,7 +3599,7 @@
                 <w:lang w:val="en-GB"/>
               </w:rPr>
             </w:pPr>
-            <w:hyperlink r:id="rId18" w:history="1">
+            <w:hyperlink r:id="rId17" w:history="1">
               <w:r>
                 <w:rPr>
                   <w:rStyle w:val="Hyperlink"/>
@@ -3732,7 +3769,133 @@
                 <w:sz w:val="20"/>
                 <w:lang w:val="en-GB" w:eastAsia="ar-SA"/>
               </w:rPr>
-              <w:t>Led the architecture and development of a production Python fund analytics platform, replacing approximately 20 spreadsheet-based models with a scalable, governed application. Designed reusable FastAPI REST APIs, backend services and data models using Python, SQLAlchemy and SQL Server, with Dash/Plotly interfaces. Developed strongly typed FastAPI services using Pydantic validation and SQLAlchemy, with Pytest automated testing. Worked directly with investment stakeholders to translate complex business rules into maintainable software, validate calculation outputs and improve the reliability, consistency and scalability of fund analytics.</w:t>
+              <w:t xml:space="preserve">Led the architecture and development of a production Python fund analytics platform, replacing approximately 20 spreadsheet-based models with a scalable, governed application. Designed reusable </w:t>
+            </w:r>
+            <w:proofErr w:type="spellStart"/>
+            <w:r>
+              <w:rPr>
+                <w:rFonts w:ascii="Verdana" w:hAnsi="Verdana" w:cs="Verdana"/>
+                <w:sz w:val="20"/>
+                <w:lang w:val="en-GB" w:eastAsia="ar-SA"/>
+              </w:rPr>
+              <w:t>FastAPI</w:t>
+            </w:r>
+            <w:proofErr w:type="spellEnd"/>
+            <w:r>
+              <w:rPr>
+                <w:rFonts w:ascii="Verdana" w:hAnsi="Verdana" w:cs="Verdana"/>
+                <w:sz w:val="20"/>
+                <w:lang w:val="en-GB" w:eastAsia="ar-SA"/>
+              </w:rPr>
+              <w:t xml:space="preserve"> REST APIs, backend services and data models using Python, </w:t>
+            </w:r>
+            <w:proofErr w:type="spellStart"/>
+            <w:r>
+              <w:rPr>
+                <w:rFonts w:ascii="Verdana" w:hAnsi="Verdana" w:cs="Verdana"/>
+                <w:sz w:val="20"/>
+                <w:lang w:val="en-GB" w:eastAsia="ar-SA"/>
+              </w:rPr>
+              <w:t>SQLAlchemy</w:t>
+            </w:r>
+            <w:proofErr w:type="spellEnd"/>
+            <w:r>
+              <w:rPr>
+                <w:rFonts w:ascii="Verdana" w:hAnsi="Verdana" w:cs="Verdana"/>
+                <w:sz w:val="20"/>
+                <w:lang w:val="en-GB" w:eastAsia="ar-SA"/>
+              </w:rPr>
+              <w:t xml:space="preserve"> and SQL Server, with Dash/</w:t>
+            </w:r>
+            <w:proofErr w:type="spellStart"/>
+            <w:r>
+              <w:rPr>
+                <w:rFonts w:ascii="Verdana" w:hAnsi="Verdana" w:cs="Verdana"/>
+                <w:sz w:val="20"/>
+                <w:lang w:val="en-GB" w:eastAsia="ar-SA"/>
+              </w:rPr>
+              <w:t>Plotly</w:t>
+            </w:r>
+            <w:proofErr w:type="spellEnd"/>
+            <w:r>
+              <w:rPr>
+                <w:rFonts w:ascii="Verdana" w:hAnsi="Verdana" w:cs="Verdana"/>
+                <w:sz w:val="20"/>
+                <w:lang w:val="en-GB" w:eastAsia="ar-SA"/>
+              </w:rPr>
+              <w:t xml:space="preserve"> interfaces. Developed strongly typed </w:t>
+            </w:r>
+            <w:proofErr w:type="spellStart"/>
+            <w:r>
+              <w:rPr>
+                <w:rFonts w:ascii="Verdana" w:hAnsi="Verdana" w:cs="Verdana"/>
+                <w:sz w:val="20"/>
+                <w:lang w:val="en-GB" w:eastAsia="ar-SA"/>
+              </w:rPr>
+              <w:t>FastAPI</w:t>
+            </w:r>
+            <w:proofErr w:type="spellEnd"/>
+            <w:r>
+              <w:rPr>
+                <w:rFonts w:ascii="Verdana" w:hAnsi="Verdana" w:cs="Verdana"/>
+                <w:sz w:val="20"/>
+                <w:lang w:val="en-GB" w:eastAsia="ar-SA"/>
+              </w:rPr>
+              <w:t xml:space="preserve"> services using </w:t>
+            </w:r>
+            <w:proofErr w:type="spellStart"/>
+            <w:r>
+              <w:rPr>
+                <w:rFonts w:ascii="Verdana" w:hAnsi="Verdana" w:cs="Verdana"/>
+                <w:sz w:val="20"/>
+                <w:lang w:val="en-GB" w:eastAsia="ar-SA"/>
+              </w:rPr>
+              <w:t>Pydantic</w:t>
+            </w:r>
+            <w:proofErr w:type="spellEnd"/>
+            <w:r>
+              <w:rPr>
+                <w:rFonts w:ascii="Verdana" w:hAnsi="Verdana" w:cs="Verdana"/>
+                <w:sz w:val="20"/>
+                <w:lang w:val="en-GB" w:eastAsia="ar-SA"/>
+              </w:rPr>
+              <w:t xml:space="preserve"> validation and </w:t>
+            </w:r>
+            <w:proofErr w:type="spellStart"/>
+            <w:r>
+              <w:rPr>
+                <w:rFonts w:ascii="Verdana" w:hAnsi="Verdana" w:cs="Verdana"/>
+                <w:sz w:val="20"/>
+                <w:lang w:val="en-GB" w:eastAsia="ar-SA"/>
+              </w:rPr>
+              <w:t>SQLAlchemy</w:t>
+            </w:r>
+            <w:proofErr w:type="spellEnd"/>
+            <w:r>
+              <w:rPr>
+                <w:rFonts w:ascii="Verdana" w:hAnsi="Verdana" w:cs="Verdana"/>
+                <w:sz w:val="20"/>
+                <w:lang w:val="en-GB" w:eastAsia="ar-SA"/>
+              </w:rPr>
+              <w:t xml:space="preserve">, with </w:t>
+            </w:r>
+            <w:proofErr w:type="spellStart"/>
+            <w:r>
+              <w:rPr>
+                <w:rFonts w:ascii="Verdana" w:hAnsi="Verdana" w:cs="Verdana"/>
+                <w:sz w:val="20"/>
+                <w:lang w:val="en-GB" w:eastAsia="ar-SA"/>
+              </w:rPr>
+              <w:t>Pytest</w:t>
+            </w:r>
+            <w:proofErr w:type="spellEnd"/>
+            <w:r>
+              <w:rPr>
+                <w:rFonts w:ascii="Verdana" w:hAnsi="Verdana" w:cs="Verdana"/>
+                <w:sz w:val="20"/>
+                <w:lang w:val="en-GB" w:eastAsia="ar-SA"/>
+              </w:rPr>
+              <w:t xml:space="preserve"> automated testing. Worked directly with investment stakeholders to translate complex business rules into maintainable software, validate calculation outputs and improve the reliability, consistency and scalability of fund analytics.</w:t>
             </w:r>
           </w:p>
           <w:p>
@@ -4253,7 +4416,7 @@
                 <w:lang w:val="en-GB"/>
               </w:rPr>
             </w:pPr>
-            <w:hyperlink r:id="rId19" w:history="1">
+            <w:hyperlink r:id="rId18" w:history="1">
               <w:r>
                 <w:rPr>
                   <w:rStyle w:val="Hyperlink"/>
@@ -4446,7 +4609,25 @@
                 <w:sz w:val="20"/>
                 <w:lang w:val="en-GB" w:eastAsia="ar-SA"/>
               </w:rPr>
-              <w:t>Designed and developed Python/FastAPI microservices and REST APIs integrating external data providers, deploying services through Docker/Kubernetes and AWS Lambda/API Gateway</w:t>
+              <w:t>Designed and developed Python/</w:t>
+            </w:r>
+            <w:proofErr w:type="spellStart"/>
+            <w:r>
+              <w:rPr>
+                <w:rFonts w:ascii="Verdana" w:hAnsi="Verdana" w:cs="Verdana"/>
+                <w:sz w:val="20"/>
+                <w:lang w:val="en-GB" w:eastAsia="ar-SA"/>
+              </w:rPr>
+              <w:t>FastAPI</w:t>
+            </w:r>
+            <w:proofErr w:type="spellEnd"/>
+            <w:r>
+              <w:rPr>
+                <w:rFonts w:ascii="Verdana" w:hAnsi="Verdana" w:cs="Verdana"/>
+                <w:sz w:val="20"/>
+                <w:lang w:val="en-GB" w:eastAsia="ar-SA"/>
+              </w:rPr>
+              <w:t xml:space="preserve"> microservices and REST APIs integrating external data providers, deploying services through Docker/Kubernetes and AWS Lambda/API Gateway</w:t>
             </w:r>
             <w:r>
               <w:rPr>
@@ -5293,7 +5474,7 @@
                 <w:lang w:val="en-GB"/>
               </w:rPr>
             </w:pPr>
-            <w:hyperlink r:id="rId20" w:history="1">
+            <w:hyperlink r:id="rId19" w:history="1">
               <w:r>
                 <w:rPr>
                   <w:rStyle w:val="Hyperlink"/>
@@ -6342,7 +6523,7 @@
                 <w:lang w:val="en-GB"/>
               </w:rPr>
             </w:pPr>
-            <w:hyperlink r:id="rId21" w:history="1">
+            <w:hyperlink r:id="rId20" w:history="1">
               <w:r>
                 <w:rPr>
                   <w:rStyle w:val="Hyperlink"/>
@@ -6363,7 +6544,7 @@
               </w:rPr>
               <w:t xml:space="preserve"> for ESA - </w:t>
             </w:r>
-            <w:hyperlink r:id="rId22" w:history="1">
+            <w:hyperlink r:id="rId21" w:history="1">
               <w:r>
                 <w:rPr>
                   <w:rStyle w:val="Hyperlink"/>
@@ -7231,7 +7412,7 @@
                 <w:lang w:val="en-GB"/>
               </w:rPr>
             </w:pPr>
-            <w:hyperlink r:id="rId23" w:history="1">
+            <w:hyperlink r:id="rId22" w:history="1">
               <w:r>
                 <w:rPr>
                   <w:rStyle w:val="Hyperlink"/>
@@ -8112,7 +8293,7 @@
                 <w:lang w:val="en-GB"/>
               </w:rPr>
             </w:pPr>
-            <w:hyperlink r:id="rId24" w:history="1">
+            <w:hyperlink r:id="rId23" w:history="1">
               <w:r>
                 <w:rPr>
                   <w:rStyle w:val="Hyperlink"/>
@@ -9059,7 +9240,7 @@
                 <w:lang w:val="en-GB"/>
               </w:rPr>
             </w:pPr>
-            <w:hyperlink r:id="rId25" w:history="1">
+            <w:hyperlink r:id="rId24" w:history="1">
               <w:r>
                 <w:rPr>
                   <w:rStyle w:val="Hyperlink"/>
@@ -9773,7 +9954,7 @@
                 <w:lang w:val="en-GB"/>
               </w:rPr>
             </w:pPr>
-            <w:hyperlink r:id="rId26" w:history="1">
+            <w:hyperlink r:id="rId25" w:history="1">
               <w:r>
                 <w:rPr>
                   <w:rStyle w:val="Hyperlink"/>
@@ -10727,7 +10908,7 @@
                 <w:lang w:val="en-GB"/>
               </w:rPr>
             </w:pPr>
-            <w:hyperlink r:id="rId27" w:history="1">
+            <w:hyperlink r:id="rId26" w:history="1">
               <w:r>
                 <w:rPr>
                   <w:rStyle w:val="Hyperlink"/>
@@ -11612,7 +11793,7 @@
                 <w:sz w:val="20"/>
                 <w:lang w:val="en-GB"/>
               </w:rPr>
-              <w:pict w14:anchorId="5ED7DD59">
+              <w:pict w14:anchorId="2DBA5001">
                 <v:group id="_x0000_s2260" style="position:absolute;margin-left:56.2pt;margin-top:-446.8pt;width:142.2pt;height:16.5pt;z-index:-3;mso-position-horizontal-relative:text;mso-position-vertical-relative:text" coordorigin="1342,3892" coordsize="2700,180" o:allowincell="f">
                   <v:rect id="_x0000_s2261" style="position:absolute;left:1342;top:3892;width:2700;height:180" fillcolor="#31849b" stroked="f">
                     <v:fill opacity="59638f"/>
@@ -11675,7 +11856,7 @@
               </w:rPr>
               <w:t xml:space="preserve">Client Knowledge Limited (now </w:t>
             </w:r>
-            <w:hyperlink r:id="rId28" w:history="1">
+            <w:hyperlink r:id="rId27" w:history="1">
               <w:r>
                 <w:rPr>
                   <w:rStyle w:val="Hyperlink"/>
@@ -12501,7 +12682,7 @@
               </w:rPr>
               <w:t xml:space="preserve">Barclays Global Investors (now </w:t>
             </w:r>
-            <w:hyperlink r:id="rId29" w:history="1">
+            <w:hyperlink r:id="rId28" w:history="1">
               <w:r>
                 <w:rPr>
                   <w:rStyle w:val="Hyperlink"/>
@@ -12796,7 +12977,7 @@
                 <w:lang w:val="en-GB" w:eastAsia="ar-SA"/>
               </w:rPr>
             </w:pPr>
-            <w:hyperlink r:id="rId30" w:history="1">
+            <w:hyperlink r:id="rId29" w:history="1">
               <w:r>
                 <w:rPr>
                   <w:rStyle w:val="Hyperlink"/>
@@ -13192,7 +13373,7 @@
                 <w:lang w:val="en-GB" w:eastAsia="ar-SA"/>
               </w:rPr>
             </w:pPr>
-            <w:hyperlink r:id="rId31" w:history="1">
+            <w:hyperlink r:id="rId30" w:history="1">
               <w:r>
                 <w:rPr>
                   <w:rStyle w:val="Hyperlink"/>
@@ -13489,12 +13670,12 @@
       </w:pPr>
     </w:p>
     <w:sectPr>
-      <w:headerReference w:type="even" r:id="rId32"/>
-      <w:headerReference w:type="default" r:id="rId33"/>
-      <w:footerReference w:type="even" r:id="rId34"/>
-      <w:footerReference w:type="default" r:id="rId35"/>
-      <w:headerReference w:type="first" r:id="rId36"/>
-      <w:footerReference w:type="first" r:id="rId37"/>
+      <w:headerReference w:type="even" r:id="rId31"/>
+      <w:headerReference w:type="default" r:id="rId32"/>
+      <w:footerReference w:type="even" r:id="rId33"/>
+      <w:footerReference w:type="default" r:id="rId34"/>
+      <w:headerReference w:type="first" r:id="rId35"/>
+      <w:footerReference w:type="first" r:id="rId36"/>
       <w:pgSz w:w="11906" w:h="16838"/>
       <w:pgMar w:top="284" w:right="284" w:bottom="284" w:left="284" w:header="567" w:footer="454" w:gutter="0"/>
       <w:cols w:space="708"/>
@@ -13557,7 +13738,7 @@
         <w:szCs w:val="22"/>
         <w:lang w:val="en-GB" w:eastAsia="ar-SA"/>
       </w:rPr>
-      <w:pict w14:anchorId="2D2DB60D">
+      <w:pict w14:anchorId="0A664FC1">
         <v:group id="Group 2" o:spid="_x0000_s1028" style="position:absolute;margin-left:526.8pt;margin-top:-.15pt;width:39.7pt;height:17pt;z-index:-1" coordorigin="614,660" coordsize="864,374" wrapcoords="0 -939 -408 1878 -408 19722 0 21600 21192 21600 21600 21600 22008 16904 22008 939 21192 -939 0 -939">
           <v:roundrect id="_x0000_s1029" style="position:absolute;left:859;top:415;width:374;height:864;rotation:-90;visibility:visible" arcsize="10923f" filled="f" strokecolor="#247a00" strokeweight="1pt">
             <v:shadow color="#868686"/>
@@ -17478,52 +17659,52 @@
       </w:rPr>
     </w:lvl>
   </w:abstractNum>
-  <w:num w:numId="1" w16cid:durableId="1956524851">
+  <w:num w:numId="1" w16cid:durableId="1080297052">
     <w:abstractNumId w:val="8"/>
   </w:num>
-  <w:num w:numId="2" w16cid:durableId="1551067706">
+  <w:num w:numId="2" w16cid:durableId="655035968">
     <w:abstractNumId w:val="26"/>
   </w:num>
-  <w:num w:numId="3" w16cid:durableId="123623902">
+  <w:num w:numId="3" w16cid:durableId="1443181305">
     <w:abstractNumId w:val="17"/>
   </w:num>
-  <w:num w:numId="4" w16cid:durableId="1570506348">
+  <w:num w:numId="4" w16cid:durableId="919288180">
     <w:abstractNumId w:val="23"/>
   </w:num>
-  <w:num w:numId="5" w16cid:durableId="68844497">
+  <w:num w:numId="5" w16cid:durableId="1712340352">
     <w:abstractNumId w:val="7"/>
   </w:num>
-  <w:num w:numId="6" w16cid:durableId="1690523094">
+  <w:num w:numId="6" w16cid:durableId="191265180">
     <w:abstractNumId w:val="24"/>
   </w:num>
-  <w:num w:numId="7" w16cid:durableId="1245140817">
+  <w:num w:numId="7" w16cid:durableId="978656616">
     <w:abstractNumId w:val="27"/>
   </w:num>
-  <w:num w:numId="8" w16cid:durableId="170797811">
+  <w:num w:numId="8" w16cid:durableId="1463616846">
     <w:abstractNumId w:val="19"/>
   </w:num>
-  <w:num w:numId="9" w16cid:durableId="1753234164">
+  <w:num w:numId="9" w16cid:durableId="1123772851">
     <w:abstractNumId w:val="21"/>
   </w:num>
-  <w:num w:numId="10" w16cid:durableId="1500190531">
+  <w:num w:numId="10" w16cid:durableId="1387485289">
     <w:abstractNumId w:val="0"/>
   </w:num>
-  <w:num w:numId="11" w16cid:durableId="655230999">
+  <w:num w:numId="11" w16cid:durableId="1970546573">
     <w:abstractNumId w:val="25"/>
   </w:num>
-  <w:num w:numId="12" w16cid:durableId="139999684">
+  <w:num w:numId="12" w16cid:durableId="376008263">
     <w:abstractNumId w:val="14"/>
   </w:num>
-  <w:num w:numId="13" w16cid:durableId="1474255429">
+  <w:num w:numId="13" w16cid:durableId="1786734259">
     <w:abstractNumId w:val="22"/>
   </w:num>
-  <w:num w:numId="14" w16cid:durableId="1419792871">
+  <w:num w:numId="14" w16cid:durableId="815806525">
     <w:abstractNumId w:val="3"/>
   </w:num>
-  <w:num w:numId="15" w16cid:durableId="1618871831">
+  <w:num w:numId="15" w16cid:durableId="776485978">
     <w:abstractNumId w:val="9"/>
   </w:num>
-  <w:num w:numId="16" w16cid:durableId="1330908395">
+  <w:num w:numId="16" w16cid:durableId="2006938272">
     <w:abstractNumId w:val="10"/>
     <w:lvlOverride w:ilvl="0"/>
     <w:lvlOverride w:ilvl="1"/>
@@ -17535,7 +17716,7 @@
     <w:lvlOverride w:ilvl="7"/>
     <w:lvlOverride w:ilvl="8"/>
   </w:num>
-  <w:num w:numId="17" w16cid:durableId="1162575482">
+  <w:num w:numId="17" w16cid:durableId="853494845">
     <w:abstractNumId w:val="16"/>
     <w:lvlOverride w:ilvl="0"/>
     <w:lvlOverride w:ilvl="1"/>
@@ -17547,37 +17728,37 @@
     <w:lvlOverride w:ilvl="7"/>
     <w:lvlOverride w:ilvl="8"/>
   </w:num>
-  <w:num w:numId="18" w16cid:durableId="1390608995">
+  <w:num w:numId="18" w16cid:durableId="41441776">
     <w:abstractNumId w:val="4"/>
   </w:num>
-  <w:num w:numId="19" w16cid:durableId="1037394782">
+  <w:num w:numId="19" w16cid:durableId="592857367">
     <w:abstractNumId w:val="15"/>
   </w:num>
-  <w:num w:numId="20" w16cid:durableId="1177427579">
+  <w:num w:numId="20" w16cid:durableId="790828799">
     <w:abstractNumId w:val="6"/>
   </w:num>
-  <w:num w:numId="21" w16cid:durableId="2136369926">
+  <w:num w:numId="21" w16cid:durableId="1508907205">
     <w:abstractNumId w:val="2"/>
   </w:num>
-  <w:num w:numId="22" w16cid:durableId="381054350">
+  <w:num w:numId="22" w16cid:durableId="1726560527">
     <w:abstractNumId w:val="13"/>
   </w:num>
-  <w:num w:numId="23" w16cid:durableId="576212108">
+  <w:num w:numId="23" w16cid:durableId="1074082859">
     <w:abstractNumId w:val="5"/>
   </w:num>
-  <w:num w:numId="24" w16cid:durableId="1849246755">
+  <w:num w:numId="24" w16cid:durableId="635186467">
     <w:abstractNumId w:val="12"/>
   </w:num>
-  <w:num w:numId="25" w16cid:durableId="587151098">
+  <w:num w:numId="25" w16cid:durableId="1404184322">
     <w:abstractNumId w:val="11"/>
   </w:num>
-  <w:num w:numId="26" w16cid:durableId="1491942925">
+  <w:num w:numId="26" w16cid:durableId="919682242">
     <w:abstractNumId w:val="18"/>
   </w:num>
-  <w:num w:numId="27" w16cid:durableId="1072964679">
+  <w:num w:numId="27" w16cid:durableId="593055637">
     <w:abstractNumId w:val="20"/>
   </w:num>
-  <w:num w:numId="28" w16cid:durableId="1959138714">
+  <w:num w:numId="28" w16cid:durableId="1116173148">
     <w:abstractNumId w:val="1"/>
   </w:num>
 </w:numbering>

--- a/assets/doc/abrar_mudhir_cv.docx
+++ b/assets/doc/abrar_mudhir_cv.docx
@@ -162,7 +162,7 @@
           <w:sz w:val="20"/>
           <w:lang w:val="en-GB" w:eastAsia="en-GB"/>
         </w:rPr>
-        <w:pict w14:anchorId="377FC6B4">
+        <w:pict w14:anchorId="4DCC1728">
           <v:group id="_x0000_s2107" style="position:absolute;margin-left:7.05pt;margin-top:12.05pt;width:138.75pt;height:16.5pt;z-index:-5" coordorigin="1342,3892" coordsize="2700,180" o:allowincell="f">
             <v:rect id="_x0000_s2108" style="position:absolute;left:1342;top:3892;width:2700;height:180" fillcolor="#31849b" stroked="f">
               <v:fill opacity="59638f"/>
@@ -453,7 +453,7 @@
           <w:szCs w:val="16"/>
           <w:lang w:val="en-GB"/>
         </w:rPr>
-        <w:t>5</w:t>
+        <w:t>6</w:t>
       </w:r>
       <w:r>
         <w:rPr>
@@ -625,7 +625,7 @@
           <w:sz w:val="20"/>
           <w:lang w:val="en-GB"/>
         </w:rPr>
-        <w:pict w14:anchorId="3BF6B7B7">
+        <w:pict w14:anchorId="29A1479A">
           <v:group id="_x0000_s2269" style="position:absolute;margin-left:6.8pt;margin-top:131.3pt;width:142.2pt;height:16.5pt;z-index:-1" coordorigin="1342,3892" coordsize="2700,180" o:allowincell="f">
             <v:rect id="_x0000_s2270" style="position:absolute;left:1342;top:3892;width:2700;height:180" fillcolor="#31849b" stroked="f">
               <v:fill opacity="59638f"/>
@@ -644,7 +644,7 @@
           <w:sz w:val="20"/>
           <w:lang w:val="en-GB"/>
         </w:rPr>
-        <w:pict w14:anchorId="02F2B689">
+        <w:pict w14:anchorId="2B44B244">
           <v:group id="_x0000_s2212" style="position:absolute;margin-left:6.8pt;margin-top:12.45pt;width:142.2pt;height:16.5pt;z-index:-4" coordorigin="1342,3892" coordsize="2700,180" o:allowincell="f">
             <v:rect id="_x0000_s2213" style="position:absolute;left:1342;top:3892;width:2700;height:180" fillcolor="#31849b" stroked="f">
               <v:fill opacity="59638f"/>
@@ -1836,7 +1836,7 @@
                 <w:sz w:val="20"/>
                 <w:lang w:val="en-GB" w:eastAsia="ar-SA"/>
               </w:rPr>
-              <w:pict w14:anchorId="34514B16">
+              <w:pict w14:anchorId="0577B3F2">
                 <v:group id="_x0000_s2263" style="position:absolute;margin-left:7.5pt;margin-top:11.85pt;width:142.2pt;height:16.5pt;z-index:-2;mso-position-horizontal-relative:text;mso-position-vertical-relative:text" coordorigin="1342,3892" coordsize="2700,180" o:allowincell="f">
                   <v:rect id="_x0000_s2264" style="position:absolute;left:1342;top:3892;width:2700;height:180" fillcolor="#31849b" stroked="f">
                     <v:fill opacity="59638f"/>
@@ -11793,7 +11793,7 @@
                 <w:sz w:val="20"/>
                 <w:lang w:val="en-GB"/>
               </w:rPr>
-              <w:pict w14:anchorId="2DBA5001">
+              <w:pict w14:anchorId="5C3F0B33">
                 <v:group id="_x0000_s2260" style="position:absolute;margin-left:56.2pt;margin-top:-446.8pt;width:142.2pt;height:16.5pt;z-index:-3;mso-position-horizontal-relative:text;mso-position-vertical-relative:text" coordorigin="1342,3892" coordsize="2700,180" o:allowincell="f">
                   <v:rect id="_x0000_s2261" style="position:absolute;left:1342;top:3892;width:2700;height:180" fillcolor="#31849b" stroked="f">
                     <v:fill opacity="59638f"/>
@@ -13738,7 +13738,7 @@
         <w:szCs w:val="22"/>
         <w:lang w:val="en-GB" w:eastAsia="ar-SA"/>
       </w:rPr>
-      <w:pict w14:anchorId="0A664FC1">
+      <w:pict w14:anchorId="7095FADA">
         <v:group id="Group 2" o:spid="_x0000_s1028" style="position:absolute;margin-left:526.8pt;margin-top:-.15pt;width:39.7pt;height:17pt;z-index:-1" coordorigin="614,660" coordsize="864,374" wrapcoords="0 -939 -408 1878 -408 19722 0 21600 21192 21600 21600 21600 22008 16904 22008 939 21192 -939 0 -939">
           <v:roundrect id="_x0000_s1029" style="position:absolute;left:859;top:415;width:374;height:864;rotation:-90;visibility:visible" arcsize="10923f" filled="f" strokecolor="#247a00" strokeweight="1pt">
             <v:shadow color="#868686"/>
@@ -17659,52 +17659,52 @@
       </w:rPr>
     </w:lvl>
   </w:abstractNum>
-  <w:num w:numId="1" w16cid:durableId="1080297052">
+  <w:num w:numId="1" w16cid:durableId="1425104847">
     <w:abstractNumId w:val="8"/>
   </w:num>
-  <w:num w:numId="2" w16cid:durableId="655035968">
+  <w:num w:numId="2" w16cid:durableId="1172643861">
     <w:abstractNumId w:val="26"/>
   </w:num>
-  <w:num w:numId="3" w16cid:durableId="1443181305">
+  <w:num w:numId="3" w16cid:durableId="161745747">
     <w:abstractNumId w:val="17"/>
   </w:num>
-  <w:num w:numId="4" w16cid:durableId="919288180">
+  <w:num w:numId="4" w16cid:durableId="418870756">
     <w:abstractNumId w:val="23"/>
   </w:num>
-  <w:num w:numId="5" w16cid:durableId="1712340352">
+  <w:num w:numId="5" w16cid:durableId="1866019118">
     <w:abstractNumId w:val="7"/>
   </w:num>
-  <w:num w:numId="6" w16cid:durableId="191265180">
+  <w:num w:numId="6" w16cid:durableId="2008748498">
     <w:abstractNumId w:val="24"/>
   </w:num>
-  <w:num w:numId="7" w16cid:durableId="978656616">
+  <w:num w:numId="7" w16cid:durableId="1557080718">
     <w:abstractNumId w:val="27"/>
   </w:num>
-  <w:num w:numId="8" w16cid:durableId="1463616846">
+  <w:num w:numId="8" w16cid:durableId="1384016246">
     <w:abstractNumId w:val="19"/>
   </w:num>
-  <w:num w:numId="9" w16cid:durableId="1123772851">
+  <w:num w:numId="9" w16cid:durableId="579222086">
     <w:abstractNumId w:val="21"/>
   </w:num>
-  <w:num w:numId="10" w16cid:durableId="1387485289">
+  <w:num w:numId="10" w16cid:durableId="1230505454">
     <w:abstractNumId w:val="0"/>
   </w:num>
-  <w:num w:numId="11" w16cid:durableId="1970546573">
+  <w:num w:numId="11" w16cid:durableId="601912252">
     <w:abstractNumId w:val="25"/>
   </w:num>
-  <w:num w:numId="12" w16cid:durableId="376008263">
+  <w:num w:numId="12" w16cid:durableId="1044524383">
     <w:abstractNumId w:val="14"/>
   </w:num>
-  <w:num w:numId="13" w16cid:durableId="1786734259">
+  <w:num w:numId="13" w16cid:durableId="1596867437">
     <w:abstractNumId w:val="22"/>
   </w:num>
-  <w:num w:numId="14" w16cid:durableId="815806525">
+  <w:num w:numId="14" w16cid:durableId="1556239479">
     <w:abstractNumId w:val="3"/>
   </w:num>
-  <w:num w:numId="15" w16cid:durableId="776485978">
+  <w:num w:numId="15" w16cid:durableId="644748919">
     <w:abstractNumId w:val="9"/>
   </w:num>
-  <w:num w:numId="16" w16cid:durableId="2006938272">
+  <w:num w:numId="16" w16cid:durableId="2130122027">
     <w:abstractNumId w:val="10"/>
     <w:lvlOverride w:ilvl="0"/>
     <w:lvlOverride w:ilvl="1"/>
@@ -17716,7 +17716,7 @@
     <w:lvlOverride w:ilvl="7"/>
     <w:lvlOverride w:ilvl="8"/>
   </w:num>
-  <w:num w:numId="17" w16cid:durableId="853494845">
+  <w:num w:numId="17" w16cid:durableId="1303467161">
     <w:abstractNumId w:val="16"/>
     <w:lvlOverride w:ilvl="0"/>
     <w:lvlOverride w:ilvl="1"/>
@@ -17728,37 +17728,37 @@
     <w:lvlOverride w:ilvl="7"/>
     <w:lvlOverride w:ilvl="8"/>
   </w:num>
-  <w:num w:numId="18" w16cid:durableId="41441776">
+  <w:num w:numId="18" w16cid:durableId="700201535">
     <w:abstractNumId w:val="4"/>
   </w:num>
-  <w:num w:numId="19" w16cid:durableId="592857367">
+  <w:num w:numId="19" w16cid:durableId="1031496143">
     <w:abstractNumId w:val="15"/>
   </w:num>
-  <w:num w:numId="20" w16cid:durableId="790828799">
+  <w:num w:numId="20" w16cid:durableId="274673647">
     <w:abstractNumId w:val="6"/>
   </w:num>
-  <w:num w:numId="21" w16cid:durableId="1508907205">
+  <w:num w:numId="21" w16cid:durableId="711879436">
     <w:abstractNumId w:val="2"/>
   </w:num>
-  <w:num w:numId="22" w16cid:durableId="1726560527">
+  <w:num w:numId="22" w16cid:durableId="130170218">
     <w:abstractNumId w:val="13"/>
   </w:num>
-  <w:num w:numId="23" w16cid:durableId="1074082859">
+  <w:num w:numId="23" w16cid:durableId="1108698869">
     <w:abstractNumId w:val="5"/>
   </w:num>
-  <w:num w:numId="24" w16cid:durableId="635186467">
+  <w:num w:numId="24" w16cid:durableId="32121661">
     <w:abstractNumId w:val="12"/>
   </w:num>
-  <w:num w:numId="25" w16cid:durableId="1404184322">
+  <w:num w:numId="25" w16cid:durableId="403725833">
     <w:abstractNumId w:val="11"/>
   </w:num>
-  <w:num w:numId="26" w16cid:durableId="919682242">
+  <w:num w:numId="26" w16cid:durableId="1522622512">
     <w:abstractNumId w:val="18"/>
   </w:num>
-  <w:num w:numId="27" w16cid:durableId="593055637">
+  <w:num w:numId="27" w16cid:durableId="1753113916">
     <w:abstractNumId w:val="20"/>
   </w:num>
-  <w:num w:numId="28" w16cid:durableId="1116173148">
+  <w:num w:numId="28" w16cid:durableId="1812088080">
     <w:abstractNumId w:val="1"/>
   </w:num>
 </w:numbering>

--- a/assets/doc/abrar_mudhir_cv.docx
+++ b/assets/doc/abrar_mudhir_cv.docx
@@ -162,7 +162,7 @@
           <w:sz w:val="20"/>
           <w:lang w:val="en-GB" w:eastAsia="en-GB"/>
         </w:rPr>
-        <w:pict w14:anchorId="4DCC1728">
+        <w:pict w14:anchorId="05110AA8">
           <v:group id="_x0000_s2107" style="position:absolute;margin-left:7.05pt;margin-top:12.05pt;width:138.75pt;height:16.5pt;z-index:-5" coordorigin="1342,3892" coordsize="2700,180" o:allowincell="f">
             <v:rect id="_x0000_s2108" style="position:absolute;left:1342;top:3892;width:2700;height:180" fillcolor="#31849b" stroked="f">
               <v:fill opacity="59638f"/>
@@ -453,7 +453,7 @@
           <w:szCs w:val="16"/>
           <w:lang w:val="en-GB"/>
         </w:rPr>
-        <w:t>6</w:t>
+        <w:t>7</w:t>
       </w:r>
       <w:r>
         <w:rPr>
@@ -625,7 +625,7 @@
           <w:sz w:val="20"/>
           <w:lang w:val="en-GB"/>
         </w:rPr>
-        <w:pict w14:anchorId="29A1479A">
+        <w:pict w14:anchorId="79D2917D">
           <v:group id="_x0000_s2269" style="position:absolute;margin-left:6.8pt;margin-top:131.3pt;width:142.2pt;height:16.5pt;z-index:-1" coordorigin="1342,3892" coordsize="2700,180" o:allowincell="f">
             <v:rect id="_x0000_s2270" style="position:absolute;left:1342;top:3892;width:2700;height:180" fillcolor="#31849b" stroked="f">
               <v:fill opacity="59638f"/>
@@ -644,7 +644,7 @@
           <w:sz w:val="20"/>
           <w:lang w:val="en-GB"/>
         </w:rPr>
-        <w:pict w14:anchorId="2B44B244">
+        <w:pict w14:anchorId="1E246D09">
           <v:group id="_x0000_s2212" style="position:absolute;margin-left:6.8pt;margin-top:12.45pt;width:142.2pt;height:16.5pt;z-index:-4" coordorigin="1342,3892" coordsize="2700,180" o:allowincell="f">
             <v:rect id="_x0000_s2213" style="position:absolute;left:1342;top:3892;width:2700;height:180" fillcolor="#31849b" stroked="f">
               <v:fill opacity="59638f"/>
@@ -1836,7 +1836,7 @@
                 <w:sz w:val="20"/>
                 <w:lang w:val="en-GB" w:eastAsia="ar-SA"/>
               </w:rPr>
-              <w:pict w14:anchorId="0577B3F2">
+              <w:pict w14:anchorId="7677B939">
                 <v:group id="_x0000_s2263" style="position:absolute;margin-left:7.5pt;margin-top:11.85pt;width:142.2pt;height:16.5pt;z-index:-2;mso-position-horizontal-relative:text;mso-position-vertical-relative:text" coordorigin="1342,3892" coordsize="2700,180" o:allowincell="f">
                   <v:rect id="_x0000_s2264" style="position:absolute;left:1342;top:3892;width:2700;height:180" fillcolor="#31849b" stroked="f">
                     <v:fill opacity="59638f"/>
@@ -11793,7 +11793,7 @@
                 <w:sz w:val="20"/>
                 <w:lang w:val="en-GB"/>
               </w:rPr>
-              <w:pict w14:anchorId="5C3F0B33">
+              <w:pict w14:anchorId="6A09C06E">
                 <v:group id="_x0000_s2260" style="position:absolute;margin-left:56.2pt;margin-top:-446.8pt;width:142.2pt;height:16.5pt;z-index:-3;mso-position-horizontal-relative:text;mso-position-vertical-relative:text" coordorigin="1342,3892" coordsize="2700,180" o:allowincell="f">
                   <v:rect id="_x0000_s2261" style="position:absolute;left:1342;top:3892;width:2700;height:180" fillcolor="#31849b" stroked="f">
                     <v:fill opacity="59638f"/>
@@ -13738,7 +13738,7 @@
         <w:szCs w:val="22"/>
         <w:lang w:val="en-GB" w:eastAsia="ar-SA"/>
       </w:rPr>
-      <w:pict w14:anchorId="7095FADA">
+      <w:pict w14:anchorId="337F16DB">
         <v:group id="Group 2" o:spid="_x0000_s1028" style="position:absolute;margin-left:526.8pt;margin-top:-.15pt;width:39.7pt;height:17pt;z-index:-1" coordorigin="614,660" coordsize="864,374" wrapcoords="0 -939 -408 1878 -408 19722 0 21600 21192 21600 21600 21600 22008 16904 22008 939 21192 -939 0 -939">
           <v:roundrect id="_x0000_s1029" style="position:absolute;left:859;top:415;width:374;height:864;rotation:-90;visibility:visible" arcsize="10923f" filled="f" strokecolor="#247a00" strokeweight="1pt">
             <v:shadow color="#868686"/>
@@ -17659,52 +17659,52 @@
       </w:rPr>
     </w:lvl>
   </w:abstractNum>
-  <w:num w:numId="1" w16cid:durableId="1425104847">
+  <w:num w:numId="1" w16cid:durableId="155806708">
     <w:abstractNumId w:val="8"/>
   </w:num>
-  <w:num w:numId="2" w16cid:durableId="1172643861">
+  <w:num w:numId="2" w16cid:durableId="912356342">
     <w:abstractNumId w:val="26"/>
   </w:num>
-  <w:num w:numId="3" w16cid:durableId="161745747">
+  <w:num w:numId="3" w16cid:durableId="104926506">
     <w:abstractNumId w:val="17"/>
   </w:num>
-  <w:num w:numId="4" w16cid:durableId="418870756">
+  <w:num w:numId="4" w16cid:durableId="684138678">
     <w:abstractNumId w:val="23"/>
   </w:num>
-  <w:num w:numId="5" w16cid:durableId="1866019118">
+  <w:num w:numId="5" w16cid:durableId="324670372">
     <w:abstractNumId w:val="7"/>
   </w:num>
-  <w:num w:numId="6" w16cid:durableId="2008748498">
+  <w:num w:numId="6" w16cid:durableId="710110501">
     <w:abstractNumId w:val="24"/>
   </w:num>
-  <w:num w:numId="7" w16cid:durableId="1557080718">
+  <w:num w:numId="7" w16cid:durableId="1694266438">
     <w:abstractNumId w:val="27"/>
   </w:num>
-  <w:num w:numId="8" w16cid:durableId="1384016246">
+  <w:num w:numId="8" w16cid:durableId="1934892642">
     <w:abstractNumId w:val="19"/>
   </w:num>
-  <w:num w:numId="9" w16cid:durableId="579222086">
+  <w:num w:numId="9" w16cid:durableId="1354726560">
     <w:abstractNumId w:val="21"/>
   </w:num>
-  <w:num w:numId="10" w16cid:durableId="1230505454">
+  <w:num w:numId="10" w16cid:durableId="1571648638">
     <w:abstractNumId w:val="0"/>
   </w:num>
-  <w:num w:numId="11" w16cid:durableId="601912252">
+  <w:num w:numId="11" w16cid:durableId="1545749219">
     <w:abstractNumId w:val="25"/>
   </w:num>
-  <w:num w:numId="12" w16cid:durableId="1044524383">
+  <w:num w:numId="12" w16cid:durableId="1138837285">
     <w:abstractNumId w:val="14"/>
   </w:num>
-  <w:num w:numId="13" w16cid:durableId="1596867437">
+  <w:num w:numId="13" w16cid:durableId="720520287">
     <w:abstractNumId w:val="22"/>
   </w:num>
-  <w:num w:numId="14" w16cid:durableId="1556239479">
+  <w:num w:numId="14" w16cid:durableId="1130784853">
     <w:abstractNumId w:val="3"/>
   </w:num>
-  <w:num w:numId="15" w16cid:durableId="644748919">
+  <w:num w:numId="15" w16cid:durableId="1388990674">
     <w:abstractNumId w:val="9"/>
   </w:num>
-  <w:num w:numId="16" w16cid:durableId="2130122027">
+  <w:num w:numId="16" w16cid:durableId="1430616543">
     <w:abstractNumId w:val="10"/>
     <w:lvlOverride w:ilvl="0"/>
     <w:lvlOverride w:ilvl="1"/>
@@ -17716,7 +17716,7 @@
     <w:lvlOverride w:ilvl="7"/>
     <w:lvlOverride w:ilvl="8"/>
   </w:num>
-  <w:num w:numId="17" w16cid:durableId="1303467161">
+  <w:num w:numId="17" w16cid:durableId="1089733486">
     <w:abstractNumId w:val="16"/>
     <w:lvlOverride w:ilvl="0"/>
     <w:lvlOverride w:ilvl="1"/>
@@ -17728,37 +17728,37 @@
     <w:lvlOverride w:ilvl="7"/>
     <w:lvlOverride w:ilvl="8"/>
   </w:num>
-  <w:num w:numId="18" w16cid:durableId="700201535">
+  <w:num w:numId="18" w16cid:durableId="1036849360">
     <w:abstractNumId w:val="4"/>
   </w:num>
-  <w:num w:numId="19" w16cid:durableId="1031496143">
+  <w:num w:numId="19" w16cid:durableId="605886541">
     <w:abstractNumId w:val="15"/>
   </w:num>
-  <w:num w:numId="20" w16cid:durableId="274673647">
+  <w:num w:numId="20" w16cid:durableId="2008484497">
     <w:abstractNumId w:val="6"/>
   </w:num>
-  <w:num w:numId="21" w16cid:durableId="711879436">
+  <w:num w:numId="21" w16cid:durableId="35550015">
     <w:abstractNumId w:val="2"/>
   </w:num>
-  <w:num w:numId="22" w16cid:durableId="130170218">
+  <w:num w:numId="22" w16cid:durableId="85196979">
     <w:abstractNumId w:val="13"/>
   </w:num>
-  <w:num w:numId="23" w16cid:durableId="1108698869">
+  <w:num w:numId="23" w16cid:durableId="255864764">
     <w:abstractNumId w:val="5"/>
   </w:num>
-  <w:num w:numId="24" w16cid:durableId="32121661">
+  <w:num w:numId="24" w16cid:durableId="2073186964">
     <w:abstractNumId w:val="12"/>
   </w:num>
-  <w:num w:numId="25" w16cid:durableId="403725833">
+  <w:num w:numId="25" w16cid:durableId="1077290088">
     <w:abstractNumId w:val="11"/>
   </w:num>
-  <w:num w:numId="26" w16cid:durableId="1522622512">
+  <w:num w:numId="26" w16cid:durableId="1851992807">
     <w:abstractNumId w:val="18"/>
   </w:num>
-  <w:num w:numId="27" w16cid:durableId="1753113916">
+  <w:num w:numId="27" w16cid:durableId="347021960">
     <w:abstractNumId w:val="20"/>
   </w:num>
-  <w:num w:numId="28" w16cid:durableId="1812088080">
+  <w:num w:numId="28" w16cid:durableId="2055348607">
     <w:abstractNumId w:val="1"/>
   </w:num>
 </w:numbering>

--- a/assets/doc/abrar_mudhir_cv.docx
+++ b/assets/doc/abrar_mudhir_cv.docx
@@ -162,7 +162,7 @@
           <w:sz w:val="20"/>
           <w:lang w:val="en-GB" w:eastAsia="en-GB"/>
         </w:rPr>
-        <w:pict w14:anchorId="05110AA8">
+        <w:pict w14:anchorId="0AC47328">
           <v:group id="_x0000_s2107" style="position:absolute;margin-left:7.05pt;margin-top:12.05pt;width:138.75pt;height:16.5pt;z-index:-5" coordorigin="1342,3892" coordsize="2700,180" o:allowincell="f">
             <v:rect id="_x0000_s2108" style="position:absolute;left:1342;top:3892;width:2700;height:180" fillcolor="#31849b" stroked="f">
               <v:fill opacity="59638f"/>
@@ -453,7 +453,7 @@
           <w:szCs w:val="16"/>
           <w:lang w:val="en-GB"/>
         </w:rPr>
-        <w:t>7</w:t>
+        <w:t>8</w:t>
       </w:r>
       <w:r>
         <w:rPr>
@@ -625,7 +625,7 @@
           <w:sz w:val="20"/>
           <w:lang w:val="en-GB"/>
         </w:rPr>
-        <w:pict w14:anchorId="79D2917D">
+        <w:pict w14:anchorId="2D828599">
           <v:group id="_x0000_s2269" style="position:absolute;margin-left:6.8pt;margin-top:131.3pt;width:142.2pt;height:16.5pt;z-index:-1" coordorigin="1342,3892" coordsize="2700,180" o:allowincell="f">
             <v:rect id="_x0000_s2270" style="position:absolute;left:1342;top:3892;width:2700;height:180" fillcolor="#31849b" stroked="f">
               <v:fill opacity="59638f"/>
@@ -644,7 +644,7 @@
           <w:sz w:val="20"/>
           <w:lang w:val="en-GB"/>
         </w:rPr>
-        <w:pict w14:anchorId="1E246D09">
+        <w:pict w14:anchorId="034BFDAD">
           <v:group id="_x0000_s2212" style="position:absolute;margin-left:6.8pt;margin-top:12.45pt;width:142.2pt;height:16.5pt;z-index:-4" coordorigin="1342,3892" coordsize="2700,180" o:allowincell="f">
             <v:rect id="_x0000_s2213" style="position:absolute;left:1342;top:3892;width:2700;height:180" fillcolor="#31849b" stroked="f">
               <v:fill opacity="59638f"/>
@@ -1836,7 +1836,7 @@
                 <w:sz w:val="20"/>
                 <w:lang w:val="en-GB" w:eastAsia="ar-SA"/>
               </w:rPr>
-              <w:pict w14:anchorId="7677B939">
+              <w:pict w14:anchorId="154F8714">
                 <v:group id="_x0000_s2263" style="position:absolute;margin-left:7.5pt;margin-top:11.85pt;width:142.2pt;height:16.5pt;z-index:-2;mso-position-horizontal-relative:text;mso-position-vertical-relative:text" coordorigin="1342,3892" coordsize="2700,180" o:allowincell="f">
                   <v:rect id="_x0000_s2264" style="position:absolute;left:1342;top:3892;width:2700;height:180" fillcolor="#31849b" stroked="f">
                     <v:fill opacity="59638f"/>
@@ -11793,7 +11793,7 @@
                 <w:sz w:val="20"/>
                 <w:lang w:val="en-GB"/>
               </w:rPr>
-              <w:pict w14:anchorId="6A09C06E">
+              <w:pict w14:anchorId="26FDCAB5">
                 <v:group id="_x0000_s2260" style="position:absolute;margin-left:56.2pt;margin-top:-446.8pt;width:142.2pt;height:16.5pt;z-index:-3;mso-position-horizontal-relative:text;mso-position-vertical-relative:text" coordorigin="1342,3892" coordsize="2700,180" o:allowincell="f">
                   <v:rect id="_x0000_s2261" style="position:absolute;left:1342;top:3892;width:2700;height:180" fillcolor="#31849b" stroked="f">
                     <v:fill opacity="59638f"/>
@@ -13738,7 +13738,7 @@
         <w:szCs w:val="22"/>
         <w:lang w:val="en-GB" w:eastAsia="ar-SA"/>
       </w:rPr>
-      <w:pict w14:anchorId="337F16DB">
+      <w:pict w14:anchorId="64238C2B">
         <v:group id="Group 2" o:spid="_x0000_s1028" style="position:absolute;margin-left:526.8pt;margin-top:-.15pt;width:39.7pt;height:17pt;z-index:-1" coordorigin="614,660" coordsize="864,374" wrapcoords="0 -939 -408 1878 -408 19722 0 21600 21192 21600 21600 21600 22008 16904 22008 939 21192 -939 0 -939">
           <v:roundrect id="_x0000_s1029" style="position:absolute;left:859;top:415;width:374;height:864;rotation:-90;visibility:visible" arcsize="10923f" filled="f" strokecolor="#247a00" strokeweight="1pt">
             <v:shadow color="#868686"/>
@@ -17659,52 +17659,52 @@
       </w:rPr>
     </w:lvl>
   </w:abstractNum>
-  <w:num w:numId="1" w16cid:durableId="155806708">
+  <w:num w:numId="1" w16cid:durableId="748766841">
     <w:abstractNumId w:val="8"/>
   </w:num>
-  <w:num w:numId="2" w16cid:durableId="912356342">
+  <w:num w:numId="2" w16cid:durableId="1617172534">
     <w:abstractNumId w:val="26"/>
   </w:num>
-  <w:num w:numId="3" w16cid:durableId="104926506">
+  <w:num w:numId="3" w16cid:durableId="242958775">
     <w:abstractNumId w:val="17"/>
   </w:num>
-  <w:num w:numId="4" w16cid:durableId="684138678">
+  <w:num w:numId="4" w16cid:durableId="1358695798">
     <w:abstractNumId w:val="23"/>
   </w:num>
-  <w:num w:numId="5" w16cid:durableId="324670372">
+  <w:num w:numId="5" w16cid:durableId="143935878">
     <w:abstractNumId w:val="7"/>
   </w:num>
-  <w:num w:numId="6" w16cid:durableId="710110501">
+  <w:num w:numId="6" w16cid:durableId="1550068481">
     <w:abstractNumId w:val="24"/>
   </w:num>
-  <w:num w:numId="7" w16cid:durableId="1694266438">
+  <w:num w:numId="7" w16cid:durableId="145585868">
     <w:abstractNumId w:val="27"/>
   </w:num>
-  <w:num w:numId="8" w16cid:durableId="1934892642">
+  <w:num w:numId="8" w16cid:durableId="1132400903">
     <w:abstractNumId w:val="19"/>
   </w:num>
-  <w:num w:numId="9" w16cid:durableId="1354726560">
+  <w:num w:numId="9" w16cid:durableId="2082748860">
     <w:abstractNumId w:val="21"/>
   </w:num>
-  <w:num w:numId="10" w16cid:durableId="1571648638">
+  <w:num w:numId="10" w16cid:durableId="234364362">
     <w:abstractNumId w:val="0"/>
   </w:num>
-  <w:num w:numId="11" w16cid:durableId="1545749219">
+  <w:num w:numId="11" w16cid:durableId="87503282">
     <w:abstractNumId w:val="25"/>
   </w:num>
-  <w:num w:numId="12" w16cid:durableId="1138837285">
+  <w:num w:numId="12" w16cid:durableId="1145047706">
     <w:abstractNumId w:val="14"/>
   </w:num>
-  <w:num w:numId="13" w16cid:durableId="720520287">
+  <w:num w:numId="13" w16cid:durableId="1579361550">
     <w:abstractNumId w:val="22"/>
   </w:num>
-  <w:num w:numId="14" w16cid:durableId="1130784853">
+  <w:num w:numId="14" w16cid:durableId="904220440">
     <w:abstractNumId w:val="3"/>
   </w:num>
-  <w:num w:numId="15" w16cid:durableId="1388990674">
+  <w:num w:numId="15" w16cid:durableId="265233205">
     <w:abstractNumId w:val="9"/>
   </w:num>
-  <w:num w:numId="16" w16cid:durableId="1430616543">
+  <w:num w:numId="16" w16cid:durableId="1668481444">
     <w:abstractNumId w:val="10"/>
     <w:lvlOverride w:ilvl="0"/>
     <w:lvlOverride w:ilvl="1"/>
@@ -17716,7 +17716,7 @@
     <w:lvlOverride w:ilvl="7"/>
     <w:lvlOverride w:ilvl="8"/>
   </w:num>
-  <w:num w:numId="17" w16cid:durableId="1089733486">
+  <w:num w:numId="17" w16cid:durableId="237788426">
     <w:abstractNumId w:val="16"/>
     <w:lvlOverride w:ilvl="0"/>
     <w:lvlOverride w:ilvl="1"/>
@@ -17728,37 +17728,37 @@
     <w:lvlOverride w:ilvl="7"/>
     <w:lvlOverride w:ilvl="8"/>
   </w:num>
-  <w:num w:numId="18" w16cid:durableId="1036849360">
+  <w:num w:numId="18" w16cid:durableId="65423055">
     <w:abstractNumId w:val="4"/>
   </w:num>
-  <w:num w:numId="19" w16cid:durableId="605886541">
+  <w:num w:numId="19" w16cid:durableId="772021025">
     <w:abstractNumId w:val="15"/>
   </w:num>
-  <w:num w:numId="20" w16cid:durableId="2008484497">
+  <w:num w:numId="20" w16cid:durableId="1789467695">
     <w:abstractNumId w:val="6"/>
   </w:num>
-  <w:num w:numId="21" w16cid:durableId="35550015">
+  <w:num w:numId="21" w16cid:durableId="1856920874">
     <w:abstractNumId w:val="2"/>
   </w:num>
-  <w:num w:numId="22" w16cid:durableId="85196979">
+  <w:num w:numId="22" w16cid:durableId="1615408430">
     <w:abstractNumId w:val="13"/>
   </w:num>
-  <w:num w:numId="23" w16cid:durableId="255864764">
+  <w:num w:numId="23" w16cid:durableId="70007031">
     <w:abstractNumId w:val="5"/>
   </w:num>
-  <w:num w:numId="24" w16cid:durableId="2073186964">
+  <w:num w:numId="24" w16cid:durableId="212277249">
     <w:abstractNumId w:val="12"/>
   </w:num>
-  <w:num w:numId="25" w16cid:durableId="1077290088">
+  <w:num w:numId="25" w16cid:durableId="586112692">
     <w:abstractNumId w:val="11"/>
   </w:num>
-  <w:num w:numId="26" w16cid:durableId="1851992807">
+  <w:num w:numId="26" w16cid:durableId="1715078143">
     <w:abstractNumId w:val="18"/>
   </w:num>
-  <w:num w:numId="27" w16cid:durableId="347021960">
+  <w:num w:numId="27" w16cid:durableId="1786774673">
     <w:abstractNumId w:val="20"/>
   </w:num>
-  <w:num w:numId="28" w16cid:durableId="2055348607">
+  <w:num w:numId="28" w16cid:durableId="1839080550">
     <w:abstractNumId w:val="1"/>
   </w:num>
 </w:numbering>

--- a/assets/doc/abrar_mudhir_cv.docx
+++ b/assets/doc/abrar_mudhir_cv.docx
@@ -162,7 +162,7 @@
           <w:sz w:val="20"/>
           <w:lang w:val="en-GB" w:eastAsia="en-GB"/>
         </w:rPr>
-        <w:pict w14:anchorId="0AC47328">
+        <w:pict w14:anchorId="56DB6D6D">
           <v:group id="_x0000_s2107" style="position:absolute;margin-left:7.05pt;margin-top:12.05pt;width:138.75pt;height:16.5pt;z-index:-5" coordorigin="1342,3892" coordsize="2700,180" o:allowincell="f">
             <v:rect id="_x0000_s2108" style="position:absolute;left:1342;top:3892;width:2700;height:180" fillcolor="#31849b" stroked="f">
               <v:fill opacity="59638f"/>
@@ -453,7 +453,7 @@
           <w:szCs w:val="16"/>
           <w:lang w:val="en-GB"/>
         </w:rPr>
-        <w:t>8</w:t>
+        <w:t>9</w:t>
       </w:r>
       <w:r>
         <w:rPr>
@@ -625,7 +625,7 @@
           <w:sz w:val="20"/>
           <w:lang w:val="en-GB"/>
         </w:rPr>
-        <w:pict w14:anchorId="2D828599">
+        <w:pict w14:anchorId="3B01DCB5">
           <v:group id="_x0000_s2269" style="position:absolute;margin-left:6.8pt;margin-top:131.3pt;width:142.2pt;height:16.5pt;z-index:-1" coordorigin="1342,3892" coordsize="2700,180" o:allowincell="f">
             <v:rect id="_x0000_s2270" style="position:absolute;left:1342;top:3892;width:2700;height:180" fillcolor="#31849b" stroked="f">
               <v:fill opacity="59638f"/>
@@ -644,7 +644,7 @@
           <w:sz w:val="20"/>
           <w:lang w:val="en-GB"/>
         </w:rPr>
-        <w:pict w14:anchorId="034BFDAD">
+        <w:pict w14:anchorId="517CCF57">
           <v:group id="_x0000_s2212" style="position:absolute;margin-left:6.8pt;margin-top:12.45pt;width:142.2pt;height:16.5pt;z-index:-4" coordorigin="1342,3892" coordsize="2700,180" o:allowincell="f">
             <v:rect id="_x0000_s2213" style="position:absolute;left:1342;top:3892;width:2700;height:180" fillcolor="#31849b" stroked="f">
               <v:fill opacity="59638f"/>
@@ -1836,7 +1836,7 @@
                 <w:sz w:val="20"/>
                 <w:lang w:val="en-GB" w:eastAsia="ar-SA"/>
               </w:rPr>
-              <w:pict w14:anchorId="154F8714">
+              <w:pict w14:anchorId="3C2B104D">
                 <v:group id="_x0000_s2263" style="position:absolute;margin-left:7.5pt;margin-top:11.85pt;width:142.2pt;height:16.5pt;z-index:-2;mso-position-horizontal-relative:text;mso-position-vertical-relative:text" coordorigin="1342,3892" coordsize="2700,180" o:allowincell="f">
                   <v:rect id="_x0000_s2264" style="position:absolute;left:1342;top:3892;width:2700;height:180" fillcolor="#31849b" stroked="f">
                     <v:fill opacity="59638f"/>
@@ -11793,7 +11793,7 @@
                 <w:sz w:val="20"/>
                 <w:lang w:val="en-GB"/>
               </w:rPr>
-              <w:pict w14:anchorId="26FDCAB5">
+              <w:pict w14:anchorId="5B1D2FB0">
                 <v:group id="_x0000_s2260" style="position:absolute;margin-left:56.2pt;margin-top:-446.8pt;width:142.2pt;height:16.5pt;z-index:-3;mso-position-horizontal-relative:text;mso-position-vertical-relative:text" coordorigin="1342,3892" coordsize="2700,180" o:allowincell="f">
                   <v:rect id="_x0000_s2261" style="position:absolute;left:1342;top:3892;width:2700;height:180" fillcolor="#31849b" stroked="f">
                     <v:fill opacity="59638f"/>
@@ -13738,7 +13738,7 @@
         <w:szCs w:val="22"/>
         <w:lang w:val="en-GB" w:eastAsia="ar-SA"/>
       </w:rPr>
-      <w:pict w14:anchorId="64238C2B">
+      <w:pict w14:anchorId="26BDACF3">
         <v:group id="Group 2" o:spid="_x0000_s1028" style="position:absolute;margin-left:526.8pt;margin-top:-.15pt;width:39.7pt;height:17pt;z-index:-1" coordorigin="614,660" coordsize="864,374" wrapcoords="0 -939 -408 1878 -408 19722 0 21600 21192 21600 21600 21600 22008 16904 22008 939 21192 -939 0 -939">
           <v:roundrect id="_x0000_s1029" style="position:absolute;left:859;top:415;width:374;height:864;rotation:-90;visibility:visible" arcsize="10923f" filled="f" strokecolor="#247a00" strokeweight="1pt">
             <v:shadow color="#868686"/>
@@ -17659,52 +17659,52 @@
       </w:rPr>
     </w:lvl>
   </w:abstractNum>
-  <w:num w:numId="1" w16cid:durableId="748766841">
+  <w:num w:numId="1" w16cid:durableId="1760907775">
     <w:abstractNumId w:val="8"/>
   </w:num>
-  <w:num w:numId="2" w16cid:durableId="1617172534">
+  <w:num w:numId="2" w16cid:durableId="1815370236">
     <w:abstractNumId w:val="26"/>
   </w:num>
-  <w:num w:numId="3" w16cid:durableId="242958775">
+  <w:num w:numId="3" w16cid:durableId="1376616101">
     <w:abstractNumId w:val="17"/>
   </w:num>
-  <w:num w:numId="4" w16cid:durableId="1358695798">
+  <w:num w:numId="4" w16cid:durableId="1421021008">
     <w:abstractNumId w:val="23"/>
   </w:num>
-  <w:num w:numId="5" w16cid:durableId="143935878">
+  <w:num w:numId="5" w16cid:durableId="456140451">
     <w:abstractNumId w:val="7"/>
   </w:num>
-  <w:num w:numId="6" w16cid:durableId="1550068481">
+  <w:num w:numId="6" w16cid:durableId="2100786834">
     <w:abstractNumId w:val="24"/>
   </w:num>
-  <w:num w:numId="7" w16cid:durableId="145585868">
+  <w:num w:numId="7" w16cid:durableId="313027637">
     <w:abstractNumId w:val="27"/>
   </w:num>
-  <w:num w:numId="8" w16cid:durableId="1132400903">
+  <w:num w:numId="8" w16cid:durableId="1888450094">
     <w:abstractNumId w:val="19"/>
   </w:num>
-  <w:num w:numId="9" w16cid:durableId="2082748860">
+  <w:num w:numId="9" w16cid:durableId="296646551">
     <w:abstractNumId w:val="21"/>
   </w:num>
-  <w:num w:numId="10" w16cid:durableId="234364362">
+  <w:num w:numId="10" w16cid:durableId="899482776">
     <w:abstractNumId w:val="0"/>
   </w:num>
-  <w:num w:numId="11" w16cid:durableId="87503282">
+  <w:num w:numId="11" w16cid:durableId="1658455303">
     <w:abstractNumId w:val="25"/>
   </w:num>
-  <w:num w:numId="12" w16cid:durableId="1145047706">
+  <w:num w:numId="12" w16cid:durableId="295378874">
     <w:abstractNumId w:val="14"/>
   </w:num>
-  <w:num w:numId="13" w16cid:durableId="1579361550">
+  <w:num w:numId="13" w16cid:durableId="1431856650">
     <w:abstractNumId w:val="22"/>
   </w:num>
-  <w:num w:numId="14" w16cid:durableId="904220440">
+  <w:num w:numId="14" w16cid:durableId="1749422616">
     <w:abstractNumId w:val="3"/>
   </w:num>
-  <w:num w:numId="15" w16cid:durableId="265233205">
+  <w:num w:numId="15" w16cid:durableId="1215192171">
     <w:abstractNumId w:val="9"/>
   </w:num>
-  <w:num w:numId="16" w16cid:durableId="1668481444">
+  <w:num w:numId="16" w16cid:durableId="1022391074">
     <w:abstractNumId w:val="10"/>
     <w:lvlOverride w:ilvl="0"/>
     <w:lvlOverride w:ilvl="1"/>
@@ -17716,7 +17716,7 @@
     <w:lvlOverride w:ilvl="7"/>
     <w:lvlOverride w:ilvl="8"/>
   </w:num>
-  <w:num w:numId="17" w16cid:durableId="237788426">
+  <w:num w:numId="17" w16cid:durableId="663977136">
     <w:abstractNumId w:val="16"/>
     <w:lvlOverride w:ilvl="0"/>
     <w:lvlOverride w:ilvl="1"/>
@@ -17728,37 +17728,37 @@
     <w:lvlOverride w:ilvl="7"/>
     <w:lvlOverride w:ilvl="8"/>
   </w:num>
-  <w:num w:numId="18" w16cid:durableId="65423055">
+  <w:num w:numId="18" w16cid:durableId="1213426267">
     <w:abstractNumId w:val="4"/>
   </w:num>
-  <w:num w:numId="19" w16cid:durableId="772021025">
+  <w:num w:numId="19" w16cid:durableId="1886017586">
     <w:abstractNumId w:val="15"/>
   </w:num>
-  <w:num w:numId="20" w16cid:durableId="1789467695">
+  <w:num w:numId="20" w16cid:durableId="1358002385">
     <w:abstractNumId w:val="6"/>
   </w:num>
-  <w:num w:numId="21" w16cid:durableId="1856920874">
+  <w:num w:numId="21" w16cid:durableId="1245651984">
     <w:abstractNumId w:val="2"/>
   </w:num>
-  <w:num w:numId="22" w16cid:durableId="1615408430">
+  <w:num w:numId="22" w16cid:durableId="1059861867">
     <w:abstractNumId w:val="13"/>
   </w:num>
-  <w:num w:numId="23" w16cid:durableId="70007031">
+  <w:num w:numId="23" w16cid:durableId="234703899">
     <w:abstractNumId w:val="5"/>
   </w:num>
-  <w:num w:numId="24" w16cid:durableId="212277249">
+  <w:num w:numId="24" w16cid:durableId="2062973628">
     <w:abstractNumId w:val="12"/>
   </w:num>
-  <w:num w:numId="25" w16cid:durableId="586112692">
+  <w:num w:numId="25" w16cid:durableId="1274246218">
     <w:abstractNumId w:val="11"/>
   </w:num>
-  <w:num w:numId="26" w16cid:durableId="1715078143">
+  <w:num w:numId="26" w16cid:durableId="42025070">
     <w:abstractNumId w:val="18"/>
   </w:num>
-  <w:num w:numId="27" w16cid:durableId="1786774673">
+  <w:num w:numId="27" w16cid:durableId="192882324">
     <w:abstractNumId w:val="20"/>
   </w:num>
-  <w:num w:numId="28" w16cid:durableId="1839080550">
+  <w:num w:numId="28" w16cid:durableId="1127360689">
     <w:abstractNumId w:val="1"/>
   </w:num>
 </w:numbering>

--- a/assets/doc/abrar_mudhir_cv.docx
+++ b/assets/doc/abrar_mudhir_cv.docx
@@ -162,7 +162,7 @@
           <w:sz w:val="20"/>
           <w:lang w:val="en-GB" w:eastAsia="en-GB"/>
         </w:rPr>
-        <w:pict w14:anchorId="56DB6D6D">
+        <w:pict w14:anchorId="565536BD">
           <v:group id="_x0000_s2107" style="position:absolute;margin-left:7.05pt;margin-top:12.05pt;width:138.75pt;height:16.5pt;z-index:-5" coordorigin="1342,3892" coordsize="2700,180" o:allowincell="f">
             <v:rect id="_x0000_s2108" style="position:absolute;left:1342;top:3892;width:2700;height:180" fillcolor="#31849b" stroked="f">
               <v:fill opacity="59638f"/>
@@ -441,19 +441,7 @@
           <w:szCs w:val="16"/>
           <w:lang w:val="en-GB"/>
         </w:rPr>
-        <w:t>0</w:t>
-      </w:r>
-      <w:r>
-        <w:rPr>
-          <w:rFonts w:ascii="Verdana" w:hAnsi="Verdana" w:cs="Calibri"/>
-          <w:b/>
-          <w:iCs/>
-          <w:color w:val="31849B"/>
-          <w:sz w:val="16"/>
-          <w:szCs w:val="16"/>
-          <w:lang w:val="en-GB"/>
-        </w:rPr>
-        <w:t>9</w:t>
+        <w:t>10</w:t>
       </w:r>
       <w:r>
         <w:rPr>
@@ -625,7 +613,7 @@
           <w:sz w:val="20"/>
           <w:lang w:val="en-GB"/>
         </w:rPr>
-        <w:pict w14:anchorId="3B01DCB5">
+        <w:pict w14:anchorId="1E21E507">
           <v:group id="_x0000_s2269" style="position:absolute;margin-left:6.8pt;margin-top:131.3pt;width:142.2pt;height:16.5pt;z-index:-1" coordorigin="1342,3892" coordsize="2700,180" o:allowincell="f">
             <v:rect id="_x0000_s2270" style="position:absolute;left:1342;top:3892;width:2700;height:180" fillcolor="#31849b" stroked="f">
               <v:fill opacity="59638f"/>
@@ -644,7 +632,7 @@
           <w:sz w:val="20"/>
           <w:lang w:val="en-GB"/>
         </w:rPr>
-        <w:pict w14:anchorId="517CCF57">
+        <w:pict w14:anchorId="155BF465">
           <v:group id="_x0000_s2212" style="position:absolute;margin-left:6.8pt;margin-top:12.45pt;width:142.2pt;height:16.5pt;z-index:-4" coordorigin="1342,3892" coordsize="2700,180" o:allowincell="f">
             <v:rect id="_x0000_s2213" style="position:absolute;left:1342;top:3892;width:2700;height:180" fillcolor="#31849b" stroked="f">
               <v:fill opacity="59638f"/>
@@ -1406,54 +1394,17 @@
               </w:rPr>
               <w:t xml:space="preserve"> (</w:t>
             </w:r>
-            <w:r>
-              <w:rPr>
-                <w:rFonts w:ascii="Verdana" w:hAnsi="Verdana" w:cs="Verdana"/>
-                <w:sz w:val="20"/>
-                <w:lang w:val="en-GB" w:eastAsia="ar-SA"/>
-              </w:rPr>
-              <w:fldChar w:fldCharType="begin"/>
-            </w:r>
-            <w:r>
-              <w:rPr>
-                <w:rFonts w:ascii="Verdana" w:hAnsi="Verdana" w:cs="Verdana"/>
-                <w:sz w:val="20"/>
-                <w:lang w:val="it-IT" w:eastAsia="ar-SA"/>
-              </w:rPr>
-              <w:instrText>HYPERLINK "https://learn.microsoft.com/api/credentials/share/en-gb/AbrarMudhir-6026/D34862B3E92762BE?sharingId=6CDE1921338520C9"</w:instrText>
-            </w:r>
-            <w:r>
-              <w:rPr>
-                <w:rFonts w:ascii="Verdana" w:hAnsi="Verdana" w:cs="Verdana"/>
-                <w:sz w:val="20"/>
-                <w:lang w:val="en-GB" w:eastAsia="ar-SA"/>
-              </w:rPr>
-            </w:r>
-            <w:r>
-              <w:rPr>
-                <w:rFonts w:ascii="Verdana" w:hAnsi="Verdana" w:cs="Verdana"/>
-                <w:sz w:val="20"/>
-                <w:lang w:val="en-GB" w:eastAsia="ar-SA"/>
-              </w:rPr>
-              <w:fldChar w:fldCharType="separate"/>
-            </w:r>
-            <w:r>
-              <w:rPr>
-                <w:rStyle w:val="Hyperlink"/>
-                <w:rFonts w:ascii="Verdana" w:hAnsi="Verdana" w:cs="Verdana"/>
-                <w:sz w:val="20"/>
-                <w:lang w:val="it-IT" w:eastAsia="ar-SA"/>
-              </w:rPr>
-              <w:t>AI-102</w:t>
-            </w:r>
-            <w:r>
-              <w:rPr>
-                <w:rFonts w:ascii="Verdana" w:hAnsi="Verdana" w:cs="Verdana"/>
-                <w:sz w:val="20"/>
-                <w:lang w:val="en-GB" w:eastAsia="ar-SA"/>
-              </w:rPr>
-              <w:fldChar w:fldCharType="end"/>
-            </w:r>
+            <w:hyperlink r:id="rId12" w:history="1">
+              <w:r>
+                <w:rPr>
+                  <w:rStyle w:val="Hyperlink"/>
+                  <w:rFonts w:ascii="Verdana" w:hAnsi="Verdana" w:cs="Verdana"/>
+                  <w:sz w:val="20"/>
+                  <w:lang w:val="it-IT" w:eastAsia="ar-SA"/>
+                </w:rPr>
+                <w:t>AI-102</w:t>
+              </w:r>
+            </w:hyperlink>
             <w:r>
               <w:rPr>
                 <w:rFonts w:ascii="Verdana" w:hAnsi="Verdana" w:cs="Verdana"/>
@@ -1602,7 +1553,7 @@
               </w:rPr>
               <w:t xml:space="preserve"> (</w:t>
             </w:r>
-            <w:hyperlink r:id="rId12" w:history="1">
+            <w:hyperlink r:id="rId13" w:history="1">
               <w:r>
                 <w:rPr>
                   <w:rStyle w:val="Hyperlink"/>
@@ -1674,7 +1625,7 @@
               </w:rPr>
               <w:t xml:space="preserve"> (</w:t>
             </w:r>
-            <w:hyperlink r:id="rId13" w:history="1">
+            <w:hyperlink r:id="rId14" w:history="1">
               <w:r>
                 <w:rPr>
                   <w:rStyle w:val="Hyperlink"/>
@@ -1750,7 +1701,7 @@
               </w:rPr>
               <w:t xml:space="preserve"> (</w:t>
             </w:r>
-            <w:hyperlink r:id="rId14" w:history="1">
+            <w:hyperlink r:id="rId15" w:history="1">
               <w:r>
                 <w:rPr>
                   <w:rStyle w:val="Hyperlink"/>
@@ -1836,7 +1787,7 @@
                 <w:sz w:val="20"/>
                 <w:lang w:val="en-GB" w:eastAsia="ar-SA"/>
               </w:rPr>
-              <w:pict w14:anchorId="3C2B104D">
+              <w:pict w14:anchorId="03BB78AC">
                 <v:group id="_x0000_s2263" style="position:absolute;margin-left:7.5pt;margin-top:11.85pt;width:142.2pt;height:16.5pt;z-index:-2;mso-position-horizontal-relative:text;mso-position-vertical-relative:text" coordorigin="1342,3892" coordsize="2700,180" o:allowincell="f">
                   <v:rect id="_x0000_s2264" style="position:absolute;left:1342;top:3892;width:2700;height:180" fillcolor="#31849b" stroked="f">
                     <v:fill opacity="59638f"/>
@@ -1990,7 +1941,7 @@
                 <w:lang w:val="en-GB"/>
               </w:rPr>
             </w:pPr>
-            <w:hyperlink r:id="rId15" w:history="1">
+            <w:hyperlink r:id="rId16" w:history="1">
               <w:r>
                 <w:rPr>
                   <w:rStyle w:val="Hyperlink"/>
@@ -2856,7 +2807,7 @@
                 <w:lang w:val="en-GB"/>
               </w:rPr>
             </w:pPr>
-            <w:hyperlink r:id="rId16" w:history="1">
+            <w:hyperlink r:id="rId17" w:history="1">
               <w:r>
                 <w:rPr>
                   <w:rStyle w:val="Hyperlink"/>
@@ -3599,7 +3550,7 @@
                 <w:lang w:val="en-GB"/>
               </w:rPr>
             </w:pPr>
-            <w:hyperlink r:id="rId17" w:history="1">
+            <w:hyperlink r:id="rId18" w:history="1">
               <w:r>
                 <w:rPr>
                   <w:rStyle w:val="Hyperlink"/>
@@ -3769,133 +3720,7 @@
                 <w:sz w:val="20"/>
                 <w:lang w:val="en-GB" w:eastAsia="ar-SA"/>
               </w:rPr>
-              <w:t xml:space="preserve">Led the architecture and development of a production Python fund analytics platform, replacing approximately 20 spreadsheet-based models with a scalable, governed application. Designed reusable </w:t>
-            </w:r>
-            <w:proofErr w:type="spellStart"/>
-            <w:r>
-              <w:rPr>
-                <w:rFonts w:ascii="Verdana" w:hAnsi="Verdana" w:cs="Verdana"/>
-                <w:sz w:val="20"/>
-                <w:lang w:val="en-GB" w:eastAsia="ar-SA"/>
-              </w:rPr>
-              <w:t>FastAPI</w:t>
-            </w:r>
-            <w:proofErr w:type="spellEnd"/>
-            <w:r>
-              <w:rPr>
-                <w:rFonts w:ascii="Verdana" w:hAnsi="Verdana" w:cs="Verdana"/>
-                <w:sz w:val="20"/>
-                <w:lang w:val="en-GB" w:eastAsia="ar-SA"/>
-              </w:rPr>
-              <w:t xml:space="preserve"> REST APIs, backend services and data models using Python, </w:t>
-            </w:r>
-            <w:proofErr w:type="spellStart"/>
-            <w:r>
-              <w:rPr>
-                <w:rFonts w:ascii="Verdana" w:hAnsi="Verdana" w:cs="Verdana"/>
-                <w:sz w:val="20"/>
-                <w:lang w:val="en-GB" w:eastAsia="ar-SA"/>
-              </w:rPr>
-              <w:t>SQLAlchemy</w:t>
-            </w:r>
-            <w:proofErr w:type="spellEnd"/>
-            <w:r>
-              <w:rPr>
-                <w:rFonts w:ascii="Verdana" w:hAnsi="Verdana" w:cs="Verdana"/>
-                <w:sz w:val="20"/>
-                <w:lang w:val="en-GB" w:eastAsia="ar-SA"/>
-              </w:rPr>
-              <w:t xml:space="preserve"> and SQL Server, with Dash/</w:t>
-            </w:r>
-            <w:proofErr w:type="spellStart"/>
-            <w:r>
-              <w:rPr>
-                <w:rFonts w:ascii="Verdana" w:hAnsi="Verdana" w:cs="Verdana"/>
-                <w:sz w:val="20"/>
-                <w:lang w:val="en-GB" w:eastAsia="ar-SA"/>
-              </w:rPr>
-              <w:t>Plotly</w:t>
-            </w:r>
-            <w:proofErr w:type="spellEnd"/>
-            <w:r>
-              <w:rPr>
-                <w:rFonts w:ascii="Verdana" w:hAnsi="Verdana" w:cs="Verdana"/>
-                <w:sz w:val="20"/>
-                <w:lang w:val="en-GB" w:eastAsia="ar-SA"/>
-              </w:rPr>
-              <w:t xml:space="preserve"> interfaces. Developed strongly typed </w:t>
-            </w:r>
-            <w:proofErr w:type="spellStart"/>
-            <w:r>
-              <w:rPr>
-                <w:rFonts w:ascii="Verdana" w:hAnsi="Verdana" w:cs="Verdana"/>
-                <w:sz w:val="20"/>
-                <w:lang w:val="en-GB" w:eastAsia="ar-SA"/>
-              </w:rPr>
-              <w:t>FastAPI</w:t>
-            </w:r>
-            <w:proofErr w:type="spellEnd"/>
-            <w:r>
-              <w:rPr>
-                <w:rFonts w:ascii="Verdana" w:hAnsi="Verdana" w:cs="Verdana"/>
-                <w:sz w:val="20"/>
-                <w:lang w:val="en-GB" w:eastAsia="ar-SA"/>
-              </w:rPr>
-              <w:t xml:space="preserve"> services using </w:t>
-            </w:r>
-            <w:proofErr w:type="spellStart"/>
-            <w:r>
-              <w:rPr>
-                <w:rFonts w:ascii="Verdana" w:hAnsi="Verdana" w:cs="Verdana"/>
-                <w:sz w:val="20"/>
-                <w:lang w:val="en-GB" w:eastAsia="ar-SA"/>
-              </w:rPr>
-              <w:t>Pydantic</w:t>
-            </w:r>
-            <w:proofErr w:type="spellEnd"/>
-            <w:r>
-              <w:rPr>
-                <w:rFonts w:ascii="Verdana" w:hAnsi="Verdana" w:cs="Verdana"/>
-                <w:sz w:val="20"/>
-                <w:lang w:val="en-GB" w:eastAsia="ar-SA"/>
-              </w:rPr>
-              <w:t xml:space="preserve"> validation and </w:t>
-            </w:r>
-            <w:proofErr w:type="spellStart"/>
-            <w:r>
-              <w:rPr>
-                <w:rFonts w:ascii="Verdana" w:hAnsi="Verdana" w:cs="Verdana"/>
-                <w:sz w:val="20"/>
-                <w:lang w:val="en-GB" w:eastAsia="ar-SA"/>
-              </w:rPr>
-              <w:t>SQLAlchemy</w:t>
-            </w:r>
-            <w:proofErr w:type="spellEnd"/>
-            <w:r>
-              <w:rPr>
-                <w:rFonts w:ascii="Verdana" w:hAnsi="Verdana" w:cs="Verdana"/>
-                <w:sz w:val="20"/>
-                <w:lang w:val="en-GB" w:eastAsia="ar-SA"/>
-              </w:rPr>
-              <w:t xml:space="preserve">, with </w:t>
-            </w:r>
-            <w:proofErr w:type="spellStart"/>
-            <w:r>
-              <w:rPr>
-                <w:rFonts w:ascii="Verdana" w:hAnsi="Verdana" w:cs="Verdana"/>
-                <w:sz w:val="20"/>
-                <w:lang w:val="en-GB" w:eastAsia="ar-SA"/>
-              </w:rPr>
-              <w:t>Pytest</w:t>
-            </w:r>
-            <w:proofErr w:type="spellEnd"/>
-            <w:r>
-              <w:rPr>
-                <w:rFonts w:ascii="Verdana" w:hAnsi="Verdana" w:cs="Verdana"/>
-                <w:sz w:val="20"/>
-                <w:lang w:val="en-GB" w:eastAsia="ar-SA"/>
-              </w:rPr>
-              <w:t xml:space="preserve"> automated testing. Worked directly with investment stakeholders to translate complex business rules into maintainable software, validate calculation outputs and improve the reliability, consistency and scalability of fund analytics.</w:t>
+              <w:t>Led the architecture and development of a production Python fund analytics platform, replacing approximately 20 spreadsheet-based models with a scalable, governed application. Designed reusable FastAPI REST APIs, backend services and data models using Python, SQLAlchemy and SQL Server, with Dash/Plotly interfaces. Developed strongly typed FastAPI services using Pydantic validation and SQLAlchemy, with Pytest automated testing. Worked directly with investment stakeholders to translate complex business rules into maintainable software, validate calculation outputs and improve the reliability, consistency and scalability of fund analytics.</w:t>
             </w:r>
           </w:p>
           <w:p>
@@ -4416,7 +4241,7 @@
                 <w:lang w:val="en-GB"/>
               </w:rPr>
             </w:pPr>
-            <w:hyperlink r:id="rId18" w:history="1">
+            <w:hyperlink r:id="rId19" w:history="1">
               <w:r>
                 <w:rPr>
                   <w:rStyle w:val="Hyperlink"/>
@@ -4609,25 +4434,7 @@
                 <w:sz w:val="20"/>
                 <w:lang w:val="en-GB" w:eastAsia="ar-SA"/>
               </w:rPr>
-              <w:t>Designed and developed Python/</w:t>
-            </w:r>
-            <w:proofErr w:type="spellStart"/>
-            <w:r>
-              <w:rPr>
-                <w:rFonts w:ascii="Verdana" w:hAnsi="Verdana" w:cs="Verdana"/>
-                <w:sz w:val="20"/>
-                <w:lang w:val="en-GB" w:eastAsia="ar-SA"/>
-              </w:rPr>
-              <w:t>FastAPI</w:t>
-            </w:r>
-            <w:proofErr w:type="spellEnd"/>
-            <w:r>
-              <w:rPr>
-                <w:rFonts w:ascii="Verdana" w:hAnsi="Verdana" w:cs="Verdana"/>
-                <w:sz w:val="20"/>
-                <w:lang w:val="en-GB" w:eastAsia="ar-SA"/>
-              </w:rPr>
-              <w:t xml:space="preserve"> microservices and REST APIs integrating external data providers, deploying services through Docker/Kubernetes and AWS Lambda/API Gateway</w:t>
+              <w:t>Designed and developed Python/FastAPI microservices and REST APIs integrating external data providers, deploying services through Docker/Kubernetes and AWS Lambda/API Gateway</w:t>
             </w:r>
             <w:r>
               <w:rPr>
@@ -5474,7 +5281,7 @@
                 <w:lang w:val="en-GB"/>
               </w:rPr>
             </w:pPr>
-            <w:hyperlink r:id="rId19" w:history="1">
+            <w:hyperlink r:id="rId20" w:history="1">
               <w:r>
                 <w:rPr>
                   <w:rStyle w:val="Hyperlink"/>
@@ -6523,7 +6330,7 @@
                 <w:lang w:val="en-GB"/>
               </w:rPr>
             </w:pPr>
-            <w:hyperlink r:id="rId20" w:history="1">
+            <w:hyperlink r:id="rId21" w:history="1">
               <w:r>
                 <w:rPr>
                   <w:rStyle w:val="Hyperlink"/>
@@ -6544,7 +6351,7 @@
               </w:rPr>
               <w:t xml:space="preserve"> for ESA - </w:t>
             </w:r>
-            <w:hyperlink r:id="rId21" w:history="1">
+            <w:hyperlink r:id="rId22" w:history="1">
               <w:r>
                 <w:rPr>
                   <w:rStyle w:val="Hyperlink"/>
@@ -6806,25 +6613,7 @@
                 <w:sz w:val="20"/>
                 <w:lang w:val="en-GB" w:eastAsia="ar-SA"/>
               </w:rPr>
-              <w:t xml:space="preserve">Designed and developed Java/Spring Boot REST services and </w:t>
-            </w:r>
-            <w:proofErr w:type="gramStart"/>
-            <w:r>
-              <w:rPr>
-                <w:rFonts w:ascii="Verdana" w:hAnsi="Verdana" w:cs="Verdana"/>
-                <w:sz w:val="20"/>
-                <w:lang w:val="en-GB" w:eastAsia="ar-SA"/>
-              </w:rPr>
-              <w:t>React</w:t>
-            </w:r>
-            <w:proofErr w:type="gramEnd"/>
-            <w:r>
-              <w:rPr>
-                <w:rFonts w:ascii="Verdana" w:hAnsi="Verdana" w:cs="Verdana"/>
-                <w:sz w:val="20"/>
-                <w:lang w:val="en-GB" w:eastAsia="ar-SA"/>
-              </w:rPr>
-              <w:t>/JSF applications supporting 350+ European Space Agency R&amp;D activities, working within a secure private-cloud enterprise environment.</w:t>
+              <w:t>Designed and developed Java/Spring Boot REST services and React/JSF applications supporting 350+ European Space Agency R&amp;D activities, working within a secure private-cloud enterprise environment.</w:t>
             </w:r>
           </w:p>
           <w:p>
@@ -7412,7 +7201,7 @@
                 <w:lang w:val="en-GB"/>
               </w:rPr>
             </w:pPr>
-            <w:hyperlink r:id="rId22" w:history="1">
+            <w:hyperlink r:id="rId23" w:history="1">
               <w:r>
                 <w:rPr>
                   <w:rStyle w:val="Hyperlink"/>
@@ -8293,7 +8082,7 @@
                 <w:lang w:val="en-GB"/>
               </w:rPr>
             </w:pPr>
-            <w:hyperlink r:id="rId23" w:history="1">
+            <w:hyperlink r:id="rId24" w:history="1">
               <w:r>
                 <w:rPr>
                   <w:rStyle w:val="Hyperlink"/>
@@ -9240,7 +9029,7 @@
                 <w:lang w:val="en-GB"/>
               </w:rPr>
             </w:pPr>
-            <w:hyperlink r:id="rId24" w:history="1">
+            <w:hyperlink r:id="rId25" w:history="1">
               <w:r>
                 <w:rPr>
                   <w:rStyle w:val="Hyperlink"/>
@@ -9954,7 +9743,7 @@
                 <w:lang w:val="en-GB"/>
               </w:rPr>
             </w:pPr>
-            <w:hyperlink r:id="rId25" w:history="1">
+            <w:hyperlink r:id="rId26" w:history="1">
               <w:r>
                 <w:rPr>
                   <w:rStyle w:val="Hyperlink"/>
@@ -10908,7 +10697,7 @@
                 <w:lang w:val="en-GB"/>
               </w:rPr>
             </w:pPr>
-            <w:hyperlink r:id="rId26" w:history="1">
+            <w:hyperlink r:id="rId27" w:history="1">
               <w:r>
                 <w:rPr>
                   <w:rStyle w:val="Hyperlink"/>
@@ -11793,7 +11582,7 @@
                 <w:sz w:val="20"/>
                 <w:lang w:val="en-GB"/>
               </w:rPr>
-              <w:pict w14:anchorId="5B1D2FB0">
+              <w:pict w14:anchorId="4A1117E1">
                 <v:group id="_x0000_s2260" style="position:absolute;margin-left:56.2pt;margin-top:-446.8pt;width:142.2pt;height:16.5pt;z-index:-3;mso-position-horizontal-relative:text;mso-position-vertical-relative:text" coordorigin="1342,3892" coordsize="2700,180" o:allowincell="f">
                   <v:rect id="_x0000_s2261" style="position:absolute;left:1342;top:3892;width:2700;height:180" fillcolor="#31849b" stroked="f">
                     <v:fill opacity="59638f"/>
@@ -11856,7 +11645,7 @@
               </w:rPr>
               <w:t xml:space="preserve">Client Knowledge Limited (now </w:t>
             </w:r>
-            <w:hyperlink r:id="rId27" w:history="1">
+            <w:hyperlink r:id="rId28" w:history="1">
               <w:r>
                 <w:rPr>
                   <w:rStyle w:val="Hyperlink"/>
@@ -12682,7 +12471,7 @@
               </w:rPr>
               <w:t xml:space="preserve">Barclays Global Investors (now </w:t>
             </w:r>
-            <w:hyperlink r:id="rId28" w:history="1">
+            <w:hyperlink r:id="rId29" w:history="1">
               <w:r>
                 <w:rPr>
                   <w:rStyle w:val="Hyperlink"/>
@@ -12977,7 +12766,7 @@
                 <w:lang w:val="en-GB" w:eastAsia="ar-SA"/>
               </w:rPr>
             </w:pPr>
-            <w:hyperlink r:id="rId29" w:history="1">
+            <w:hyperlink r:id="rId30" w:history="1">
               <w:r>
                 <w:rPr>
                   <w:rStyle w:val="Hyperlink"/>
@@ -13373,7 +13162,7 @@
                 <w:lang w:val="en-GB" w:eastAsia="ar-SA"/>
               </w:rPr>
             </w:pPr>
-            <w:hyperlink r:id="rId30" w:history="1">
+            <w:hyperlink r:id="rId31" w:history="1">
               <w:r>
                 <w:rPr>
                   <w:rStyle w:val="Hyperlink"/>
@@ -13670,12 +13459,12 @@
       </w:pPr>
     </w:p>
     <w:sectPr>
-      <w:headerReference w:type="even" r:id="rId31"/>
-      <w:headerReference w:type="default" r:id="rId32"/>
-      <w:footerReference w:type="even" r:id="rId33"/>
-      <w:footerReference w:type="default" r:id="rId34"/>
-      <w:headerReference w:type="first" r:id="rId35"/>
-      <w:footerReference w:type="first" r:id="rId36"/>
+      <w:headerReference w:type="even" r:id="rId32"/>
+      <w:headerReference w:type="default" r:id="rId33"/>
+      <w:footerReference w:type="even" r:id="rId34"/>
+      <w:footerReference w:type="default" r:id="rId35"/>
+      <w:headerReference w:type="first" r:id="rId36"/>
+      <w:footerReference w:type="first" r:id="rId37"/>
       <w:pgSz w:w="11906" w:h="16838"/>
       <w:pgMar w:top="284" w:right="284" w:bottom="284" w:left="284" w:header="567" w:footer="454" w:gutter="0"/>
       <w:cols w:space="708"/>
@@ -13738,7 +13527,7 @@
         <w:szCs w:val="22"/>
         <w:lang w:val="en-GB" w:eastAsia="ar-SA"/>
       </w:rPr>
-      <w:pict w14:anchorId="26BDACF3">
+      <w:pict w14:anchorId="34B82411">
         <v:group id="Group 2" o:spid="_x0000_s1028" style="position:absolute;margin-left:526.8pt;margin-top:-.15pt;width:39.7pt;height:17pt;z-index:-1" coordorigin="614,660" coordsize="864,374" wrapcoords="0 -939 -408 1878 -408 19722 0 21600 21192 21600 21600 21600 22008 16904 22008 939 21192 -939 0 -939">
           <v:roundrect id="_x0000_s1029" style="position:absolute;left:859;top:415;width:374;height:864;rotation:-90;visibility:visible" arcsize="10923f" filled="f" strokecolor="#247a00" strokeweight="1pt">
             <v:shadow color="#868686"/>
@@ -17659,52 +17448,52 @@
       </w:rPr>
     </w:lvl>
   </w:abstractNum>
-  <w:num w:numId="1" w16cid:durableId="1760907775">
+  <w:num w:numId="1" w16cid:durableId="1598832499">
     <w:abstractNumId w:val="8"/>
   </w:num>
-  <w:num w:numId="2" w16cid:durableId="1815370236">
+  <w:num w:numId="2" w16cid:durableId="1561135849">
     <w:abstractNumId w:val="26"/>
   </w:num>
-  <w:num w:numId="3" w16cid:durableId="1376616101">
+  <w:num w:numId="3" w16cid:durableId="805858823">
     <w:abstractNumId w:val="17"/>
   </w:num>
-  <w:num w:numId="4" w16cid:durableId="1421021008">
+  <w:num w:numId="4" w16cid:durableId="1253318916">
     <w:abstractNumId w:val="23"/>
   </w:num>
-  <w:num w:numId="5" w16cid:durableId="456140451">
+  <w:num w:numId="5" w16cid:durableId="1251235189">
     <w:abstractNumId w:val="7"/>
   </w:num>
-  <w:num w:numId="6" w16cid:durableId="2100786834">
+  <w:num w:numId="6" w16cid:durableId="980814545">
     <w:abstractNumId w:val="24"/>
   </w:num>
-  <w:num w:numId="7" w16cid:durableId="313027637">
+  <w:num w:numId="7" w16cid:durableId="503857856">
     <w:abstractNumId w:val="27"/>
   </w:num>
-  <w:num w:numId="8" w16cid:durableId="1888450094">
+  <w:num w:numId="8" w16cid:durableId="235864637">
     <w:abstractNumId w:val="19"/>
   </w:num>
-  <w:num w:numId="9" w16cid:durableId="296646551">
+  <w:num w:numId="9" w16cid:durableId="162356063">
     <w:abstractNumId w:val="21"/>
   </w:num>
-  <w:num w:numId="10" w16cid:durableId="899482776">
+  <w:num w:numId="10" w16cid:durableId="66463022">
     <w:abstractNumId w:val="0"/>
   </w:num>
-  <w:num w:numId="11" w16cid:durableId="1658455303">
+  <w:num w:numId="11" w16cid:durableId="184247626">
     <w:abstractNumId w:val="25"/>
   </w:num>
-  <w:num w:numId="12" w16cid:durableId="295378874">
+  <w:num w:numId="12" w16cid:durableId="628752775">
     <w:abstractNumId w:val="14"/>
   </w:num>
-  <w:num w:numId="13" w16cid:durableId="1431856650">
+  <w:num w:numId="13" w16cid:durableId="1179585181">
     <w:abstractNumId w:val="22"/>
   </w:num>
-  <w:num w:numId="14" w16cid:durableId="1749422616">
+  <w:num w:numId="14" w16cid:durableId="1472671903">
     <w:abstractNumId w:val="3"/>
   </w:num>
-  <w:num w:numId="15" w16cid:durableId="1215192171">
+  <w:num w:numId="15" w16cid:durableId="2030372693">
     <w:abstractNumId w:val="9"/>
   </w:num>
-  <w:num w:numId="16" w16cid:durableId="1022391074">
+  <w:num w:numId="16" w16cid:durableId="20592194">
     <w:abstractNumId w:val="10"/>
     <w:lvlOverride w:ilvl="0"/>
     <w:lvlOverride w:ilvl="1"/>
@@ -17716,7 +17505,7 @@
     <w:lvlOverride w:ilvl="7"/>
     <w:lvlOverride w:ilvl="8"/>
   </w:num>
-  <w:num w:numId="17" w16cid:durableId="663977136">
+  <w:num w:numId="17" w16cid:durableId="1260597595">
     <w:abstractNumId w:val="16"/>
     <w:lvlOverride w:ilvl="0"/>
     <w:lvlOverride w:ilvl="1"/>
@@ -17728,37 +17517,37 @@
     <w:lvlOverride w:ilvl="7"/>
     <w:lvlOverride w:ilvl="8"/>
   </w:num>
-  <w:num w:numId="18" w16cid:durableId="1213426267">
+  <w:num w:numId="18" w16cid:durableId="606350078">
     <w:abstractNumId w:val="4"/>
   </w:num>
-  <w:num w:numId="19" w16cid:durableId="1886017586">
+  <w:num w:numId="19" w16cid:durableId="511115890">
     <w:abstractNumId w:val="15"/>
   </w:num>
-  <w:num w:numId="20" w16cid:durableId="1358002385">
+  <w:num w:numId="20" w16cid:durableId="1933977333">
     <w:abstractNumId w:val="6"/>
   </w:num>
-  <w:num w:numId="21" w16cid:durableId="1245651984">
+  <w:num w:numId="21" w16cid:durableId="957758278">
     <w:abstractNumId w:val="2"/>
   </w:num>
-  <w:num w:numId="22" w16cid:durableId="1059861867">
+  <w:num w:numId="22" w16cid:durableId="627315777">
     <w:abstractNumId w:val="13"/>
   </w:num>
-  <w:num w:numId="23" w16cid:durableId="234703899">
+  <w:num w:numId="23" w16cid:durableId="887911575">
     <w:abstractNumId w:val="5"/>
   </w:num>
-  <w:num w:numId="24" w16cid:durableId="2062973628">
+  <w:num w:numId="24" w16cid:durableId="337317452">
     <w:abstractNumId w:val="12"/>
   </w:num>
-  <w:num w:numId="25" w16cid:durableId="1274246218">
+  <w:num w:numId="25" w16cid:durableId="696275667">
     <w:abstractNumId w:val="11"/>
   </w:num>
-  <w:num w:numId="26" w16cid:durableId="42025070">
+  <w:num w:numId="26" w16cid:durableId="654722652">
     <w:abstractNumId w:val="18"/>
   </w:num>
-  <w:num w:numId="27" w16cid:durableId="192882324">
+  <w:num w:numId="27" w16cid:durableId="1938781213">
     <w:abstractNumId w:val="20"/>
   </w:num>
-  <w:num w:numId="28" w16cid:durableId="1127360689">
+  <w:num w:numId="28" w16cid:durableId="1317685247">
     <w:abstractNumId w:val="1"/>
   </w:num>
 </w:numbering>
